--- a/DOCUMENTACION/ENTREGABLE #1.docx
+++ b/DOCUMENTACION/ENTREGABLE #1.docx
@@ -253,6 +253,20 @@
         </w:rPr>
         <w:t>304880229</w:t>
       </w:r>
+      <w:r>
+        <w:rPr>
+          <w:sz w:val="32"/>
+          <w:szCs w:val="32"/>
+        </w:rPr>
+        <w:br/>
+      </w:r>
+      <w:r>
+        <w:rPr>
+          <w:sz w:val="32"/>
+          <w:szCs w:val="32"/>
+        </w:rPr>
+        <w:t>114310767</w:t>
+      </w:r>
     </w:p>
     <w:p>
       <w:pPr>
@@ -264,6 +278,13 @@
           <w:szCs w:val="32"/>
         </w:rPr>
       </w:pPr>
+      <w:r>
+        <w:rPr>
+          <w:sz w:val="32"/>
+          <w:szCs w:val="32"/>
+        </w:rPr>
+        <w:t>FECHA DE ENTREGA</w:t>
+      </w:r>
     </w:p>
     <w:p>
       <w:pPr>
@@ -280,7 +301,7 @@
           <w:sz w:val="32"/>
           <w:szCs w:val="32"/>
         </w:rPr>
-        <w:t>FECHA DE ENTREGA</w:t>
+        <w:t>22-05-2026</w:t>
       </w:r>
     </w:p>
     <w:p>
@@ -289,16 +310,17 @@
         <w:ind w:left="708"/>
         <w:jc w:val="center"/>
         <w:rPr>
-          <w:sz w:val="32"/>
-          <w:szCs w:val="32"/>
-        </w:rPr>
-      </w:pPr>
-      <w:r>
-        <w:rPr>
-          <w:sz w:val="32"/>
-          <w:szCs w:val="32"/>
-        </w:rPr>
-        <w:t>22-05-2026</w:t>
+          <w:b/>
+          <w:bCs/>
+        </w:rPr>
+      </w:pPr>
+      <w:r>
+        <w:rPr>
+          <w:b/>
+          <w:bCs/>
+        </w:rPr>
+        <w:lastRenderedPageBreak/>
+        <w:t>INDICE</w:t>
       </w:r>
     </w:p>
     <w:p>
@@ -311,25 +333,6 @@
           <w:bCs/>
         </w:rPr>
       </w:pPr>
-      <w:r>
-        <w:rPr>
-          <w:b/>
-          <w:bCs/>
-        </w:rPr>
-        <w:lastRenderedPageBreak/>
-        <w:t>INDICE</w:t>
-      </w:r>
-    </w:p>
-    <w:p>
-      <w:pPr>
-        <w:spacing w:line="360" w:lineRule="auto"/>
-        <w:ind w:left="708"/>
-        <w:jc w:val="center"/>
-        <w:rPr>
-          <w:b/>
-          <w:bCs/>
-        </w:rPr>
-      </w:pPr>
     </w:p>
     <w:p>
       <w:pPr>
@@ -664,9 +667,884 @@
         <w:t>Anexos</w:t>
       </w:r>
     </w:p>
+    <w:p>
+      <w:pPr>
+        <w:spacing w:line="360" w:lineRule="auto"/>
+      </w:pPr>
+    </w:p>
+    <w:p>
+      <w:pPr>
+        <w:spacing w:line="360" w:lineRule="auto"/>
+      </w:pPr>
+    </w:p>
+    <w:p>
+      <w:pPr>
+        <w:spacing w:line="360" w:lineRule="auto"/>
+      </w:pPr>
+    </w:p>
+    <w:p>
+      <w:pPr>
+        <w:pStyle w:val="Prrafodelista"/>
+        <w:numPr>
+          <w:ilvl w:val="1"/>
+          <w:numId w:val="2"/>
+        </w:numPr>
+        <w:spacing w:line="360" w:lineRule="auto"/>
+        <w:jc w:val="center"/>
+      </w:pPr>
+      <w:r>
+        <w:lastRenderedPageBreak/>
+        <w:t>INTRODUCCIÓN</w:t>
+      </w:r>
+    </w:p>
+    <w:p>
+      <w:pPr>
+        <w:spacing w:line="360" w:lineRule="auto"/>
+        <w:ind w:left="360" w:firstLine="348"/>
+        <w:jc w:val="both"/>
+      </w:pPr>
+      <w:r>
+        <w:t>El presente proyecto tiene como finalidad el desarrollo de un sistema web de facturación para una panadería,</w:t>
+      </w:r>
+      <w:r>
+        <w:t xml:space="preserve"> con el propósito de mejorar el control administrativo y operativo de la empresa mediante la automatización de procesos relacionados con ventas y gestión de clientes.</w:t>
+      </w:r>
+    </w:p>
+    <w:p>
+      <w:pPr>
+        <w:spacing w:line="360" w:lineRule="auto"/>
+        <w:ind w:left="360" w:firstLine="348"/>
+        <w:jc w:val="both"/>
+      </w:pPr>
+      <w:r>
+        <w:t>Actualmente, la empresa presenta dificultades en el manejo de facturación y el control de información, debido a que gran parte de los procesos se realizan de forma manual o mediante herramientas poco eficientes, lo que genera atrasos, errores en los registros y dificultades para llevar un control adecuado de las operaciones diarias.</w:t>
+      </w:r>
+    </w:p>
+    <w:p>
+      <w:pPr>
+        <w:spacing w:line="360" w:lineRule="auto"/>
+        <w:ind w:left="360" w:firstLine="348"/>
+        <w:jc w:val="both"/>
+      </w:pPr>
+      <w:r>
+        <w:t>Ante esta situación, se propone el desarrollo de un sistema informático que permita optimizar los procesos internos de la panadería, facilitando la generación de facturas, el control de productos, la administración de clientes y la generación de reportes administrativos.</w:t>
+      </w:r>
+    </w:p>
+    <w:p>
+      <w:pPr>
+        <w:spacing w:line="360" w:lineRule="auto"/>
+        <w:ind w:left="360" w:firstLine="348"/>
+        <w:jc w:val="both"/>
+      </w:pPr>
+      <w:r>
+        <w:t>El sistema será desarrollado utilizando el lenguaje de programación Python mediante el framework Django, junto con el motor de base de datos MYSQL, permitiendo contar con una plataforma</w:t>
+      </w:r>
+      <w:r>
+        <w:t xml:space="preserve"> moderna, segura y eficiente para el manejo de la información de la empresa.</w:t>
+      </w:r>
+    </w:p>
+    <w:p>
+      <w:pPr>
+        <w:spacing w:line="360" w:lineRule="auto"/>
+        <w:ind w:left="360" w:firstLine="348"/>
+        <w:jc w:val="both"/>
+      </w:pPr>
+      <w:r>
+        <w:t>Con la implementación de este proyecto se espera mejorar la eficiencia operativa de la panadería, reducir errores administrativos, agilizar los procesos internos y facilitar la toma de decisiones mediante el acceso rápido y ordenado a la información.</w:t>
+      </w:r>
+    </w:p>
+    <w:p>
+      <w:pPr>
+        <w:jc w:val="both"/>
+      </w:pPr>
+      <w:r>
+        <w:br w:type="page"/>
+      </w:r>
+    </w:p>
+    <w:p>
+      <w:pPr>
+        <w:pStyle w:val="Prrafodelista"/>
+        <w:numPr>
+          <w:ilvl w:val="1"/>
+          <w:numId w:val="2"/>
+        </w:numPr>
+        <w:spacing w:line="360" w:lineRule="auto"/>
+      </w:pPr>
+      <w:r>
+        <w:rPr>
+          <w:b/>
+          <w:bCs/>
+        </w:rPr>
+        <w:lastRenderedPageBreak/>
+        <w:t>OBJETIVOS DEL PROYECTO</w:t>
+      </w:r>
+      <w:r>
+        <w:rPr>
+          <w:b/>
+          <w:bCs/>
+        </w:rPr>
+        <w:br/>
+      </w:r>
+      <w:r>
+        <w:t>A continuación, se presentan los objetivos del presente proyecto profesional informático</w:t>
+      </w:r>
+    </w:p>
+    <w:p>
+      <w:pPr>
+        <w:pStyle w:val="Prrafodelista"/>
+        <w:numPr>
+          <w:ilvl w:val="2"/>
+          <w:numId w:val="2"/>
+        </w:numPr>
+        <w:spacing w:line="360" w:lineRule="auto"/>
+        <w:rPr>
+          <w:b/>
+          <w:bCs/>
+        </w:rPr>
+      </w:pPr>
+      <w:r>
+        <w:rPr>
+          <w:b/>
+          <w:bCs/>
+        </w:rPr>
+        <w:t xml:space="preserve"> OBJETIVO GENERAL</w:t>
+      </w:r>
+    </w:p>
+    <w:p>
+      <w:pPr>
+        <w:pStyle w:val="Prrafodelista"/>
+        <w:numPr>
+          <w:ilvl w:val="0"/>
+          <w:numId w:val="3"/>
+        </w:numPr>
+        <w:spacing w:line="360" w:lineRule="auto"/>
+        <w:rPr>
+          <w:b/>
+          <w:bCs/>
+        </w:rPr>
+      </w:pPr>
+      <w:r>
+        <w:t>Que el estudiante demuestre que es capaz de aplicar en forma exitosa los conocimientos adquiridos en el transcurso de los ocho cuatrimestres y 32 cursos que comprenden el Bachillerato en Ingeniería en Sistemas Computacionales.</w:t>
+      </w:r>
+    </w:p>
+    <w:p>
+      <w:pPr>
+        <w:pStyle w:val="Prrafodelista"/>
+        <w:numPr>
+          <w:ilvl w:val="2"/>
+          <w:numId w:val="2"/>
+        </w:numPr>
+        <w:spacing w:line="360" w:lineRule="auto"/>
+        <w:rPr>
+          <w:b/>
+          <w:bCs/>
+        </w:rPr>
+      </w:pPr>
+      <w:r>
+        <w:rPr>
+          <w:b/>
+          <w:bCs/>
+        </w:rPr>
+        <w:t>OBJETIVOS ESPECIFICOS</w:t>
+      </w:r>
+    </w:p>
+    <w:p>
+      <w:pPr>
+        <w:pStyle w:val="Prrafodelista"/>
+        <w:numPr>
+          <w:ilvl w:val="0"/>
+          <w:numId w:val="3"/>
+        </w:numPr>
+        <w:spacing w:line="360" w:lineRule="auto"/>
+        <w:rPr>
+          <w:b/>
+          <w:bCs/>
+        </w:rPr>
+      </w:pPr>
+      <w:r>
+        <w:t>Desarrollar un software en una empresa</w:t>
+      </w:r>
+    </w:p>
+    <w:p>
+      <w:pPr>
+        <w:pStyle w:val="Prrafodelista"/>
+        <w:numPr>
+          <w:ilvl w:val="0"/>
+          <w:numId w:val="3"/>
+        </w:numPr>
+        <w:spacing w:line="360" w:lineRule="auto"/>
+        <w:rPr>
+          <w:b/>
+          <w:bCs/>
+        </w:rPr>
+      </w:pPr>
+      <w:r>
+        <w:t>Aplicar en el desarrollo las etapas del ciclo de vida del desarrollo de un software</w:t>
+      </w:r>
+    </w:p>
+    <w:p>
+      <w:pPr>
+        <w:pStyle w:val="Prrafodelista"/>
+        <w:numPr>
+          <w:ilvl w:val="0"/>
+          <w:numId w:val="3"/>
+        </w:numPr>
+        <w:spacing w:line="360" w:lineRule="auto"/>
+        <w:rPr>
+          <w:b/>
+          <w:bCs/>
+        </w:rPr>
+      </w:pPr>
+      <w:r>
+        <w:t>Demostrar que el software ha contribuido a producir una mejora significativamente en la empresa</w:t>
+      </w:r>
+    </w:p>
+    <w:p>
+      <w:pPr>
+        <w:pStyle w:val="Prrafodelista"/>
+        <w:numPr>
+          <w:ilvl w:val="0"/>
+          <w:numId w:val="3"/>
+        </w:numPr>
+        <w:spacing w:line="360" w:lineRule="auto"/>
+        <w:rPr>
+          <w:b/>
+          <w:bCs/>
+        </w:rPr>
+      </w:pPr>
+      <w:r>
+        <w:t>Exponer en compañía del usuario el software realizado, sus bondades y el manejo eficiente del mismo por parte del usuario.</w:t>
+      </w:r>
+      <w:r>
+        <w:tab/>
+      </w:r>
+    </w:p>
+    <w:p>
+      <w:pPr>
+        <w:pStyle w:val="Prrafodelista"/>
+        <w:numPr>
+          <w:ilvl w:val="1"/>
+          <w:numId w:val="2"/>
+        </w:numPr>
+        <w:spacing w:line="360" w:lineRule="auto"/>
+        <w:rPr>
+          <w:b/>
+          <w:bCs/>
+        </w:rPr>
+      </w:pPr>
+      <w:r>
+        <w:rPr>
+          <w:b/>
+          <w:bCs/>
+        </w:rPr>
+        <w:t>JUSTIFICACIÓN DEL PROYECTO</w:t>
+      </w:r>
+    </w:p>
+    <w:p>
+      <w:pPr>
+        <w:spacing w:line="360" w:lineRule="auto"/>
+        <w:ind w:firstLine="360"/>
+        <w:jc w:val="both"/>
+      </w:pPr>
+      <w:r>
+        <w:t>La implementación de un sistema web de facturación surge como una necesidad para mejorar los procesos administrativos y operativos de la panadería, debido a que actualmente muchos de los procedimientos se realizan de manera manual o mediante herramientas poco eficientes, lo que dificulta el control adecuado de la información.</w:t>
+      </w:r>
+    </w:p>
+    <w:p>
+      <w:pPr>
+        <w:spacing w:line="360" w:lineRule="auto"/>
+        <w:ind w:firstLine="360"/>
+        <w:jc w:val="both"/>
+      </w:pPr>
+      <w:r>
+        <w:t>El desarrollo de este proyecto permitirá automatizar tareas relacionadas con la facturación, administración de productos y gestión de clientes, reduciendo errores humanos y mejorando la organización de los datos dentro de la empresa.</w:t>
+      </w:r>
+    </w:p>
+    <w:p>
+      <w:pPr>
+        <w:spacing w:line="360" w:lineRule="auto"/>
+        <w:ind w:firstLine="360"/>
+        <w:jc w:val="both"/>
+      </w:pPr>
+      <w:r>
+        <w:t>Asimismo, el sistema contribuirá a optimizar el tiempo de atención al cliente, mejorar el control de ventas y facilitar la generación de reportes administrativos que permitan a la empresa tomar decisiones de forma más rápida y eficiente.</w:t>
+      </w:r>
+    </w:p>
+    <w:p>
+      <w:pPr>
+        <w:spacing w:line="360" w:lineRule="auto"/>
+        <w:ind w:firstLine="360"/>
+        <w:jc w:val="both"/>
+      </w:pPr>
+      <w:r>
+        <w:t>Desde el punto de vista tecnológico, el proyecto permitirá implementar herramientas modernas de desarrollo web utilizando Python, Django y MySQL, brindando una solución segura, escalable y adaptable a las necesidades de la empresa.</w:t>
+      </w:r>
+    </w:p>
+    <w:p>
+      <w:pPr>
+        <w:spacing w:line="360" w:lineRule="auto"/>
+        <w:ind w:firstLine="360"/>
+        <w:jc w:val="both"/>
+      </w:pPr>
+      <w:r>
+        <w:t>Además, este proyecto representa una oportunidad para aplicar los conocimientos adquiridos durante la formación académica, desarrollando una solución informática orientada a resolver una problemática real dentro de una empresa.</w:t>
+      </w:r>
+    </w:p>
+    <w:p>
+      <w:pPr>
+        <w:pStyle w:val="Prrafodelista"/>
+        <w:numPr>
+          <w:ilvl w:val="1"/>
+          <w:numId w:val="2"/>
+        </w:numPr>
+        <w:spacing w:line="360" w:lineRule="auto"/>
+        <w:jc w:val="both"/>
+        <w:rPr>
+          <w:b/>
+          <w:bCs/>
+        </w:rPr>
+      </w:pPr>
+      <w:r>
+        <w:rPr>
+          <w:b/>
+          <w:bCs/>
+        </w:rPr>
+        <w:lastRenderedPageBreak/>
+        <w:t>DESCRIPCION DE LA EMPRESA</w:t>
+      </w:r>
+    </w:p>
+    <w:p>
+      <w:pPr>
+        <w:pStyle w:val="Prrafodelista"/>
+        <w:numPr>
+          <w:ilvl w:val="2"/>
+          <w:numId w:val="2"/>
+        </w:numPr>
+        <w:spacing w:line="360" w:lineRule="auto"/>
+        <w:jc w:val="both"/>
+        <w:rPr>
+          <w:b/>
+          <w:bCs/>
+        </w:rPr>
+      </w:pPr>
+      <w:r>
+        <w:rPr>
+          <w:b/>
+          <w:bCs/>
+        </w:rPr>
+        <w:t>RESEÑA HISTORICA DE LA EMPRESA</w:t>
+      </w:r>
+    </w:p>
+    <w:p>
+      <w:pPr>
+        <w:pStyle w:val="Prrafodelista"/>
+        <w:numPr>
+          <w:ilvl w:val="2"/>
+          <w:numId w:val="2"/>
+        </w:numPr>
+        <w:spacing w:line="360" w:lineRule="auto"/>
+        <w:jc w:val="both"/>
+        <w:rPr>
+          <w:b/>
+          <w:bCs/>
+        </w:rPr>
+      </w:pPr>
+      <w:r>
+        <w:rPr>
+          <w:b/>
+          <w:bCs/>
+        </w:rPr>
+        <w:t>MISION Y VISION</w:t>
+      </w:r>
+    </w:p>
+    <w:p>
+      <w:pPr>
+        <w:pStyle w:val="Prrafodelista"/>
+        <w:numPr>
+          <w:ilvl w:val="3"/>
+          <w:numId w:val="2"/>
+        </w:numPr>
+        <w:spacing w:line="360" w:lineRule="auto"/>
+        <w:jc w:val="both"/>
+        <w:rPr>
+          <w:b/>
+          <w:bCs/>
+        </w:rPr>
+      </w:pPr>
+      <w:r>
+        <w:rPr>
+          <w:b/>
+          <w:bCs/>
+        </w:rPr>
+        <w:t>MISION</w:t>
+      </w:r>
+    </w:p>
+    <w:p>
+      <w:pPr>
+        <w:pStyle w:val="Prrafodelista"/>
+        <w:numPr>
+          <w:ilvl w:val="3"/>
+          <w:numId w:val="2"/>
+        </w:numPr>
+        <w:spacing w:line="360" w:lineRule="auto"/>
+        <w:jc w:val="both"/>
+        <w:rPr>
+          <w:b/>
+          <w:bCs/>
+        </w:rPr>
+      </w:pPr>
+      <w:r>
+        <w:rPr>
+          <w:b/>
+          <w:bCs/>
+        </w:rPr>
+        <w:t>VISION</w:t>
+      </w:r>
+    </w:p>
+    <w:p>
+      <w:pPr>
+        <w:pStyle w:val="Prrafodelista"/>
+        <w:numPr>
+          <w:ilvl w:val="2"/>
+          <w:numId w:val="2"/>
+        </w:numPr>
+        <w:spacing w:line="360" w:lineRule="auto"/>
+        <w:jc w:val="both"/>
+        <w:rPr>
+          <w:b/>
+          <w:bCs/>
+        </w:rPr>
+      </w:pPr>
+      <w:r>
+        <w:rPr>
+          <w:b/>
+          <w:bCs/>
+        </w:rPr>
+        <w:t>OBJETIVOS ESTRATEGICOS DE LA EMPRESA</w:t>
+      </w:r>
+    </w:p>
+    <w:p>
+      <w:pPr>
+        <w:pStyle w:val="Prrafodelista"/>
+        <w:numPr>
+          <w:ilvl w:val="3"/>
+          <w:numId w:val="2"/>
+        </w:numPr>
+        <w:spacing w:line="360" w:lineRule="auto"/>
+        <w:jc w:val="both"/>
+        <w:rPr>
+          <w:b/>
+          <w:bCs/>
+        </w:rPr>
+      </w:pPr>
+      <w:r>
+        <w:rPr>
+          <w:b/>
+          <w:bCs/>
+        </w:rPr>
+        <w:t>OBJETIVO GENERAL</w:t>
+      </w:r>
+    </w:p>
+    <w:p>
+      <w:pPr>
+        <w:pStyle w:val="Prrafodelista"/>
+        <w:numPr>
+          <w:ilvl w:val="3"/>
+          <w:numId w:val="2"/>
+        </w:numPr>
+        <w:spacing w:line="360" w:lineRule="auto"/>
+        <w:jc w:val="both"/>
+        <w:rPr>
+          <w:b/>
+          <w:bCs/>
+        </w:rPr>
+      </w:pPr>
+      <w:r>
+        <w:rPr>
+          <w:b/>
+          <w:bCs/>
+        </w:rPr>
+        <w:t>OBJETIVOS ESPECIFICOS</w:t>
+      </w:r>
+    </w:p>
+    <w:p>
+      <w:pPr>
+        <w:pStyle w:val="Prrafodelista"/>
+        <w:numPr>
+          <w:ilvl w:val="2"/>
+          <w:numId w:val="2"/>
+        </w:numPr>
+        <w:spacing w:line="360" w:lineRule="auto"/>
+        <w:jc w:val="both"/>
+        <w:rPr>
+          <w:b/>
+          <w:bCs/>
+        </w:rPr>
+      </w:pPr>
+      <w:r>
+        <w:rPr>
+          <w:b/>
+          <w:bCs/>
+        </w:rPr>
+        <w:t>ACTIVIDADES DE LA EMPRESA</w:t>
+      </w:r>
+    </w:p>
+    <w:p>
+      <w:pPr>
+        <w:pStyle w:val="Prrafodelista"/>
+        <w:numPr>
+          <w:ilvl w:val="2"/>
+          <w:numId w:val="2"/>
+        </w:numPr>
+        <w:spacing w:line="360" w:lineRule="auto"/>
+        <w:jc w:val="both"/>
+        <w:rPr>
+          <w:b/>
+          <w:bCs/>
+        </w:rPr>
+      </w:pPr>
+      <w:r>
+        <w:rPr>
+          <w:b/>
+          <w:bCs/>
+        </w:rPr>
+        <w:t>ESTRUCTURA DE LA EMPRESA (ORGANIGRAMA)</w:t>
+      </w:r>
+    </w:p>
+    <w:p>
+      <w:pPr>
+        <w:pStyle w:val="Prrafodelista"/>
+        <w:numPr>
+          <w:ilvl w:val="2"/>
+          <w:numId w:val="2"/>
+        </w:numPr>
+        <w:spacing w:line="360" w:lineRule="auto"/>
+        <w:jc w:val="both"/>
+        <w:rPr>
+          <w:b/>
+          <w:bCs/>
+        </w:rPr>
+      </w:pPr>
+      <w:r>
+        <w:rPr>
+          <w:b/>
+          <w:bCs/>
+        </w:rPr>
+        <w:t>EXPECTATIVAS DE LA EMPRESA</w:t>
+      </w:r>
+    </w:p>
+    <w:p>
+      <w:pPr>
+        <w:pStyle w:val="Prrafodelista"/>
+        <w:numPr>
+          <w:ilvl w:val="2"/>
+          <w:numId w:val="2"/>
+        </w:numPr>
+        <w:spacing w:line="360" w:lineRule="auto"/>
+        <w:jc w:val="both"/>
+        <w:rPr>
+          <w:b/>
+          <w:bCs/>
+        </w:rPr>
+      </w:pPr>
+      <w:r>
+        <w:rPr>
+          <w:b/>
+          <w:bCs/>
+        </w:rPr>
+        <w:t>ASPECTOS GENERALES DE LA EMPRESA</w:t>
+      </w:r>
+    </w:p>
+    <w:p>
+      <w:pPr>
+        <w:pStyle w:val="Prrafodelista"/>
+        <w:numPr>
+          <w:ilvl w:val="2"/>
+          <w:numId w:val="2"/>
+        </w:numPr>
+        <w:spacing w:line="360" w:lineRule="auto"/>
+        <w:jc w:val="both"/>
+        <w:rPr>
+          <w:b/>
+          <w:bCs/>
+        </w:rPr>
+      </w:pPr>
+      <w:r>
+        <w:rPr>
+          <w:b/>
+          <w:bCs/>
+        </w:rPr>
+        <w:t>CUADRO RESUMEN DE LA EMPRESA</w:t>
+      </w:r>
+    </w:p>
+    <w:p>
+      <w:pPr>
+        <w:pStyle w:val="Prrafodelista"/>
+        <w:numPr>
+          <w:ilvl w:val="1"/>
+          <w:numId w:val="2"/>
+        </w:numPr>
+        <w:spacing w:line="360" w:lineRule="auto"/>
+        <w:jc w:val="both"/>
+        <w:rPr>
+          <w:b/>
+          <w:bCs/>
+        </w:rPr>
+      </w:pPr>
+      <w:r>
+        <w:rPr>
+          <w:b/>
+          <w:bCs/>
+        </w:rPr>
+        <w:t>JUSTIFICACIÓN DEL PROBLEMA</w:t>
+      </w:r>
+    </w:p>
+    <w:p>
+      <w:pPr>
+        <w:pStyle w:val="Prrafodelista"/>
+        <w:spacing w:line="360" w:lineRule="auto"/>
+        <w:ind w:left="792" w:firstLine="624"/>
+        <w:jc w:val="both"/>
+      </w:pPr>
+      <w:r>
+        <w:t>Actualmente, la panadería presenta dificultades en el manejo y control de sus procesos administrativos, especialmente en las áreas de facturación y administración de información de clientes y productos.</w:t>
+      </w:r>
+    </w:p>
+    <w:p>
+      <w:pPr>
+        <w:pStyle w:val="Prrafodelista"/>
+        <w:spacing w:line="360" w:lineRule="auto"/>
+        <w:ind w:left="792" w:firstLine="624"/>
+        <w:jc w:val="both"/>
+      </w:pPr>
+      <w:r>
+        <w:t>Muchos de los registros se realizan manualmente, lo que genera riesgos de perdida de información, errores en cálculos, atrasos en la atención al cliente. Esta situación afecta directamente la eficiencia operativa de la empresa y dificulta el acceso rápido a la información necesaria para el control diario de las actividades comerciales.</w:t>
+      </w:r>
+    </w:p>
+    <w:p>
+      <w:pPr>
+        <w:pStyle w:val="Prrafodelista"/>
+        <w:spacing w:line="360" w:lineRule="auto"/>
+        <w:ind w:left="792" w:firstLine="624"/>
+        <w:jc w:val="both"/>
+      </w:pPr>
+      <w:r>
+        <w:t xml:space="preserve">Además, la empresa enfrenta inconvenientes relacionados con el manejo de facturación electrónica, lo que provoca complicaciones en el proceso de registro de ventas y organización de documentos administrativos. </w:t>
+      </w:r>
+    </w:p>
+    <w:p>
+      <w:pPr>
+        <w:pStyle w:val="Prrafodelista"/>
+        <w:spacing w:line="360" w:lineRule="auto"/>
+        <w:ind w:left="792" w:firstLine="624"/>
+        <w:jc w:val="both"/>
+      </w:pPr>
+      <w:r>
+        <w:t>La ausencia de un sistema centralizado también limita la generación de reportes de ventas, control de productos y seguimiento de movimientos realizados dentro de la empresa, dificultando la toma de decisiones y el control adecuado de las operaciones.</w:t>
+      </w:r>
+    </w:p>
+    <w:p>
+      <w:pPr>
+        <w:pStyle w:val="Prrafodelista"/>
+        <w:spacing w:line="360" w:lineRule="auto"/>
+        <w:ind w:left="792" w:firstLine="624"/>
+        <w:jc w:val="both"/>
+      </w:pPr>
+      <w:r>
+        <w:t>Por esta razón, se considera necesario desarrollar un sistema web que permita automatizar y mejorar estos procesos, proporcionando una herramienta informática que contribuya al orden, seguridad y eficiencia de la información manejada por la panadería.</w:t>
+      </w:r>
+    </w:p>
+    <w:p>
+      <w:pPr>
+        <w:pStyle w:val="Prrafodelista"/>
+        <w:spacing w:line="360" w:lineRule="auto"/>
+        <w:ind w:left="792" w:firstLine="624"/>
+        <w:jc w:val="both"/>
+      </w:pPr>
+    </w:p>
+    <w:p>
+      <w:pPr>
+        <w:pStyle w:val="Prrafodelista"/>
+        <w:spacing w:line="360" w:lineRule="auto"/>
+        <w:ind w:left="792" w:firstLine="624"/>
+        <w:jc w:val="both"/>
+      </w:pPr>
+    </w:p>
+    <w:p>
+      <w:pPr>
+        <w:pStyle w:val="Prrafodelista"/>
+        <w:numPr>
+          <w:ilvl w:val="1"/>
+          <w:numId w:val="2"/>
+        </w:numPr>
+        <w:spacing w:line="360" w:lineRule="auto"/>
+        <w:jc w:val="both"/>
+      </w:pPr>
+      <w:r>
+        <w:rPr>
+          <w:b/>
+          <w:bCs/>
+        </w:rPr>
+        <w:lastRenderedPageBreak/>
+        <w:t>CARTA DE SOLICITUD DEL PROYECTO EN LA EMPRESA</w:t>
+      </w:r>
+    </w:p>
+    <w:p>
+      <w:pPr>
+        <w:pStyle w:val="Prrafodelista"/>
+        <w:numPr>
+          <w:ilvl w:val="1"/>
+          <w:numId w:val="2"/>
+        </w:numPr>
+        <w:spacing w:line="360" w:lineRule="auto"/>
+        <w:jc w:val="both"/>
+      </w:pPr>
+      <w:r>
+        <w:rPr>
+          <w:b/>
+          <w:bCs/>
+        </w:rPr>
+        <w:t>BIBLIOGRAFIA</w:t>
+      </w:r>
+    </w:p>
+    <w:p>
+      <w:pPr>
+        <w:pStyle w:val="Prrafodelista"/>
+        <w:spacing w:line="360" w:lineRule="auto"/>
+        <w:ind w:left="792"/>
+        <w:jc w:val="both"/>
+      </w:pPr>
+      <w:r>
+        <w:t xml:space="preserve">Pérez Aguilar, Juan; Robles Corella, Laura; otros. </w:t>
+      </w:r>
+      <w:r>
+        <w:rPr>
+          <w:b/>
+          <w:bCs/>
+          <w:u w:val="single"/>
+        </w:rPr>
+        <w:t xml:space="preserve">Formulación y evaluación de proyectos. </w:t>
+      </w:r>
+      <w:r>
+        <w:t>Editorial Limusa. Año 2016</w:t>
+      </w:r>
+    </w:p>
+    <w:p>
+      <w:pPr>
+        <w:pStyle w:val="Prrafodelista"/>
+        <w:spacing w:line="360" w:lineRule="auto"/>
+        <w:ind w:left="792"/>
+        <w:jc w:val="both"/>
+      </w:pPr>
+    </w:p>
+    <w:p>
+      <w:pPr>
+        <w:pStyle w:val="Prrafodelista"/>
+        <w:spacing w:line="360" w:lineRule="auto"/>
+        <w:ind w:left="792"/>
+        <w:jc w:val="both"/>
+      </w:pPr>
+      <w:r>
+        <w:t>Sitios Web</w:t>
+      </w:r>
+    </w:p>
+    <w:p>
+      <w:pPr>
+        <w:pStyle w:val="Prrafodelista"/>
+        <w:spacing w:line="360" w:lineRule="auto"/>
+        <w:ind w:left="792"/>
+        <w:jc w:val="both"/>
+      </w:pPr>
+      <w:r>
+        <w:t xml:space="preserve">Pérez Aguilar, Juan. Titulo, </w:t>
+      </w:r>
+      <w:hyperlink r:id="rId8" w:history="1">
+        <w:r>
+          <w:rPr>
+            <w:rStyle w:val="Hipervnculo"/>
+          </w:rPr>
+          <w:t>www.proyectosinformaticos.com</w:t>
+        </w:r>
+      </w:hyperlink>
+      <w:r>
+        <w:t xml:space="preserve"> 12-12-2018</w:t>
+      </w:r>
+    </w:p>
+    <w:p>
+      <w:pPr>
+        <w:pStyle w:val="Prrafodelista"/>
+        <w:numPr>
+          <w:ilvl w:val="1"/>
+          <w:numId w:val="2"/>
+        </w:numPr>
+        <w:spacing w:line="360" w:lineRule="auto"/>
+        <w:jc w:val="both"/>
+      </w:pPr>
+      <w:r>
+        <w:rPr>
+          <w:b/>
+          <w:bCs/>
+        </w:rPr>
+        <w:t>GLOSARIO</w:t>
+      </w:r>
+    </w:p>
+    <w:p>
+      <w:pPr>
+        <w:pStyle w:val="Prrafodelista"/>
+        <w:numPr>
+          <w:ilvl w:val="1"/>
+          <w:numId w:val="2"/>
+        </w:numPr>
+        <w:spacing w:line="360" w:lineRule="auto"/>
+        <w:jc w:val="both"/>
+      </w:pPr>
+      <w:r>
+        <w:rPr>
+          <w:b/>
+          <w:bCs/>
+        </w:rPr>
+        <w:t>ANEXOS</w:t>
+      </w:r>
+    </w:p>
+    <w:p>
+      <w:pPr>
+        <w:pStyle w:val="Prrafodelista"/>
+        <w:numPr>
+          <w:ilvl w:val="2"/>
+          <w:numId w:val="2"/>
+        </w:numPr>
+        <w:spacing w:line="360" w:lineRule="auto"/>
+        <w:jc w:val="both"/>
+      </w:pPr>
+      <w:r>
+        <w:rPr>
+          <w:b/>
+          <w:bCs/>
+        </w:rPr>
+        <w:t>CARTA SOLICITUD DEL PROYECTO EN LA EMPRESA</w:t>
+      </w:r>
+    </w:p>
+    <w:p>
+      <w:pPr>
+        <w:pStyle w:val="Prrafodelista"/>
+        <w:numPr>
+          <w:ilvl w:val="2"/>
+          <w:numId w:val="2"/>
+        </w:numPr>
+        <w:spacing w:line="360" w:lineRule="auto"/>
+        <w:jc w:val="both"/>
+      </w:pPr>
+      <w:r>
+        <w:rPr>
+          <w:b/>
+          <w:bCs/>
+        </w:rPr>
+        <w:t>CARTA APROBACIÓN DE LA EMPRESA</w:t>
+      </w:r>
+    </w:p>
     <w:sectPr>
-      <w:headerReference w:type="default" r:id="rId8"/>
-      <w:footerReference w:type="default" r:id="rId9"/>
+      <w:headerReference w:type="default" r:id="rId9"/>
+      <w:footerReference w:type="default" r:id="rId10"/>
       <w:pgSz w:w="12240" w:h="15840" w:code="1"/>
       <w:pgMar w:top="1418" w:right="1134" w:bottom="1418" w:left="1134" w:header="709" w:footer="709" w:gutter="0"/>
       <w:cols w:space="708"/>
@@ -711,6 +1589,7 @@
         <w:docPartUnique/>
       </w:docPartObj>
     </w:sdtPr>
+    <w:sdtEndPr/>
     <w:sdtContent>
       <w:p>
         <w:pPr>
@@ -742,6 +1621,9 @@
     <w:pPr>
       <w:pStyle w:val="Piedepgina"/>
     </w:pPr>
+    <w:r>
+      <w:t>SIGEPAN desarrollado por Y&amp;C SYSTEMS</w:t>
+    </w:r>
   </w:p>
 </w:ftr>
 </file>
@@ -779,6 +1661,9 @@
     </w:pPr>
     <w:r>
       <w:t>Proyecto Profesional Informático- Yilbert Fernández Espinoza</w:t>
+    </w:r>
+    <w:r>
+      <w:t xml:space="preserve"> y Cesar Campos Torres</w:t>
     </w:r>
   </w:p>
 </w:hdr>
@@ -880,8 +1765,221 @@
       </w:pPr>
     </w:lvl>
   </w:abstractNum>
+  <w:abstractNum w:abstractNumId="1" w15:restartNumberingAfterBreak="0">
+    <w:nsid w:val="254E6B27"/>
+    <w:multiLevelType w:val="multilevel"/>
+    <w:tmpl w:val="DAC8BAD4"/>
+    <w:lvl w:ilvl="0">
+      <w:start w:val="1"/>
+      <w:numFmt w:val="decimal"/>
+      <w:lvlText w:val="%1."/>
+      <w:lvlJc w:val="left"/>
+      <w:pPr>
+        <w:ind w:left="360" w:hanging="360"/>
+      </w:pPr>
+    </w:lvl>
+    <w:lvl w:ilvl="1">
+      <w:start w:val="1"/>
+      <w:numFmt w:val="decimal"/>
+      <w:lvlText w:val="%1.%2."/>
+      <w:lvlJc w:val="left"/>
+      <w:pPr>
+        <w:ind w:left="792" w:hanging="432"/>
+      </w:pPr>
+      <w:rPr>
+        <w:b/>
+        <w:bCs/>
+      </w:rPr>
+    </w:lvl>
+    <w:lvl w:ilvl="2">
+      <w:start w:val="1"/>
+      <w:numFmt w:val="decimal"/>
+      <w:lvlText w:val="%1.%2.%3."/>
+      <w:lvlJc w:val="left"/>
+      <w:pPr>
+        <w:ind w:left="1224" w:hanging="504"/>
+      </w:pPr>
+      <w:rPr>
+        <w:b/>
+        <w:bCs/>
+      </w:rPr>
+    </w:lvl>
+    <w:lvl w:ilvl="3">
+      <w:start w:val="1"/>
+      <w:numFmt w:val="decimal"/>
+      <w:lvlText w:val="%1.%2.%3.%4."/>
+      <w:lvlJc w:val="left"/>
+      <w:pPr>
+        <w:ind w:left="1728" w:hanging="648"/>
+      </w:pPr>
+    </w:lvl>
+    <w:lvl w:ilvl="4">
+      <w:start w:val="1"/>
+      <w:numFmt w:val="decimal"/>
+      <w:lvlText w:val="%1.%2.%3.%4.%5."/>
+      <w:lvlJc w:val="left"/>
+      <w:pPr>
+        <w:ind w:left="2232" w:hanging="792"/>
+      </w:pPr>
+    </w:lvl>
+    <w:lvl w:ilvl="5">
+      <w:start w:val="1"/>
+      <w:numFmt w:val="decimal"/>
+      <w:lvlText w:val="%1.%2.%3.%4.%5.%6."/>
+      <w:lvlJc w:val="left"/>
+      <w:pPr>
+        <w:ind w:left="2736" w:hanging="936"/>
+      </w:pPr>
+    </w:lvl>
+    <w:lvl w:ilvl="6">
+      <w:start w:val="1"/>
+      <w:numFmt w:val="decimal"/>
+      <w:lvlText w:val="%1.%2.%3.%4.%5.%6.%7."/>
+      <w:lvlJc w:val="left"/>
+      <w:pPr>
+        <w:ind w:left="3240" w:hanging="1080"/>
+      </w:pPr>
+    </w:lvl>
+    <w:lvl w:ilvl="7">
+      <w:start w:val="1"/>
+      <w:numFmt w:val="decimal"/>
+      <w:lvlText w:val="%1.%2.%3.%4.%5.%6.%7.%8."/>
+      <w:lvlJc w:val="left"/>
+      <w:pPr>
+        <w:ind w:left="3744" w:hanging="1224"/>
+      </w:pPr>
+    </w:lvl>
+    <w:lvl w:ilvl="8">
+      <w:start w:val="1"/>
+      <w:numFmt w:val="decimal"/>
+      <w:lvlText w:val="%1.%2.%3.%4.%5.%6.%7.%8.%9."/>
+      <w:lvlJc w:val="left"/>
+      <w:pPr>
+        <w:ind w:left="4320" w:hanging="1440"/>
+      </w:pPr>
+    </w:lvl>
+  </w:abstractNum>
+  <w:abstractNum w:abstractNumId="2" w15:restartNumberingAfterBreak="0">
+    <w:nsid w:val="7C8B25FB"/>
+    <w:multiLevelType w:val="hybridMultilevel"/>
+    <w:tmpl w:val="A17CC494"/>
+    <w:lvl w:ilvl="0" w:tplc="140A0001">
+      <w:start w:val="1"/>
+      <w:numFmt w:val="bullet"/>
+      <w:lvlText w:val=""/>
+      <w:lvlJc w:val="left"/>
+      <w:pPr>
+        <w:ind w:left="1944" w:hanging="360"/>
+      </w:pPr>
+      <w:rPr>
+        <w:rFonts w:ascii="Symbol" w:hAnsi="Symbol" w:hint="default"/>
+      </w:rPr>
+    </w:lvl>
+    <w:lvl w:ilvl="1" w:tplc="140A0003" w:tentative="1">
+      <w:start w:val="1"/>
+      <w:numFmt w:val="bullet"/>
+      <w:lvlText w:val="o"/>
+      <w:lvlJc w:val="left"/>
+      <w:pPr>
+        <w:ind w:left="2664" w:hanging="360"/>
+      </w:pPr>
+      <w:rPr>
+        <w:rFonts w:ascii="Courier New" w:hAnsi="Courier New" w:cs="Courier New" w:hint="default"/>
+      </w:rPr>
+    </w:lvl>
+    <w:lvl w:ilvl="2" w:tplc="140A0005" w:tentative="1">
+      <w:start w:val="1"/>
+      <w:numFmt w:val="bullet"/>
+      <w:lvlText w:val=""/>
+      <w:lvlJc w:val="left"/>
+      <w:pPr>
+        <w:ind w:left="3384" w:hanging="360"/>
+      </w:pPr>
+      <w:rPr>
+        <w:rFonts w:ascii="Wingdings" w:hAnsi="Wingdings" w:hint="default"/>
+      </w:rPr>
+    </w:lvl>
+    <w:lvl w:ilvl="3" w:tplc="140A0001" w:tentative="1">
+      <w:start w:val="1"/>
+      <w:numFmt w:val="bullet"/>
+      <w:lvlText w:val=""/>
+      <w:lvlJc w:val="left"/>
+      <w:pPr>
+        <w:ind w:left="4104" w:hanging="360"/>
+      </w:pPr>
+      <w:rPr>
+        <w:rFonts w:ascii="Symbol" w:hAnsi="Symbol" w:hint="default"/>
+      </w:rPr>
+    </w:lvl>
+    <w:lvl w:ilvl="4" w:tplc="140A0003" w:tentative="1">
+      <w:start w:val="1"/>
+      <w:numFmt w:val="bullet"/>
+      <w:lvlText w:val="o"/>
+      <w:lvlJc w:val="left"/>
+      <w:pPr>
+        <w:ind w:left="4824" w:hanging="360"/>
+      </w:pPr>
+      <w:rPr>
+        <w:rFonts w:ascii="Courier New" w:hAnsi="Courier New" w:cs="Courier New" w:hint="default"/>
+      </w:rPr>
+    </w:lvl>
+    <w:lvl w:ilvl="5" w:tplc="140A0005" w:tentative="1">
+      <w:start w:val="1"/>
+      <w:numFmt w:val="bullet"/>
+      <w:lvlText w:val=""/>
+      <w:lvlJc w:val="left"/>
+      <w:pPr>
+        <w:ind w:left="5544" w:hanging="360"/>
+      </w:pPr>
+      <w:rPr>
+        <w:rFonts w:ascii="Wingdings" w:hAnsi="Wingdings" w:hint="default"/>
+      </w:rPr>
+    </w:lvl>
+    <w:lvl w:ilvl="6" w:tplc="140A0001" w:tentative="1">
+      <w:start w:val="1"/>
+      <w:numFmt w:val="bullet"/>
+      <w:lvlText w:val=""/>
+      <w:lvlJc w:val="left"/>
+      <w:pPr>
+        <w:ind w:left="6264" w:hanging="360"/>
+      </w:pPr>
+      <w:rPr>
+        <w:rFonts w:ascii="Symbol" w:hAnsi="Symbol" w:hint="default"/>
+      </w:rPr>
+    </w:lvl>
+    <w:lvl w:ilvl="7" w:tplc="140A0003" w:tentative="1">
+      <w:start w:val="1"/>
+      <w:numFmt w:val="bullet"/>
+      <w:lvlText w:val="o"/>
+      <w:lvlJc w:val="left"/>
+      <w:pPr>
+        <w:ind w:left="6984" w:hanging="360"/>
+      </w:pPr>
+      <w:rPr>
+        <w:rFonts w:ascii="Courier New" w:hAnsi="Courier New" w:cs="Courier New" w:hint="default"/>
+      </w:rPr>
+    </w:lvl>
+    <w:lvl w:ilvl="8" w:tplc="140A0005" w:tentative="1">
+      <w:start w:val="1"/>
+      <w:numFmt w:val="bullet"/>
+      <w:lvlText w:val=""/>
+      <w:lvlJc w:val="left"/>
+      <w:pPr>
+        <w:ind w:left="7704" w:hanging="360"/>
+      </w:pPr>
+      <w:rPr>
+        <w:rFonts w:ascii="Wingdings" w:hAnsi="Wingdings" w:hint="default"/>
+      </w:rPr>
+    </w:lvl>
+  </w:abstractNum>
   <w:num w:numId="1">
     <w:abstractNumId w:val="0"/>
+  </w:num>
+  <w:num w:numId="2">
+    <w:abstractNumId w:val="1"/>
+  </w:num>
+  <w:num w:numId="3">
+    <w:abstractNumId w:val="2"/>
   </w:num>
 </w:numbering>
 </file>
@@ -1367,6 +2465,29 @@
       <w:contextualSpacing/>
     </w:pPr>
   </w:style>
+  <w:style w:type="character" w:styleId="Hipervnculo">
+    <w:name w:val="Hyperlink"/>
+    <w:basedOn w:val="Fuentedeprrafopredeter"/>
+    <w:uiPriority w:val="99"/>
+    <w:unhideWhenUsed/>
+    <w:rsid w:val="00D31CB7"/>
+    <w:rPr>
+      <w:color w:val="0563C1" w:themeColor="hyperlink"/>
+      <w:u w:val="single"/>
+    </w:rPr>
+  </w:style>
+  <w:style w:type="character" w:styleId="Mencinsinresolver">
+    <w:name w:val="Unresolved Mention"/>
+    <w:basedOn w:val="Fuentedeprrafopredeter"/>
+    <w:uiPriority w:val="99"/>
+    <w:semiHidden/>
+    <w:unhideWhenUsed/>
+    <w:rsid w:val="00D31CB7"/>
+    <w:rPr>
+      <w:color w:val="605E5C"/>
+      <w:shd w:val="clear" w:color="auto" w:fill="E1DFDD"/>
+    </w:rPr>
+  </w:style>
 </w:styles>
 </file>
 

--- a/DOCUMENTACION/ENTREGABLE #1.docx
+++ b/DOCUMENTACION/ENTREGABLE #1.docx
@@ -737,19 +737,6 @@
         <w:jc w:val="both"/>
       </w:pPr>
       <w:r>
-        <w:t>El sistema será desarrollado utilizando el lenguaje de programación Python mediante el framework Django, junto con el motor de base de datos MYSQL, permitiendo contar con una plataforma</w:t>
-      </w:r>
-      <w:r>
-        <w:t xml:space="preserve"> moderna, segura y eficiente para el manejo de la información de la empresa.</w:t>
-      </w:r>
-    </w:p>
-    <w:p>
-      <w:pPr>
-        <w:spacing w:line="360" w:lineRule="auto"/>
-        <w:ind w:left="360" w:firstLine="348"/>
-        <w:jc w:val="both"/>
-      </w:pPr>
-      <w:r>
         <w:t>Con la implementación de este proyecto se espera mejorar la eficiencia operativa de la panadería, reducir errores administrativos, agilizar los procesos internos y facilitar la toma de decisiones mediante el acceso rápido y ordenado a la información.</w:t>
       </w:r>
     </w:p>
@@ -977,7 +964,7 @@
         <w:jc w:val="both"/>
       </w:pPr>
       <w:r>
-        <w:t>Desde el punto de vista tecnológico, el proyecto permitirá implementar herramientas modernas de desarrollo web utilizando Python, Django y MySQL, brindando una solución segura, escalable y adaptable a las necesidades de la empresa.</w:t>
+        <w:t>Además, este proyecto representa una oportunidad para aplicar los conocimientos adquiridos durante la formación académica, desarrollando una solución informática orientada a resolver una problemática real dentro de una empresa.</w:t>
       </w:r>
     </w:p>
     <w:p>
@@ -986,9 +973,13 @@
         <w:ind w:firstLine="360"/>
         <w:jc w:val="both"/>
       </w:pPr>
-      <w:r>
-        <w:t>Además, este proyecto representa una oportunidad para aplicar los conocimientos adquiridos durante la formación académica, desarrollando una solución informática orientada a resolver una problemática real dentro de una empresa.</w:t>
-      </w:r>
+    </w:p>
+    <w:p>
+      <w:pPr>
+        <w:spacing w:line="360" w:lineRule="auto"/>
+        <w:ind w:firstLine="360"/>
+        <w:jc w:val="both"/>
+      </w:pPr>
     </w:p>
     <w:p>
       <w:pPr>
@@ -1456,7 +1447,13 @@
         <w:jc w:val="both"/>
       </w:pPr>
       <w:r>
-        <w:t xml:space="preserve">Pérez Aguilar, Juan. Titulo, </w:t>
+        <w:t xml:space="preserve">Pérez Aguilar, Juan. </w:t>
+      </w:r>
+      <w:r>
+        <w:t>Título</w:t>
+      </w:r>
+      <w:r>
+        <w:t xml:space="preserve">, </w:t>
       </w:r>
       <w:hyperlink r:id="rId8" w:history="1">
         <w:r>

--- a/DOCUMENTACION/ENTREGABLE #1.docx
+++ b/DOCUMENTACION/ENTREGABLE #1.docx
@@ -1,6 +1,6 @@
 
 <file path=word/document.xml><?xml version="1.0" encoding="utf-8"?>
-<w:document xmlns:wpc="http://schemas.microsoft.com/office/word/2010/wordprocessingCanvas" xmlns:cx="http://schemas.microsoft.com/office/drawing/2014/chartex" xmlns:cx1="http://schemas.microsoft.com/office/drawing/2015/9/8/chartex" xmlns:cx2="http://schemas.microsoft.com/office/drawing/2015/10/21/chartex" xmlns:cx3="http://schemas.microsoft.com/office/drawing/2016/5/9/chartex" xmlns:cx4="http://schemas.microsoft.com/office/drawing/2016/5/10/chartex" xmlns:cx5="http://schemas.microsoft.com/office/drawing/2016/5/11/chartex" xmlns:cx6="http://schemas.microsoft.com/office/drawing/2016/5/12/chartex" xmlns:cx7="http://schemas.microsoft.com/office/drawing/2016/5/13/chartex" xmlns:cx8="http://schemas.microsoft.com/office/drawing/2016/5/14/chartex" xmlns:mc="http://schemas.openxmlformats.org/markup-compatibility/2006" xmlns:aink="http://schemas.microsoft.com/office/drawing/2016/ink" xmlns:am3d="http://schemas.microsoft.com/office/drawing/2017/model3d" xmlns:o="urn:schemas-microsoft-com:office:office" xmlns:r="http://schemas.openxmlformats.org/officeDocument/2006/relationships" xmlns:m="http://schemas.openxmlformats.org/officeDocument/2006/math" xmlns:v="urn:schemas-microsoft-com:vml" xmlns:wp14="http://schemas.microsoft.com/office/word/2010/wordprocessingDrawing" xmlns:wp="http://schemas.openxmlformats.org/drawingml/2006/wordprocessingDrawing" xmlns:w10="urn:schemas-microsoft-com:office:word" xmlns:w="http://schemas.openxmlformats.org/wordprocessingml/2006/main" xmlns:w14="http://schemas.microsoft.com/office/word/2010/wordml" xmlns:w15="http://schemas.microsoft.com/office/word/2012/wordml" xmlns:w16cex="http://schemas.microsoft.com/office/word/2018/wordml/cex" xmlns:w16cid="http://schemas.microsoft.com/office/word/2016/wordml/cid" xmlns:w16="http://schemas.microsoft.com/office/word/2018/wordml" xmlns:w16sdtdh="http://schemas.microsoft.com/office/word/2020/wordml/sdtdatahash" xmlns:w16se="http://schemas.microsoft.com/office/word/2015/wordml/symex" xmlns:wpg="http://schemas.microsoft.com/office/word/2010/wordprocessingGroup" xmlns:wpi="http://schemas.microsoft.com/office/word/2010/wordprocessingInk" xmlns:wne="http://schemas.microsoft.com/office/word/2006/wordml" xmlns:wps="http://schemas.microsoft.com/office/word/2010/wordprocessingShape" mc:Ignorable="w14 w15 w16se w16cid w16 w16cex w16sdtdh wp14">
+<w:document xmlns:wpc="http://schemas.microsoft.com/office/word/2010/wordprocessingCanvas" xmlns:cx="http://schemas.microsoft.com/office/drawing/2014/chartex" xmlns:mc="http://schemas.openxmlformats.org/markup-compatibility/2006" xmlns:o="urn:schemas-microsoft-com:office:office" xmlns:r="http://schemas.openxmlformats.org/officeDocument/2006/relationships" xmlns:m="http://schemas.openxmlformats.org/officeDocument/2006/math" xmlns:v="urn:schemas-microsoft-com:vml" xmlns:wp14="http://schemas.microsoft.com/office/word/2010/wordprocessingDrawing" xmlns:wp="http://schemas.openxmlformats.org/drawingml/2006/wordprocessingDrawing" xmlns:w10="urn:schemas-microsoft-com:office:word" xmlns:w="http://schemas.openxmlformats.org/wordprocessingml/2006/main" xmlns:w14="http://schemas.microsoft.com/office/word/2010/wordml" xmlns:w15="http://schemas.microsoft.com/office/word/2012/wordml" xmlns:w16se="http://schemas.microsoft.com/office/word/2015/wordml/symex" xmlns:wpg="http://schemas.microsoft.com/office/word/2010/wordprocessingGroup" xmlns:wpi="http://schemas.microsoft.com/office/word/2010/wordprocessingInk" xmlns:wne="http://schemas.microsoft.com/office/word/2006/wordml" xmlns:wps="http://schemas.microsoft.com/office/word/2010/wordprocessingShape" mc:Ignorable="w14 w15 w16se wp14">
   <w:body>
     <w:p>
       <w:pPr>
@@ -962,6 +962,9 @@
         <w:spacing w:line="360" w:lineRule="auto"/>
         <w:ind w:firstLine="360"/>
         <w:jc w:val="both"/>
+        <w:rPr>
+          <w:rFonts w:cstheme="minorHAnsi"/>
+        </w:rPr>
       </w:pPr>
       <w:r>
         <w:t>Además, este proyecto representa una oportunidad para aplicar los conocimientos adquiridos durante la formación académica, desarrollando una solución informática orientada a resolver una problemática real dentro de una empresa.</w:t>
@@ -972,6 +975,9 @@
         <w:spacing w:line="360" w:lineRule="auto"/>
         <w:ind w:firstLine="360"/>
         <w:jc w:val="both"/>
+        <w:rPr>
+          <w:rFonts w:cstheme="minorHAnsi"/>
+        </w:rPr>
       </w:pPr>
     </w:p>
     <w:p>
@@ -979,7 +985,1683 @@
         <w:spacing w:line="360" w:lineRule="auto"/>
         <w:ind w:firstLine="360"/>
         <w:jc w:val="both"/>
-      </w:pPr>
+        <w:rPr>
+          <w:rFonts w:cstheme="minorHAnsi"/>
+        </w:rPr>
+      </w:pPr>
+    </w:p>
+    <w:p>
+      <w:pPr>
+        <w:spacing w:before="100" w:beforeAutospacing="1" w:after="100" w:afterAutospacing="1" w:line="240" w:lineRule="auto"/>
+        <w:outlineLvl w:val="1"/>
+        <w:rPr>
+          <w:rFonts w:cstheme="minorHAnsi"/>
+          <w:b/>
+          <w:bCs/>
+        </w:rPr>
+      </w:pPr>
+      <w:r>
+        <w:rPr>
+          <w:rFonts w:cstheme="minorHAnsi"/>
+          <w:b/>
+          <w:bCs/>
+        </w:rPr>
+        <w:lastRenderedPageBreak/>
+        <w:t>1.4. Descripción de la Empresa</w:t>
+      </w:r>
+    </w:p>
+    <w:p>
+      <w:pPr>
+        <w:spacing w:before="100" w:beforeAutospacing="1" w:after="100" w:afterAutospacing="1" w:line="240" w:lineRule="auto"/>
+        <w:rPr>
+          <w:rFonts w:eastAsia="Times New Roman" w:cstheme="minorHAnsi"/>
+          <w:lang w:val="es-419" w:eastAsia="es-419"/>
+        </w:rPr>
+      </w:pPr>
+      <w:r>
+        <w:rPr>
+          <w:rFonts w:eastAsia="Times New Roman" w:cstheme="minorHAnsi"/>
+          <w:lang w:val="es-419" w:eastAsia="es-419"/>
+        </w:rPr>
+        <w:t>La Pana es una panadería y pastelería costarricense con varias sucursales, dedicada a ofrecer productos frescos, sabrosos y de calidad, acompañados de un servicio cercano y confiable. Su razón de ser es alimentar momentos cotidianos y especiales de las familias con productos accesibles y bien presentados.</w:t>
+      </w:r>
+    </w:p>
+    <w:p>
+      <w:pPr>
+        <w:spacing w:before="100" w:beforeAutospacing="1" w:after="100" w:afterAutospacing="1" w:line="240" w:lineRule="auto"/>
+        <w:outlineLvl w:val="1"/>
+        <w:rPr>
+          <w:rFonts w:cstheme="minorHAnsi"/>
+          <w:b/>
+          <w:bCs/>
+        </w:rPr>
+      </w:pPr>
+      <w:r>
+        <w:rPr>
+          <w:rFonts w:cstheme="minorHAnsi"/>
+          <w:b/>
+          <w:bCs/>
+        </w:rPr>
+        <w:t>1.4.1. Reseña Histórica de la Empresa</w:t>
+      </w:r>
+    </w:p>
+    <w:p>
+      <w:pPr>
+        <w:numPr>
+          <w:ilvl w:val="0"/>
+          <w:numId w:val="4"/>
+        </w:numPr>
+        <w:spacing w:before="100" w:beforeAutospacing="1" w:after="100" w:afterAutospacing="1" w:line="240" w:lineRule="auto"/>
+        <w:rPr>
+          <w:rFonts w:eastAsia="Times New Roman" w:cstheme="minorHAnsi"/>
+          <w:lang w:val="es-419" w:eastAsia="es-419"/>
+        </w:rPr>
+      </w:pPr>
+      <w:r>
+        <w:rPr>
+          <w:rFonts w:eastAsia="Times New Roman" w:cstheme="minorHAnsi"/>
+          <w:b/>
+          <w:bCs/>
+          <w:lang w:val="es-419" w:eastAsia="es-419"/>
+        </w:rPr>
+        <w:t>1997:</w:t>
+      </w:r>
+      <w:r>
+        <w:rPr>
+          <w:rFonts w:eastAsia="Times New Roman" w:cstheme="minorHAnsi"/>
+          <w:lang w:val="es-419" w:eastAsia="es-419"/>
+        </w:rPr>
+        <w:t xml:space="preserve"> Nace como </w:t>
+      </w:r>
+      <w:r>
+        <w:rPr>
+          <w:rFonts w:eastAsia="Times New Roman" w:cstheme="minorHAnsi"/>
+          <w:i/>
+          <w:iCs/>
+          <w:lang w:val="es-419" w:eastAsia="es-419"/>
+        </w:rPr>
+        <w:t>Surtidor Santa Rosa</w:t>
+      </w:r>
+      <w:r>
+        <w:rPr>
+          <w:rFonts w:eastAsia="Times New Roman" w:cstheme="minorHAnsi"/>
+          <w:lang w:val="es-419" w:eastAsia="es-419"/>
+        </w:rPr>
+        <w:t>, microempresa familiar dedicada a la reventa de productos de panadería artesanal.</w:t>
+      </w:r>
+    </w:p>
+    <w:p>
+      <w:pPr>
+        <w:numPr>
+          <w:ilvl w:val="0"/>
+          <w:numId w:val="4"/>
+        </w:numPr>
+        <w:spacing w:before="100" w:beforeAutospacing="1" w:after="100" w:afterAutospacing="1" w:line="240" w:lineRule="auto"/>
+        <w:rPr>
+          <w:rFonts w:eastAsia="Times New Roman" w:cstheme="minorHAnsi"/>
+          <w:lang w:val="es-419" w:eastAsia="es-419"/>
+        </w:rPr>
+      </w:pPr>
+      <w:r>
+        <w:rPr>
+          <w:rFonts w:eastAsia="Times New Roman" w:cstheme="minorHAnsi"/>
+          <w:b/>
+          <w:bCs/>
+          <w:lang w:val="es-419" w:eastAsia="es-419"/>
+        </w:rPr>
+        <w:t>2000:</w:t>
+      </w:r>
+      <w:r>
+        <w:rPr>
+          <w:rFonts w:eastAsia="Times New Roman" w:cstheme="minorHAnsi"/>
+          <w:lang w:val="es-419" w:eastAsia="es-419"/>
+        </w:rPr>
+        <w:t xml:space="preserve"> Inicia producción propia en la cocina del hogar, integrando líneas artesanales con propuesta de calidad.</w:t>
+      </w:r>
+    </w:p>
+    <w:p>
+      <w:pPr>
+        <w:numPr>
+          <w:ilvl w:val="0"/>
+          <w:numId w:val="4"/>
+        </w:numPr>
+        <w:spacing w:before="100" w:beforeAutospacing="1" w:after="100" w:afterAutospacing="1" w:line="240" w:lineRule="auto"/>
+        <w:rPr>
+          <w:rFonts w:eastAsia="Times New Roman" w:cstheme="minorHAnsi"/>
+          <w:lang w:val="es-419" w:eastAsia="es-419"/>
+        </w:rPr>
+      </w:pPr>
+      <w:r>
+        <w:rPr>
+          <w:rFonts w:eastAsia="Times New Roman" w:cstheme="minorHAnsi"/>
+          <w:b/>
+          <w:bCs/>
+          <w:lang w:val="es-419" w:eastAsia="es-419"/>
+        </w:rPr>
+        <w:t>2010:</w:t>
+      </w:r>
+      <w:r>
+        <w:rPr>
+          <w:rFonts w:eastAsia="Times New Roman" w:cstheme="minorHAnsi"/>
+          <w:lang w:val="es-419" w:eastAsia="es-419"/>
+        </w:rPr>
+        <w:t xml:space="preserve"> Remodela su taller de producción, apostando por materias primas de calidad y servicio diferenciado.</w:t>
+      </w:r>
+    </w:p>
+    <w:p>
+      <w:pPr>
+        <w:numPr>
+          <w:ilvl w:val="0"/>
+          <w:numId w:val="4"/>
+        </w:numPr>
+        <w:spacing w:before="100" w:beforeAutospacing="1" w:after="100" w:afterAutospacing="1" w:line="240" w:lineRule="auto"/>
+        <w:rPr>
+          <w:rFonts w:eastAsia="Times New Roman" w:cstheme="minorHAnsi"/>
+          <w:lang w:val="es-419" w:eastAsia="es-419"/>
+        </w:rPr>
+      </w:pPr>
+      <w:r>
+        <w:rPr>
+          <w:rFonts w:eastAsia="Times New Roman" w:cstheme="minorHAnsi"/>
+          <w:b/>
+          <w:bCs/>
+          <w:lang w:val="es-419" w:eastAsia="es-419"/>
+        </w:rPr>
+        <w:t>2016:</w:t>
+      </w:r>
+      <w:r>
+        <w:rPr>
+          <w:rFonts w:eastAsia="Times New Roman" w:cstheme="minorHAnsi"/>
+          <w:lang w:val="es-419" w:eastAsia="es-419"/>
+        </w:rPr>
+        <w:t xml:space="preserve"> Se consolida como </w:t>
+      </w:r>
+      <w:r>
+        <w:rPr>
+          <w:rFonts w:eastAsia="Times New Roman" w:cstheme="minorHAnsi"/>
+          <w:i/>
+          <w:iCs/>
+          <w:lang w:val="es-419" w:eastAsia="es-419"/>
+        </w:rPr>
+        <w:t>La Pana</w:t>
+      </w:r>
+      <w:r>
+        <w:rPr>
+          <w:rFonts w:eastAsia="Times New Roman" w:cstheme="minorHAnsi"/>
+          <w:lang w:val="es-419" w:eastAsia="es-419"/>
+        </w:rPr>
+        <w:t>, con identidad de marca innovadora y atractiva, ampliando variedad de productos y presencia en la comunidad.</w:t>
+      </w:r>
+    </w:p>
+    <w:p>
+      <w:pPr>
+        <w:spacing w:before="100" w:beforeAutospacing="1" w:after="100" w:afterAutospacing="1" w:line="240" w:lineRule="auto"/>
+        <w:outlineLvl w:val="1"/>
+        <w:rPr>
+          <w:rFonts w:cstheme="minorHAnsi"/>
+          <w:b/>
+          <w:bCs/>
+        </w:rPr>
+      </w:pPr>
+      <w:r>
+        <w:rPr>
+          <w:rFonts w:cstheme="minorHAnsi"/>
+          <w:b/>
+          <w:bCs/>
+        </w:rPr>
+        <w:t>1.4.2. Misión y Visión</w:t>
+      </w:r>
+    </w:p>
+    <w:p>
+      <w:pPr>
+        <w:spacing w:before="100" w:beforeAutospacing="1" w:after="100" w:afterAutospacing="1" w:line="240" w:lineRule="auto"/>
+        <w:outlineLvl w:val="1"/>
+        <w:rPr>
+          <w:rFonts w:cstheme="minorHAnsi"/>
+          <w:b/>
+          <w:bCs/>
+        </w:rPr>
+      </w:pPr>
+      <w:r>
+        <w:rPr>
+          <w:rFonts w:cstheme="minorHAnsi"/>
+          <w:b/>
+          <w:bCs/>
+        </w:rPr>
+        <w:t>1.4.2.1. Misión</w:t>
+      </w:r>
+    </w:p>
+    <w:p>
+      <w:pPr>
+        <w:spacing w:before="100" w:beforeAutospacing="1" w:after="100" w:afterAutospacing="1" w:line="240" w:lineRule="auto"/>
+        <w:rPr>
+          <w:rFonts w:eastAsia="Times New Roman" w:cstheme="minorHAnsi"/>
+          <w:lang w:val="es-419" w:eastAsia="es-419"/>
+        </w:rPr>
+      </w:pPr>
+      <w:r>
+        <w:rPr>
+          <w:rFonts w:eastAsia="Times New Roman" w:cstheme="minorHAnsi"/>
+          <w:lang w:val="es-419" w:eastAsia="es-419"/>
+        </w:rPr>
+        <w:t xml:space="preserve">“Transformamos ingredientes de calidad en momentos de felicidad, con el empuje y la conciencia de nuestro equipo.” </w:t>
+      </w:r>
+      <w:r>
+        <w:rPr>
+          <w:rFonts w:ascii="Segoe UI Symbol" w:eastAsia="Times New Roman" w:hAnsi="Segoe UI Symbol" w:cs="Segoe UI Symbol"/>
+          <w:lang w:val="es-419" w:eastAsia="es-419"/>
+        </w:rPr>
+        <w:t>👉</w:t>
+      </w:r>
+      <w:r>
+        <w:rPr>
+          <w:rFonts w:eastAsia="Times New Roman" w:cstheme="minorHAnsi"/>
+          <w:lang w:val="es-419" w:eastAsia="es-419"/>
+        </w:rPr>
+        <w:t xml:space="preserve"> En términos prácticos: brindar productos frescos y sabrosos con atención cercana y confiable.</w:t>
+      </w:r>
+    </w:p>
+    <w:p>
+      <w:pPr>
+        <w:spacing w:before="100" w:beforeAutospacing="1" w:after="100" w:afterAutospacing="1" w:line="240" w:lineRule="auto"/>
+        <w:outlineLvl w:val="1"/>
+        <w:rPr>
+          <w:rFonts w:cstheme="minorHAnsi"/>
+          <w:b/>
+          <w:bCs/>
+        </w:rPr>
+      </w:pPr>
+      <w:r>
+        <w:rPr>
+          <w:rFonts w:cstheme="minorHAnsi"/>
+          <w:b/>
+          <w:bCs/>
+        </w:rPr>
+        <w:t>1.4.2.2. Visión</w:t>
+      </w:r>
+    </w:p>
+    <w:p>
+      <w:pPr>
+        <w:spacing w:before="100" w:beforeAutospacing="1" w:after="100" w:afterAutospacing="1" w:line="240" w:lineRule="auto"/>
+        <w:rPr>
+          <w:rFonts w:eastAsia="Times New Roman" w:cstheme="minorHAnsi"/>
+          <w:lang w:val="es-419" w:eastAsia="es-419"/>
+        </w:rPr>
+      </w:pPr>
+      <w:r>
+        <w:rPr>
+          <w:rFonts w:eastAsia="Times New Roman" w:cstheme="minorHAnsi"/>
+          <w:lang w:val="es-419" w:eastAsia="es-419"/>
+        </w:rPr>
+        <w:t xml:space="preserve">“Ser una empresa referente por nuestra capacidad de evolucionar la tradición artesanal con innovación consciente, convirtiéndonos en una plataforma de bienestar compartido para nuestros clientes y colaboradores.” </w:t>
+      </w:r>
+      <w:r>
+        <w:rPr>
+          <w:rFonts w:ascii="Segoe UI Symbol" w:eastAsia="Times New Roman" w:hAnsi="Segoe UI Symbol" w:cs="Segoe UI Symbol"/>
+          <w:lang w:val="es-419" w:eastAsia="es-419"/>
+        </w:rPr>
+        <w:t>👉</w:t>
+      </w:r>
+      <w:r>
+        <w:rPr>
+          <w:rFonts w:eastAsia="Times New Roman" w:cstheme="minorHAnsi"/>
+          <w:lang w:val="es-419" w:eastAsia="es-419"/>
+        </w:rPr>
+        <w:t xml:space="preserve"> En términos prácticos: convertirse en una cadena reconocida en Costa Rica por calidad, servicio, innovación y procesos estandarizados.</w:t>
+      </w:r>
+    </w:p>
+    <w:p>
+      <w:pPr>
+        <w:spacing w:before="100" w:beforeAutospacing="1" w:after="100" w:afterAutospacing="1" w:line="240" w:lineRule="auto"/>
+        <w:outlineLvl w:val="1"/>
+        <w:rPr>
+          <w:rFonts w:cstheme="minorHAnsi"/>
+          <w:b/>
+          <w:bCs/>
+        </w:rPr>
+      </w:pPr>
+      <w:r>
+        <w:rPr>
+          <w:rFonts w:cstheme="minorHAnsi"/>
+          <w:b/>
+          <w:bCs/>
+        </w:rPr>
+        <w:t>1.4.3. Objetivos Estratégicos de la Empresa</w:t>
+      </w:r>
+    </w:p>
+    <w:p>
+      <w:pPr>
+        <w:spacing w:before="100" w:beforeAutospacing="1" w:after="100" w:afterAutospacing="1" w:line="240" w:lineRule="auto"/>
+        <w:outlineLvl w:val="1"/>
+        <w:rPr>
+          <w:rFonts w:cstheme="minorHAnsi"/>
+          <w:b/>
+          <w:bCs/>
+        </w:rPr>
+      </w:pPr>
+      <w:r>
+        <w:rPr>
+          <w:rFonts w:cstheme="minorHAnsi"/>
+          <w:b/>
+          <w:bCs/>
+        </w:rPr>
+        <w:t>1.4.3.1. Objetivo General</w:t>
+      </w:r>
+    </w:p>
+    <w:p>
+      <w:pPr>
+        <w:spacing w:before="100" w:beforeAutospacing="1" w:after="100" w:afterAutospacing="1" w:line="240" w:lineRule="auto"/>
+        <w:rPr>
+          <w:rFonts w:eastAsia="Times New Roman" w:cstheme="minorHAnsi"/>
+          <w:lang w:val="es-419" w:eastAsia="es-419"/>
+        </w:rPr>
+      </w:pPr>
+      <w:r>
+        <w:rPr>
+          <w:rFonts w:eastAsia="Times New Roman" w:cstheme="minorHAnsi"/>
+          <w:lang w:val="es-419" w:eastAsia="es-419"/>
+        </w:rPr>
+        <w:t>Implementar un MVP de punto de venta que permita controlar de forma clara y ordenada la operación diaria de los locales.</w:t>
+      </w:r>
+    </w:p>
+    <w:p>
+      <w:pPr>
+        <w:spacing w:before="100" w:beforeAutospacing="1" w:after="100" w:afterAutospacing="1" w:line="240" w:lineRule="auto"/>
+        <w:outlineLvl w:val="1"/>
+        <w:rPr>
+          <w:rFonts w:cstheme="minorHAnsi"/>
+          <w:b/>
+          <w:bCs/>
+        </w:rPr>
+      </w:pPr>
+      <w:r>
+        <w:rPr>
+          <w:rFonts w:cstheme="minorHAnsi"/>
+          <w:b/>
+          <w:bCs/>
+        </w:rPr>
+        <w:t>1.4.3.2. Objetivos Específicos</w:t>
+      </w:r>
+    </w:p>
+    <w:p>
+      <w:pPr>
+        <w:numPr>
+          <w:ilvl w:val="0"/>
+          <w:numId w:val="5"/>
+        </w:numPr>
+        <w:spacing w:before="100" w:beforeAutospacing="1" w:after="100" w:afterAutospacing="1" w:line="240" w:lineRule="auto"/>
+        <w:rPr>
+          <w:rFonts w:eastAsia="Times New Roman" w:cstheme="minorHAnsi"/>
+          <w:lang w:val="es-419" w:eastAsia="es-419"/>
+        </w:rPr>
+      </w:pPr>
+      <w:r>
+        <w:rPr>
+          <w:rFonts w:eastAsia="Times New Roman" w:cstheme="minorHAnsi"/>
+          <w:lang w:val="es-419" w:eastAsia="es-419"/>
+        </w:rPr>
+        <w:t>Registrar ventas por local, usuario, producto, categoría y método de pago.</w:t>
+      </w:r>
+    </w:p>
+    <w:p>
+      <w:pPr>
+        <w:numPr>
+          <w:ilvl w:val="0"/>
+          <w:numId w:val="5"/>
+        </w:numPr>
+        <w:spacing w:before="100" w:beforeAutospacing="1" w:after="100" w:afterAutospacing="1" w:line="240" w:lineRule="auto"/>
+        <w:rPr>
+          <w:rFonts w:eastAsia="Times New Roman" w:cstheme="minorHAnsi"/>
+          <w:lang w:val="es-419" w:eastAsia="es-419"/>
+        </w:rPr>
+      </w:pPr>
+      <w:r>
+        <w:rPr>
+          <w:rFonts w:eastAsia="Times New Roman" w:cstheme="minorHAnsi"/>
+          <w:lang w:val="es-419" w:eastAsia="es-419"/>
+        </w:rPr>
+        <w:t>Controlar apertura y cierre de caja.</w:t>
+      </w:r>
+    </w:p>
+    <w:p>
+      <w:pPr>
+        <w:numPr>
+          <w:ilvl w:val="0"/>
+          <w:numId w:val="5"/>
+        </w:numPr>
+        <w:spacing w:before="100" w:beforeAutospacing="1" w:after="100" w:afterAutospacing="1" w:line="240" w:lineRule="auto"/>
+        <w:rPr>
+          <w:rFonts w:eastAsia="Times New Roman" w:cstheme="minorHAnsi"/>
+          <w:lang w:val="es-419" w:eastAsia="es-419"/>
+        </w:rPr>
+      </w:pPr>
+      <w:r>
+        <w:rPr>
+          <w:rFonts w:eastAsia="Times New Roman" w:cstheme="minorHAnsi"/>
+          <w:lang w:val="es-419" w:eastAsia="es-419"/>
+        </w:rPr>
+        <w:t>Generar reportes diarios por sucursal.</w:t>
+      </w:r>
+    </w:p>
+    <w:p>
+      <w:pPr>
+        <w:numPr>
+          <w:ilvl w:val="0"/>
+          <w:numId w:val="5"/>
+        </w:numPr>
+        <w:spacing w:before="100" w:beforeAutospacing="1" w:after="100" w:afterAutospacing="1" w:line="240" w:lineRule="auto"/>
+        <w:rPr>
+          <w:rFonts w:eastAsia="Times New Roman" w:cstheme="minorHAnsi"/>
+          <w:lang w:val="es-419" w:eastAsia="es-419"/>
+        </w:rPr>
+      </w:pPr>
+      <w:r>
+        <w:rPr>
+          <w:rFonts w:eastAsia="Times New Roman" w:cstheme="minorHAnsi"/>
+          <w:lang w:val="es-419" w:eastAsia="es-419"/>
+        </w:rPr>
+        <w:t>Registrar mermas, anulaciones y descuentos.</w:t>
+      </w:r>
+    </w:p>
+    <w:p>
+      <w:pPr>
+        <w:numPr>
+          <w:ilvl w:val="0"/>
+          <w:numId w:val="5"/>
+        </w:numPr>
+        <w:spacing w:before="100" w:beforeAutospacing="1" w:after="100" w:afterAutospacing="1" w:line="240" w:lineRule="auto"/>
+        <w:rPr>
+          <w:rFonts w:eastAsia="Times New Roman" w:cstheme="minorHAnsi"/>
+          <w:lang w:val="es-419" w:eastAsia="es-419"/>
+        </w:rPr>
+      </w:pPr>
+      <w:r>
+        <w:rPr>
+          <w:rFonts w:eastAsia="Times New Roman" w:cstheme="minorHAnsi"/>
+          <w:lang w:val="es-419" w:eastAsia="es-419"/>
+        </w:rPr>
+        <w:t>Controlar inventario básico de productos terminados en cada local.</w:t>
+      </w:r>
+    </w:p>
+    <w:p>
+      <w:pPr>
+        <w:numPr>
+          <w:ilvl w:val="0"/>
+          <w:numId w:val="5"/>
+        </w:numPr>
+        <w:spacing w:before="100" w:beforeAutospacing="1" w:after="100" w:afterAutospacing="1" w:line="240" w:lineRule="auto"/>
+        <w:rPr>
+          <w:rFonts w:eastAsia="Times New Roman" w:cstheme="minorHAnsi"/>
+          <w:lang w:val="es-419" w:eastAsia="es-419"/>
+        </w:rPr>
+      </w:pPr>
+      <w:r>
+        <w:rPr>
+          <w:rFonts w:eastAsia="Times New Roman" w:cstheme="minorHAnsi"/>
+          <w:lang w:val="es-419" w:eastAsia="es-419"/>
+        </w:rPr>
+        <w:t>Enviar reportes a herramientas de Google.</w:t>
+      </w:r>
+    </w:p>
+    <w:p>
+      <w:pPr>
+        <w:numPr>
+          <w:ilvl w:val="0"/>
+          <w:numId w:val="5"/>
+        </w:numPr>
+        <w:spacing w:before="100" w:beforeAutospacing="1" w:after="100" w:afterAutospacing="1" w:line="240" w:lineRule="auto"/>
+        <w:rPr>
+          <w:rFonts w:eastAsia="Times New Roman" w:cstheme="minorHAnsi"/>
+          <w:lang w:val="es-419" w:eastAsia="es-419"/>
+        </w:rPr>
+      </w:pPr>
+      <w:r>
+        <w:rPr>
+          <w:rFonts w:eastAsia="Times New Roman" w:cstheme="minorHAnsi"/>
+          <w:lang w:val="es-419" w:eastAsia="es-419"/>
+        </w:rPr>
+        <w:t>Mantener bitácora de movimientos por usuario.</w:t>
+      </w:r>
+    </w:p>
+    <w:p>
+      <w:pPr>
+        <w:numPr>
+          <w:ilvl w:val="0"/>
+          <w:numId w:val="5"/>
+        </w:numPr>
+        <w:spacing w:before="100" w:beforeAutospacing="1" w:after="100" w:afterAutospacing="1" w:line="240" w:lineRule="auto"/>
+        <w:rPr>
+          <w:rFonts w:eastAsia="Times New Roman" w:cstheme="minorHAnsi"/>
+          <w:lang w:val="es-419" w:eastAsia="es-419"/>
+        </w:rPr>
+      </w:pPr>
+      <w:r>
+        <w:rPr>
+          <w:rFonts w:eastAsia="Times New Roman" w:cstheme="minorHAnsi"/>
+          <w:lang w:val="es-419" w:eastAsia="es-419"/>
+        </w:rPr>
+        <w:lastRenderedPageBreak/>
+        <w:t>Facilitar supervisión y comparación entre locales.</w:t>
+      </w:r>
+    </w:p>
+    <w:p>
+      <w:pPr>
+        <w:spacing w:before="100" w:beforeAutospacing="1" w:after="100" w:afterAutospacing="1" w:line="240" w:lineRule="auto"/>
+        <w:outlineLvl w:val="1"/>
+        <w:rPr>
+          <w:rFonts w:cstheme="minorHAnsi"/>
+          <w:b/>
+          <w:bCs/>
+        </w:rPr>
+      </w:pPr>
+      <w:r>
+        <w:rPr>
+          <w:rFonts w:cstheme="minorHAnsi"/>
+          <w:b/>
+          <w:bCs/>
+        </w:rPr>
+        <w:t>1.4.4. Actividades de la Empresa</w:t>
+      </w:r>
+    </w:p>
+    <w:p>
+      <w:pPr>
+        <w:numPr>
+          <w:ilvl w:val="0"/>
+          <w:numId w:val="6"/>
+        </w:numPr>
+        <w:spacing w:before="100" w:beforeAutospacing="1" w:after="100" w:afterAutospacing="1" w:line="240" w:lineRule="auto"/>
+        <w:rPr>
+          <w:rFonts w:eastAsia="Times New Roman" w:cstheme="minorHAnsi"/>
+          <w:lang w:val="es-419" w:eastAsia="es-419"/>
+        </w:rPr>
+      </w:pPr>
+      <w:r>
+        <w:rPr>
+          <w:rFonts w:eastAsia="Times New Roman" w:cstheme="minorHAnsi"/>
+          <w:lang w:val="es-419" w:eastAsia="es-419"/>
+        </w:rPr>
+        <w:t>Producción centralizada de panadería y pastelería.</w:t>
+      </w:r>
+    </w:p>
+    <w:p>
+      <w:pPr>
+        <w:numPr>
+          <w:ilvl w:val="0"/>
+          <w:numId w:val="6"/>
+        </w:numPr>
+        <w:spacing w:before="100" w:beforeAutospacing="1" w:after="100" w:afterAutospacing="1" w:line="240" w:lineRule="auto"/>
+        <w:rPr>
+          <w:rFonts w:eastAsia="Times New Roman" w:cstheme="minorHAnsi"/>
+          <w:lang w:val="es-419" w:eastAsia="es-419"/>
+        </w:rPr>
+      </w:pPr>
+      <w:r>
+        <w:rPr>
+          <w:rFonts w:eastAsia="Times New Roman" w:cstheme="minorHAnsi"/>
+          <w:lang w:val="es-419" w:eastAsia="es-419"/>
+        </w:rPr>
+        <w:t>Distribución de productos a sucursales.</w:t>
+      </w:r>
+    </w:p>
+    <w:p>
+      <w:pPr>
+        <w:numPr>
+          <w:ilvl w:val="0"/>
+          <w:numId w:val="6"/>
+        </w:numPr>
+        <w:spacing w:before="100" w:beforeAutospacing="1" w:after="100" w:afterAutospacing="1" w:line="240" w:lineRule="auto"/>
+        <w:rPr>
+          <w:rFonts w:eastAsia="Times New Roman" w:cstheme="minorHAnsi"/>
+          <w:lang w:val="es-419" w:eastAsia="es-419"/>
+        </w:rPr>
+      </w:pPr>
+      <w:r>
+        <w:rPr>
+          <w:rFonts w:eastAsia="Times New Roman" w:cstheme="minorHAnsi"/>
+          <w:lang w:val="es-419" w:eastAsia="es-419"/>
+        </w:rPr>
+        <w:t>Venta directa en locales.</w:t>
+      </w:r>
+    </w:p>
+    <w:p>
+      <w:pPr>
+        <w:numPr>
+          <w:ilvl w:val="0"/>
+          <w:numId w:val="6"/>
+        </w:numPr>
+        <w:spacing w:before="100" w:beforeAutospacing="1" w:after="100" w:afterAutospacing="1" w:line="240" w:lineRule="auto"/>
+        <w:rPr>
+          <w:rFonts w:eastAsia="Times New Roman" w:cstheme="minorHAnsi"/>
+          <w:lang w:val="es-419" w:eastAsia="es-419"/>
+        </w:rPr>
+      </w:pPr>
+      <w:r>
+        <w:rPr>
+          <w:rFonts w:eastAsia="Times New Roman" w:cstheme="minorHAnsi"/>
+          <w:lang w:val="es-419" w:eastAsia="es-419"/>
+        </w:rPr>
+        <w:t>Atención al cliente y pedidos personalizados.</w:t>
+      </w:r>
+    </w:p>
+    <w:p>
+      <w:pPr>
+        <w:numPr>
+          <w:ilvl w:val="0"/>
+          <w:numId w:val="6"/>
+        </w:numPr>
+        <w:spacing w:before="100" w:beforeAutospacing="1" w:after="100" w:afterAutospacing="1" w:line="240" w:lineRule="auto"/>
+        <w:rPr>
+          <w:rFonts w:eastAsia="Times New Roman" w:cstheme="minorHAnsi"/>
+          <w:lang w:val="es-419" w:eastAsia="es-419"/>
+        </w:rPr>
+      </w:pPr>
+      <w:r>
+        <w:rPr>
+          <w:rFonts w:eastAsia="Times New Roman" w:cstheme="minorHAnsi"/>
+          <w:lang w:val="es-419" w:eastAsia="es-419"/>
+        </w:rPr>
+        <w:t>Elaboración de productos de cocina y repostería.</w:t>
+      </w:r>
+    </w:p>
+    <w:p>
+      <w:pPr>
+        <w:spacing w:before="100" w:beforeAutospacing="1" w:after="100" w:afterAutospacing="1" w:line="240" w:lineRule="auto"/>
+        <w:outlineLvl w:val="1"/>
+        <w:rPr>
+          <w:rFonts w:cstheme="minorHAnsi"/>
+          <w:b/>
+          <w:bCs/>
+        </w:rPr>
+      </w:pPr>
+      <w:r>
+        <w:rPr>
+          <w:rFonts w:cstheme="minorHAnsi"/>
+          <w:b/>
+          <w:bCs/>
+        </w:rPr>
+        <w:t>1.4.5. Estructura de la Empresa (Organigrama)</w:t>
+      </w:r>
+    </w:p>
+    <w:p>
+      <w:pPr>
+        <w:spacing w:before="100" w:beforeAutospacing="1" w:after="100" w:afterAutospacing="1" w:line="240" w:lineRule="auto"/>
+        <w:rPr>
+          <w:rFonts w:eastAsia="Times New Roman" w:cstheme="minorHAnsi"/>
+          <w:lang w:val="es-419" w:eastAsia="es-419"/>
+        </w:rPr>
+      </w:pPr>
+      <w:r>
+        <w:rPr>
+          <w:rFonts w:eastAsia="Times New Roman" w:cstheme="minorHAnsi"/>
+          <w:lang w:val="es-419" w:eastAsia="es-419"/>
+        </w:rPr>
+        <w:t>La empresa se organiza en:</w:t>
+      </w:r>
+    </w:p>
+    <w:p>
+      <w:pPr>
+        <w:numPr>
+          <w:ilvl w:val="0"/>
+          <w:numId w:val="7"/>
+        </w:numPr>
+        <w:spacing w:before="100" w:beforeAutospacing="1" w:after="100" w:afterAutospacing="1" w:line="240" w:lineRule="auto"/>
+        <w:rPr>
+          <w:rFonts w:eastAsia="Times New Roman" w:cstheme="minorHAnsi"/>
+          <w:lang w:val="es-419" w:eastAsia="es-419"/>
+        </w:rPr>
+      </w:pPr>
+      <w:r>
+        <w:rPr>
+          <w:rFonts w:eastAsia="Times New Roman" w:cstheme="minorHAnsi"/>
+          <w:lang w:val="es-419" w:eastAsia="es-419"/>
+        </w:rPr>
+        <w:t>Dirección General</w:t>
+      </w:r>
+    </w:p>
+    <w:p>
+      <w:pPr>
+        <w:numPr>
+          <w:ilvl w:val="0"/>
+          <w:numId w:val="7"/>
+        </w:numPr>
+        <w:spacing w:before="100" w:beforeAutospacing="1" w:after="100" w:afterAutospacing="1" w:line="240" w:lineRule="auto"/>
+        <w:rPr>
+          <w:rFonts w:eastAsia="Times New Roman" w:cstheme="minorHAnsi"/>
+          <w:lang w:val="es-419" w:eastAsia="es-419"/>
+        </w:rPr>
+      </w:pPr>
+      <w:r>
+        <w:rPr>
+          <w:rFonts w:eastAsia="Times New Roman" w:cstheme="minorHAnsi"/>
+          <w:lang w:val="es-419" w:eastAsia="es-419"/>
+        </w:rPr>
+        <w:t>Producción Central</w:t>
+      </w:r>
+    </w:p>
+    <w:p>
+      <w:pPr>
+        <w:numPr>
+          <w:ilvl w:val="0"/>
+          <w:numId w:val="7"/>
+        </w:numPr>
+        <w:spacing w:before="100" w:beforeAutospacing="1" w:after="100" w:afterAutospacing="1" w:line="240" w:lineRule="auto"/>
+        <w:rPr>
+          <w:rFonts w:eastAsia="Times New Roman" w:cstheme="minorHAnsi"/>
+          <w:lang w:val="es-419" w:eastAsia="es-419"/>
+        </w:rPr>
+      </w:pPr>
+      <w:r>
+        <w:rPr>
+          <w:rFonts w:eastAsia="Times New Roman" w:cstheme="minorHAnsi"/>
+          <w:lang w:val="es-419" w:eastAsia="es-419"/>
+        </w:rPr>
+        <w:t>Distribución</w:t>
+      </w:r>
+    </w:p>
+    <w:p>
+      <w:pPr>
+        <w:numPr>
+          <w:ilvl w:val="0"/>
+          <w:numId w:val="7"/>
+        </w:numPr>
+        <w:spacing w:before="100" w:beforeAutospacing="1" w:after="100" w:afterAutospacing="1" w:line="240" w:lineRule="auto"/>
+        <w:rPr>
+          <w:rFonts w:eastAsia="Times New Roman" w:cstheme="minorHAnsi"/>
+          <w:lang w:val="es-419" w:eastAsia="es-419"/>
+        </w:rPr>
+      </w:pPr>
+      <w:r>
+        <w:rPr>
+          <w:rFonts w:eastAsia="Times New Roman" w:cstheme="minorHAnsi"/>
+          <w:lang w:val="es-419" w:eastAsia="es-419"/>
+        </w:rPr>
+        <w:t>Locales de Venta</w:t>
+      </w:r>
+    </w:p>
+    <w:p>
+      <w:pPr>
+        <w:numPr>
+          <w:ilvl w:val="0"/>
+          <w:numId w:val="7"/>
+        </w:numPr>
+        <w:spacing w:before="100" w:beforeAutospacing="1" w:after="100" w:afterAutospacing="1" w:line="240" w:lineRule="auto"/>
+        <w:rPr>
+          <w:rFonts w:eastAsia="Times New Roman" w:cstheme="minorHAnsi"/>
+          <w:lang w:val="es-419" w:eastAsia="es-419"/>
+        </w:rPr>
+      </w:pPr>
+      <w:r>
+        <w:rPr>
+          <w:rFonts w:eastAsia="Times New Roman" w:cstheme="minorHAnsi"/>
+          <w:lang w:val="es-419" w:eastAsia="es-419"/>
+        </w:rPr>
+        <w:t>Atención al Cliente / Redes Sociales</w:t>
+      </w:r>
+    </w:p>
+    <w:p>
+      <w:pPr>
+        <w:numPr>
+          <w:ilvl w:val="0"/>
+          <w:numId w:val="7"/>
+        </w:numPr>
+        <w:spacing w:before="100" w:beforeAutospacing="1" w:after="100" w:afterAutospacing="1" w:line="240" w:lineRule="auto"/>
+        <w:rPr>
+          <w:rFonts w:eastAsia="Times New Roman" w:cstheme="minorHAnsi"/>
+          <w:lang w:val="es-419" w:eastAsia="es-419"/>
+        </w:rPr>
+      </w:pPr>
+      <w:r>
+        <w:rPr>
+          <w:rFonts w:eastAsia="Times New Roman" w:cstheme="minorHAnsi"/>
+          <w:lang w:val="es-419" w:eastAsia="es-419"/>
+        </w:rPr>
+        <w:t>Supervisión</w:t>
+      </w:r>
+    </w:p>
+    <w:p>
+      <w:pPr>
+        <w:numPr>
+          <w:ilvl w:val="0"/>
+          <w:numId w:val="7"/>
+        </w:numPr>
+        <w:spacing w:before="100" w:beforeAutospacing="1" w:after="100" w:afterAutospacing="1" w:line="240" w:lineRule="auto"/>
+        <w:rPr>
+          <w:rFonts w:eastAsia="Times New Roman" w:cstheme="minorHAnsi"/>
+          <w:lang w:val="es-419" w:eastAsia="es-419"/>
+        </w:rPr>
+      </w:pPr>
+      <w:r>
+        <w:rPr>
+          <w:rFonts w:eastAsia="Times New Roman" w:cstheme="minorHAnsi"/>
+          <w:lang w:val="es-419" w:eastAsia="es-419"/>
+        </w:rPr>
+        <w:t>Administración</w:t>
+      </w:r>
+    </w:p>
+    <w:p>
+      <w:pPr>
+        <w:spacing w:before="100" w:beforeAutospacing="1" w:after="100" w:afterAutospacing="1" w:line="240" w:lineRule="auto"/>
+        <w:rPr>
+          <w:rFonts w:eastAsia="Times New Roman" w:cstheme="minorHAnsi"/>
+          <w:lang w:val="es-419" w:eastAsia="es-419"/>
+        </w:rPr>
+      </w:pPr>
+      <w:r>
+        <w:rPr>
+          <w:rFonts w:ascii="Segoe UI Symbol" w:eastAsia="Times New Roman" w:hAnsi="Segoe UI Symbol" w:cs="Segoe UI Symbol"/>
+          <w:lang w:val="es-419" w:eastAsia="es-419"/>
+        </w:rPr>
+        <w:t>👉</w:t>
+      </w:r>
+      <w:r>
+        <w:rPr>
+          <w:rFonts w:eastAsia="Times New Roman" w:cstheme="minorHAnsi"/>
+          <w:lang w:val="es-419" w:eastAsia="es-419"/>
+        </w:rPr>
+        <w:t xml:space="preserve"> Para el MVP, el enfoque será únicamente en los </w:t>
+      </w:r>
+      <w:r>
+        <w:rPr>
+          <w:rFonts w:eastAsia="Times New Roman" w:cstheme="minorHAnsi"/>
+          <w:b/>
+          <w:bCs/>
+          <w:lang w:val="es-419" w:eastAsia="es-419"/>
+        </w:rPr>
+        <w:t>locales de venta</w:t>
+      </w:r>
+      <w:r>
+        <w:rPr>
+          <w:rFonts w:eastAsia="Times New Roman" w:cstheme="minorHAnsi"/>
+          <w:lang w:val="es-419" w:eastAsia="es-419"/>
+        </w:rPr>
+        <w:t>.</w:t>
+      </w:r>
+    </w:p>
+    <w:p>
+      <w:pPr>
+        <w:spacing w:before="100" w:beforeAutospacing="1" w:after="100" w:afterAutospacing="1" w:line="240" w:lineRule="auto"/>
+        <w:outlineLvl w:val="1"/>
+        <w:rPr>
+          <w:rFonts w:cstheme="minorHAnsi"/>
+          <w:b/>
+          <w:bCs/>
+        </w:rPr>
+      </w:pPr>
+      <w:r>
+        <w:rPr>
+          <w:rFonts w:cstheme="minorHAnsi"/>
+          <w:b/>
+          <w:bCs/>
+        </w:rPr>
+        <w:t>1.4.6. Expectativas de la Empresa</w:t>
+      </w:r>
+    </w:p>
+    <w:p>
+      <w:pPr>
+        <w:numPr>
+          <w:ilvl w:val="0"/>
+          <w:numId w:val="8"/>
+        </w:numPr>
+        <w:spacing w:before="100" w:beforeAutospacing="1" w:after="100" w:afterAutospacing="1" w:line="240" w:lineRule="auto"/>
+        <w:rPr>
+          <w:rFonts w:eastAsia="Times New Roman" w:cstheme="minorHAnsi"/>
+          <w:lang w:val="es-419" w:eastAsia="es-419"/>
+        </w:rPr>
+      </w:pPr>
+      <w:r>
+        <w:rPr>
+          <w:rFonts w:eastAsia="Times New Roman" w:cstheme="minorHAnsi"/>
+          <w:lang w:val="es-419" w:eastAsia="es-419"/>
+        </w:rPr>
+        <w:t>Digitalizar el control de ventas e inventarios.</w:t>
+      </w:r>
+    </w:p>
+    <w:p>
+      <w:pPr>
+        <w:numPr>
+          <w:ilvl w:val="0"/>
+          <w:numId w:val="8"/>
+        </w:numPr>
+        <w:spacing w:before="100" w:beforeAutospacing="1" w:after="100" w:afterAutospacing="1" w:line="240" w:lineRule="auto"/>
+        <w:rPr>
+          <w:rFonts w:eastAsia="Times New Roman" w:cstheme="minorHAnsi"/>
+          <w:lang w:val="es-419" w:eastAsia="es-419"/>
+        </w:rPr>
+      </w:pPr>
+      <w:r>
+        <w:rPr>
+          <w:rFonts w:eastAsia="Times New Roman" w:cstheme="minorHAnsi"/>
+          <w:lang w:val="es-419" w:eastAsia="es-419"/>
+        </w:rPr>
+        <w:t>Reducir errores en cierres de caja.</w:t>
+      </w:r>
+    </w:p>
+    <w:p>
+      <w:pPr>
+        <w:numPr>
+          <w:ilvl w:val="0"/>
+          <w:numId w:val="8"/>
+        </w:numPr>
+        <w:spacing w:before="100" w:beforeAutospacing="1" w:after="100" w:afterAutospacing="1" w:line="240" w:lineRule="auto"/>
+        <w:rPr>
+          <w:rFonts w:eastAsia="Times New Roman" w:cstheme="minorHAnsi"/>
+          <w:lang w:val="es-419" w:eastAsia="es-419"/>
+        </w:rPr>
+      </w:pPr>
+      <w:r>
+        <w:rPr>
+          <w:rFonts w:eastAsia="Times New Roman" w:cstheme="minorHAnsi"/>
+          <w:lang w:val="es-419" w:eastAsia="es-419"/>
+        </w:rPr>
+        <w:t>Mejorar la toma de decisiones con reportes claros.</w:t>
+      </w:r>
+    </w:p>
+    <w:p>
+      <w:pPr>
+        <w:numPr>
+          <w:ilvl w:val="0"/>
+          <w:numId w:val="8"/>
+        </w:numPr>
+        <w:spacing w:before="100" w:beforeAutospacing="1" w:after="100" w:afterAutospacing="1" w:line="240" w:lineRule="auto"/>
+        <w:rPr>
+          <w:rFonts w:eastAsia="Times New Roman" w:cstheme="minorHAnsi"/>
+          <w:lang w:val="es-419" w:eastAsia="es-419"/>
+        </w:rPr>
+      </w:pPr>
+      <w:r>
+        <w:rPr>
+          <w:rFonts w:eastAsia="Times New Roman" w:cstheme="minorHAnsi"/>
+          <w:lang w:val="es-419" w:eastAsia="es-419"/>
+        </w:rPr>
+        <w:t>Preparar la empresa para futuras aperturas y crecimiento escalable.</w:t>
+      </w:r>
+    </w:p>
+    <w:p>
+      <w:pPr>
+        <w:spacing w:before="100" w:beforeAutospacing="1" w:after="100" w:afterAutospacing="1" w:line="240" w:lineRule="auto"/>
+        <w:outlineLvl w:val="1"/>
+        <w:rPr>
+          <w:rFonts w:eastAsia="Times New Roman" w:cstheme="minorHAnsi"/>
+          <w:b/>
+          <w:bCs/>
+          <w:lang w:val="es-419" w:eastAsia="es-419"/>
+        </w:rPr>
+      </w:pPr>
+      <w:r>
+        <w:rPr>
+          <w:rFonts w:cstheme="minorHAnsi"/>
+          <w:b/>
+          <w:bCs/>
+        </w:rPr>
+        <w:t>1.4.7. Aspectos Generales de la Empresa</w:t>
+      </w:r>
+    </w:p>
+    <w:p>
+      <w:pPr>
+        <w:spacing w:before="100" w:beforeAutospacing="1" w:after="100" w:afterAutospacing="1" w:line="240" w:lineRule="auto"/>
+        <w:rPr>
+          <w:rFonts w:eastAsia="Times New Roman" w:cstheme="minorHAnsi"/>
+          <w:lang w:val="es-419" w:eastAsia="es-419"/>
+        </w:rPr>
+      </w:pPr>
+      <w:r>
+        <w:rPr>
+          <w:rFonts w:eastAsia="Times New Roman" w:cstheme="minorHAnsi"/>
+          <w:lang w:val="es-419" w:eastAsia="es-419"/>
+        </w:rPr>
+        <w:t>La Pana combina producción centralizada con varios puntos de venta. Su modelo integra productos de consumo diario y personalizados, buscando calidad, frescura y cercanía con la comunidad.</w:t>
+      </w:r>
+    </w:p>
+    <w:p>
+      <w:pPr>
+        <w:spacing w:before="100" w:beforeAutospacing="1" w:after="100" w:afterAutospacing="1" w:line="240" w:lineRule="auto"/>
+        <w:outlineLvl w:val="1"/>
+        <w:rPr>
+          <w:rFonts w:cstheme="minorHAnsi"/>
+          <w:b/>
+          <w:bCs/>
+        </w:rPr>
+      </w:pPr>
+      <w:r>
+        <w:rPr>
+          <w:rFonts w:cstheme="minorHAnsi"/>
+          <w:b/>
+          <w:bCs/>
+        </w:rPr>
+        <w:t>1.4.8. Cuadro Resumen de la Empresa</w:t>
+      </w:r>
+    </w:p>
+    <w:tbl>
+      <w:tblPr>
+        <w:tblW w:w="0" w:type="auto"/>
+        <w:tblCellSpacing w:w="15" w:type="dxa"/>
+        <w:tblBorders>
+          <w:top w:val="single" w:sz="4" w:space="0" w:color="auto"/>
+          <w:left w:val="single" w:sz="4" w:space="0" w:color="auto"/>
+          <w:bottom w:val="single" w:sz="4" w:space="0" w:color="auto"/>
+          <w:right w:val="single" w:sz="4" w:space="0" w:color="auto"/>
+          <w:insideH w:val="single" w:sz="4" w:space="0" w:color="auto"/>
+          <w:insideV w:val="single" w:sz="4" w:space="0" w:color="auto"/>
+        </w:tblBorders>
+        <w:tblCellMar>
+          <w:top w:w="15" w:type="dxa"/>
+          <w:left w:w="15" w:type="dxa"/>
+          <w:bottom w:w="15" w:type="dxa"/>
+          <w:right w:w="15" w:type="dxa"/>
+        </w:tblCellMar>
+        <w:tblLook w:val="04A0" w:firstRow="1" w:lastRow="0" w:firstColumn="1" w:lastColumn="0" w:noHBand="0" w:noVBand="1"/>
+      </w:tblPr>
+      <w:tblGrid>
+        <w:gridCol w:w="1652"/>
+        <w:gridCol w:w="5362"/>
+      </w:tblGrid>
+      <w:tr>
+        <w:trPr>
+          <w:tblHeader/>
+          <w:tblCellSpacing w:w="15" w:type="dxa"/>
+        </w:trPr>
+        <w:tc>
+          <w:tcPr>
+            <w:tcW w:w="0" w:type="auto"/>
+            <w:vAlign w:val="center"/>
+            <w:hideMark/>
+          </w:tcPr>
+          <w:p>
+            <w:pPr>
+              <w:spacing w:after="0" w:line="240" w:lineRule="auto"/>
+              <w:jc w:val="center"/>
+              <w:rPr>
+                <w:rFonts w:eastAsia="Times New Roman" w:cstheme="minorHAnsi"/>
+                <w:b/>
+                <w:bCs/>
+                <w:lang w:val="es-419" w:eastAsia="es-419"/>
+              </w:rPr>
+            </w:pPr>
+            <w:r>
+              <w:rPr>
+                <w:rFonts w:eastAsia="Times New Roman" w:cstheme="minorHAnsi"/>
+                <w:b/>
+                <w:bCs/>
+                <w:lang w:val="es-419" w:eastAsia="es-419"/>
+              </w:rPr>
+              <w:t>Aspecto</w:t>
+            </w:r>
+          </w:p>
+        </w:tc>
+        <w:tc>
+          <w:tcPr>
+            <w:tcW w:w="0" w:type="auto"/>
+            <w:vAlign w:val="center"/>
+            <w:hideMark/>
+          </w:tcPr>
+          <w:p>
+            <w:pPr>
+              <w:spacing w:after="0" w:line="240" w:lineRule="auto"/>
+              <w:jc w:val="center"/>
+              <w:rPr>
+                <w:rFonts w:eastAsia="Times New Roman" w:cstheme="minorHAnsi"/>
+                <w:b/>
+                <w:bCs/>
+                <w:lang w:val="es-419" w:eastAsia="es-419"/>
+              </w:rPr>
+            </w:pPr>
+            <w:r>
+              <w:rPr>
+                <w:rFonts w:eastAsia="Times New Roman" w:cstheme="minorHAnsi"/>
+                <w:b/>
+                <w:bCs/>
+                <w:lang w:val="es-419" w:eastAsia="es-419"/>
+              </w:rPr>
+              <w:t>Descripción</w:t>
+            </w:r>
+          </w:p>
+        </w:tc>
+      </w:tr>
+      <w:tr>
+        <w:trPr>
+          <w:tblCellSpacing w:w="15" w:type="dxa"/>
+        </w:trPr>
+        <w:tc>
+          <w:tcPr>
+            <w:tcW w:w="0" w:type="auto"/>
+            <w:vAlign w:val="center"/>
+            <w:hideMark/>
+          </w:tcPr>
+          <w:p>
+            <w:pPr>
+              <w:spacing w:after="0" w:line="240" w:lineRule="auto"/>
+              <w:rPr>
+                <w:rFonts w:eastAsia="Times New Roman" w:cstheme="minorHAnsi"/>
+                <w:lang w:val="es-419" w:eastAsia="es-419"/>
+              </w:rPr>
+            </w:pPr>
+            <w:r>
+              <w:rPr>
+                <w:rFonts w:eastAsia="Times New Roman" w:cstheme="minorHAnsi"/>
+                <w:b/>
+                <w:bCs/>
+                <w:lang w:val="es-419" w:eastAsia="es-419"/>
+              </w:rPr>
+              <w:t>Nombre</w:t>
+            </w:r>
+          </w:p>
+        </w:tc>
+        <w:tc>
+          <w:tcPr>
+            <w:tcW w:w="0" w:type="auto"/>
+            <w:vAlign w:val="center"/>
+            <w:hideMark/>
+          </w:tcPr>
+          <w:p>
+            <w:pPr>
+              <w:spacing w:after="0" w:line="240" w:lineRule="auto"/>
+              <w:rPr>
+                <w:rFonts w:eastAsia="Times New Roman" w:cstheme="minorHAnsi"/>
+                <w:lang w:val="es-419" w:eastAsia="es-419"/>
+              </w:rPr>
+            </w:pPr>
+            <w:r>
+              <w:rPr>
+                <w:rFonts w:eastAsia="Times New Roman" w:cstheme="minorHAnsi"/>
+                <w:lang w:val="es-419" w:eastAsia="es-419"/>
+              </w:rPr>
+              <w:t>La Pana – Panadería y Pastelería</w:t>
+            </w:r>
+          </w:p>
+        </w:tc>
+      </w:tr>
+      <w:tr>
+        <w:trPr>
+          <w:tblCellSpacing w:w="15" w:type="dxa"/>
+        </w:trPr>
+        <w:tc>
+          <w:tcPr>
+            <w:tcW w:w="0" w:type="auto"/>
+            <w:vAlign w:val="center"/>
+            <w:hideMark/>
+          </w:tcPr>
+          <w:p>
+            <w:pPr>
+              <w:spacing w:after="0" w:line="240" w:lineRule="auto"/>
+              <w:rPr>
+                <w:rFonts w:eastAsia="Times New Roman" w:cstheme="minorHAnsi"/>
+                <w:lang w:val="es-419" w:eastAsia="es-419"/>
+              </w:rPr>
+            </w:pPr>
+            <w:r>
+              <w:rPr>
+                <w:rFonts w:eastAsia="Times New Roman" w:cstheme="minorHAnsi"/>
+                <w:b/>
+                <w:bCs/>
+                <w:lang w:val="es-419" w:eastAsia="es-419"/>
+              </w:rPr>
+              <w:t>Fundación</w:t>
+            </w:r>
+          </w:p>
+        </w:tc>
+        <w:tc>
+          <w:tcPr>
+            <w:tcW w:w="0" w:type="auto"/>
+            <w:vAlign w:val="center"/>
+            <w:hideMark/>
+          </w:tcPr>
+          <w:p>
+            <w:pPr>
+              <w:spacing w:after="0" w:line="240" w:lineRule="auto"/>
+              <w:rPr>
+                <w:rFonts w:eastAsia="Times New Roman" w:cstheme="minorHAnsi"/>
+                <w:lang w:val="es-419" w:eastAsia="es-419"/>
+              </w:rPr>
+            </w:pPr>
+            <w:r>
+              <w:rPr>
+                <w:rFonts w:eastAsia="Times New Roman" w:cstheme="minorHAnsi"/>
+                <w:lang w:val="es-419" w:eastAsia="es-419"/>
+              </w:rPr>
+              <w:t>1997 (como Surtidor Santa Rosa)</w:t>
+            </w:r>
+          </w:p>
+        </w:tc>
+      </w:tr>
+      <w:tr>
+        <w:trPr>
+          <w:tblCellSpacing w:w="15" w:type="dxa"/>
+        </w:trPr>
+        <w:tc>
+          <w:tcPr>
+            <w:tcW w:w="0" w:type="auto"/>
+            <w:vAlign w:val="center"/>
+            <w:hideMark/>
+          </w:tcPr>
+          <w:p>
+            <w:pPr>
+              <w:spacing w:after="0" w:line="240" w:lineRule="auto"/>
+              <w:rPr>
+                <w:rFonts w:eastAsia="Times New Roman" w:cstheme="minorHAnsi"/>
+                <w:lang w:val="es-419" w:eastAsia="es-419"/>
+              </w:rPr>
+            </w:pPr>
+            <w:r>
+              <w:rPr>
+                <w:rFonts w:eastAsia="Times New Roman" w:cstheme="minorHAnsi"/>
+                <w:b/>
+                <w:bCs/>
+                <w:lang w:val="es-419" w:eastAsia="es-419"/>
+              </w:rPr>
+              <w:t>Naturaleza</w:t>
+            </w:r>
+          </w:p>
+        </w:tc>
+        <w:tc>
+          <w:tcPr>
+            <w:tcW w:w="0" w:type="auto"/>
+            <w:vAlign w:val="center"/>
+            <w:hideMark/>
+          </w:tcPr>
+          <w:p>
+            <w:pPr>
+              <w:spacing w:after="0" w:line="240" w:lineRule="auto"/>
+              <w:rPr>
+                <w:rFonts w:eastAsia="Times New Roman" w:cstheme="minorHAnsi"/>
+                <w:lang w:val="es-419" w:eastAsia="es-419"/>
+              </w:rPr>
+            </w:pPr>
+            <w:r>
+              <w:rPr>
+                <w:rFonts w:eastAsia="Times New Roman" w:cstheme="minorHAnsi"/>
+                <w:lang w:val="es-419" w:eastAsia="es-419"/>
+              </w:rPr>
+              <w:t>Empresa familiar con varias sucursales</w:t>
+            </w:r>
+          </w:p>
+        </w:tc>
+      </w:tr>
+      <w:tr>
+        <w:trPr>
+          <w:tblCellSpacing w:w="15" w:type="dxa"/>
+        </w:trPr>
+        <w:tc>
+          <w:tcPr>
+            <w:tcW w:w="0" w:type="auto"/>
+            <w:vAlign w:val="center"/>
+            <w:hideMark/>
+          </w:tcPr>
+          <w:p>
+            <w:pPr>
+              <w:spacing w:after="0" w:line="240" w:lineRule="auto"/>
+              <w:rPr>
+                <w:rFonts w:eastAsia="Times New Roman" w:cstheme="minorHAnsi"/>
+                <w:lang w:val="es-419" w:eastAsia="es-419"/>
+              </w:rPr>
+            </w:pPr>
+            <w:r>
+              <w:rPr>
+                <w:rFonts w:eastAsia="Times New Roman" w:cstheme="minorHAnsi"/>
+                <w:b/>
+                <w:bCs/>
+                <w:lang w:val="es-419" w:eastAsia="es-419"/>
+              </w:rPr>
+              <w:t>Misión</w:t>
+            </w:r>
+          </w:p>
+        </w:tc>
+        <w:tc>
+          <w:tcPr>
+            <w:tcW w:w="0" w:type="auto"/>
+            <w:vAlign w:val="center"/>
+            <w:hideMark/>
+          </w:tcPr>
+          <w:p>
+            <w:pPr>
+              <w:spacing w:after="0" w:line="240" w:lineRule="auto"/>
+              <w:rPr>
+                <w:rFonts w:eastAsia="Times New Roman" w:cstheme="minorHAnsi"/>
+                <w:lang w:val="es-419" w:eastAsia="es-419"/>
+              </w:rPr>
+            </w:pPr>
+            <w:r>
+              <w:rPr>
+                <w:rFonts w:eastAsia="Times New Roman" w:cstheme="minorHAnsi"/>
+                <w:lang w:val="es-419" w:eastAsia="es-419"/>
+              </w:rPr>
+              <w:t>Productos frescos y de calidad con atención cercana</w:t>
+            </w:r>
+          </w:p>
+        </w:tc>
+      </w:tr>
+      <w:tr>
+        <w:trPr>
+          <w:tblCellSpacing w:w="15" w:type="dxa"/>
+        </w:trPr>
+        <w:tc>
+          <w:tcPr>
+            <w:tcW w:w="0" w:type="auto"/>
+            <w:vAlign w:val="center"/>
+            <w:hideMark/>
+          </w:tcPr>
+          <w:p>
+            <w:pPr>
+              <w:spacing w:after="0" w:line="240" w:lineRule="auto"/>
+              <w:rPr>
+                <w:rFonts w:eastAsia="Times New Roman" w:cstheme="minorHAnsi"/>
+                <w:lang w:val="es-419" w:eastAsia="es-419"/>
+              </w:rPr>
+            </w:pPr>
+            <w:r>
+              <w:rPr>
+                <w:rFonts w:eastAsia="Times New Roman" w:cstheme="minorHAnsi"/>
+                <w:b/>
+                <w:bCs/>
+                <w:lang w:val="es-419" w:eastAsia="es-419"/>
+              </w:rPr>
+              <w:t>Visión</w:t>
+            </w:r>
+          </w:p>
+        </w:tc>
+        <w:tc>
+          <w:tcPr>
+            <w:tcW w:w="0" w:type="auto"/>
+            <w:vAlign w:val="center"/>
+            <w:hideMark/>
+          </w:tcPr>
+          <w:p>
+            <w:pPr>
+              <w:spacing w:after="0" w:line="240" w:lineRule="auto"/>
+              <w:rPr>
+                <w:rFonts w:eastAsia="Times New Roman" w:cstheme="minorHAnsi"/>
+                <w:lang w:val="es-419" w:eastAsia="es-419"/>
+              </w:rPr>
+            </w:pPr>
+            <w:r>
+              <w:rPr>
+                <w:rFonts w:eastAsia="Times New Roman" w:cstheme="minorHAnsi"/>
+                <w:lang w:val="es-419" w:eastAsia="es-419"/>
+              </w:rPr>
+              <w:t>Ser cadena referente en Costa Rica</w:t>
+            </w:r>
+          </w:p>
+        </w:tc>
+      </w:tr>
+      <w:tr>
+        <w:trPr>
+          <w:tblCellSpacing w:w="15" w:type="dxa"/>
+        </w:trPr>
+        <w:tc>
+          <w:tcPr>
+            <w:tcW w:w="0" w:type="auto"/>
+            <w:vAlign w:val="center"/>
+            <w:hideMark/>
+          </w:tcPr>
+          <w:p>
+            <w:pPr>
+              <w:spacing w:after="0" w:line="240" w:lineRule="auto"/>
+              <w:rPr>
+                <w:rFonts w:eastAsia="Times New Roman" w:cstheme="minorHAnsi"/>
+                <w:lang w:val="es-419" w:eastAsia="es-419"/>
+              </w:rPr>
+            </w:pPr>
+            <w:r>
+              <w:rPr>
+                <w:rFonts w:eastAsia="Times New Roman" w:cstheme="minorHAnsi"/>
+                <w:b/>
+                <w:bCs/>
+                <w:lang w:val="es-419" w:eastAsia="es-419"/>
+              </w:rPr>
+              <w:t>Objetivo General</w:t>
+            </w:r>
+          </w:p>
+        </w:tc>
+        <w:tc>
+          <w:tcPr>
+            <w:tcW w:w="0" w:type="auto"/>
+            <w:vAlign w:val="center"/>
+            <w:hideMark/>
+          </w:tcPr>
+          <w:p>
+            <w:pPr>
+              <w:spacing w:after="0" w:line="240" w:lineRule="auto"/>
+              <w:rPr>
+                <w:rFonts w:eastAsia="Times New Roman" w:cstheme="minorHAnsi"/>
+                <w:lang w:val="es-419" w:eastAsia="es-419"/>
+              </w:rPr>
+            </w:pPr>
+            <w:r>
+              <w:rPr>
+                <w:rFonts w:eastAsia="Times New Roman" w:cstheme="minorHAnsi"/>
+                <w:lang w:val="es-419" w:eastAsia="es-419"/>
+              </w:rPr>
+              <w:t>MVP para control operativo de locales</w:t>
+            </w:r>
+          </w:p>
+        </w:tc>
+      </w:tr>
+      <w:tr>
+        <w:trPr>
+          <w:tblCellSpacing w:w="15" w:type="dxa"/>
+        </w:trPr>
+        <w:tc>
+          <w:tcPr>
+            <w:tcW w:w="0" w:type="auto"/>
+            <w:vAlign w:val="center"/>
+            <w:hideMark/>
+          </w:tcPr>
+          <w:p>
+            <w:pPr>
+              <w:spacing w:after="0" w:line="240" w:lineRule="auto"/>
+              <w:rPr>
+                <w:rFonts w:eastAsia="Times New Roman" w:cstheme="minorHAnsi"/>
+                <w:lang w:val="es-419" w:eastAsia="es-419"/>
+              </w:rPr>
+            </w:pPr>
+            <w:r>
+              <w:rPr>
+                <w:rFonts w:eastAsia="Times New Roman" w:cstheme="minorHAnsi"/>
+                <w:b/>
+                <w:bCs/>
+                <w:lang w:val="es-419" w:eastAsia="es-419"/>
+              </w:rPr>
+              <w:lastRenderedPageBreak/>
+              <w:t>Actividades</w:t>
+            </w:r>
+          </w:p>
+        </w:tc>
+        <w:tc>
+          <w:tcPr>
+            <w:tcW w:w="0" w:type="auto"/>
+            <w:vAlign w:val="center"/>
+            <w:hideMark/>
+          </w:tcPr>
+          <w:p>
+            <w:pPr>
+              <w:spacing w:after="0" w:line="240" w:lineRule="auto"/>
+              <w:rPr>
+                <w:rFonts w:eastAsia="Times New Roman" w:cstheme="minorHAnsi"/>
+                <w:lang w:val="es-419" w:eastAsia="es-419"/>
+              </w:rPr>
+            </w:pPr>
+            <w:r>
+              <w:rPr>
+                <w:rFonts w:eastAsia="Times New Roman" w:cstheme="minorHAnsi"/>
+                <w:lang w:val="es-419" w:eastAsia="es-419"/>
+              </w:rPr>
+              <w:t>Producción, distribución, venta, atención al cliente</w:t>
+            </w:r>
+          </w:p>
+        </w:tc>
+      </w:tr>
+      <w:tr>
+        <w:trPr>
+          <w:tblCellSpacing w:w="15" w:type="dxa"/>
+        </w:trPr>
+        <w:tc>
+          <w:tcPr>
+            <w:tcW w:w="0" w:type="auto"/>
+            <w:vAlign w:val="center"/>
+            <w:hideMark/>
+          </w:tcPr>
+          <w:p>
+            <w:pPr>
+              <w:spacing w:after="0" w:line="240" w:lineRule="auto"/>
+              <w:rPr>
+                <w:rFonts w:eastAsia="Times New Roman" w:cstheme="minorHAnsi"/>
+                <w:lang w:val="es-419" w:eastAsia="es-419"/>
+              </w:rPr>
+            </w:pPr>
+            <w:r>
+              <w:rPr>
+                <w:rFonts w:eastAsia="Times New Roman" w:cstheme="minorHAnsi"/>
+                <w:b/>
+                <w:bCs/>
+                <w:lang w:val="es-419" w:eastAsia="es-419"/>
+              </w:rPr>
+              <w:t>Estructura</w:t>
+            </w:r>
+          </w:p>
+        </w:tc>
+        <w:tc>
+          <w:tcPr>
+            <w:tcW w:w="0" w:type="auto"/>
+            <w:vAlign w:val="center"/>
+            <w:hideMark/>
+          </w:tcPr>
+          <w:p>
+            <w:pPr>
+              <w:spacing w:after="0" w:line="240" w:lineRule="auto"/>
+              <w:rPr>
+                <w:rFonts w:eastAsia="Times New Roman" w:cstheme="minorHAnsi"/>
+                <w:lang w:val="es-419" w:eastAsia="es-419"/>
+              </w:rPr>
+            </w:pPr>
+            <w:r>
+              <w:rPr>
+                <w:rFonts w:eastAsia="Times New Roman" w:cstheme="minorHAnsi"/>
+                <w:lang w:val="es-419" w:eastAsia="es-419"/>
+              </w:rPr>
+              <w:t>Dirección, producción, distribución, locales, administración</w:t>
+            </w:r>
+          </w:p>
+        </w:tc>
+      </w:tr>
+      <w:tr>
+        <w:trPr>
+          <w:tblCellSpacing w:w="15" w:type="dxa"/>
+        </w:trPr>
+        <w:tc>
+          <w:tcPr>
+            <w:tcW w:w="0" w:type="auto"/>
+            <w:vAlign w:val="center"/>
+            <w:hideMark/>
+          </w:tcPr>
+          <w:p>
+            <w:pPr>
+              <w:spacing w:after="0" w:line="240" w:lineRule="auto"/>
+              <w:rPr>
+                <w:rFonts w:eastAsia="Times New Roman" w:cstheme="minorHAnsi"/>
+                <w:lang w:val="es-419" w:eastAsia="es-419"/>
+              </w:rPr>
+            </w:pPr>
+            <w:r>
+              <w:rPr>
+                <w:rFonts w:eastAsia="Times New Roman" w:cstheme="minorHAnsi"/>
+                <w:b/>
+                <w:bCs/>
+                <w:lang w:val="es-419" w:eastAsia="es-419"/>
+              </w:rPr>
+              <w:t>Expectativas</w:t>
+            </w:r>
+          </w:p>
+        </w:tc>
+        <w:tc>
+          <w:tcPr>
+            <w:tcW w:w="0" w:type="auto"/>
+            <w:vAlign w:val="center"/>
+            <w:hideMark/>
+          </w:tcPr>
+          <w:p>
+            <w:pPr>
+              <w:spacing w:after="0" w:line="240" w:lineRule="auto"/>
+              <w:rPr>
+                <w:rFonts w:eastAsia="Times New Roman" w:cstheme="minorHAnsi"/>
+                <w:lang w:val="es-419" w:eastAsia="es-419"/>
+              </w:rPr>
+            </w:pPr>
+            <w:r>
+              <w:rPr>
+                <w:rFonts w:eastAsia="Times New Roman" w:cstheme="minorHAnsi"/>
+                <w:lang w:val="es-419" w:eastAsia="es-419"/>
+              </w:rPr>
+              <w:t>Digitalización, control, escalabilidad</w:t>
+            </w:r>
+          </w:p>
+        </w:tc>
+      </w:tr>
+      <w:tr>
+        <w:trPr>
+          <w:tblCellSpacing w:w="15" w:type="dxa"/>
+        </w:trPr>
+        <w:tc>
+          <w:tcPr>
+            <w:tcW w:w="0" w:type="auto"/>
+            <w:vAlign w:val="center"/>
+            <w:hideMark/>
+          </w:tcPr>
+          <w:p>
+            <w:pPr>
+              <w:spacing w:after="0" w:line="240" w:lineRule="auto"/>
+              <w:rPr>
+                <w:rFonts w:eastAsia="Times New Roman" w:cstheme="minorHAnsi"/>
+                <w:lang w:val="es-419" w:eastAsia="es-419"/>
+              </w:rPr>
+            </w:pPr>
+            <w:r>
+              <w:rPr>
+                <w:rFonts w:eastAsia="Times New Roman" w:cstheme="minorHAnsi"/>
+                <w:b/>
+                <w:bCs/>
+                <w:lang w:val="es-419" w:eastAsia="es-419"/>
+              </w:rPr>
+              <w:t>Valores</w:t>
+            </w:r>
+          </w:p>
+        </w:tc>
+        <w:tc>
+          <w:tcPr>
+            <w:tcW w:w="0" w:type="auto"/>
+            <w:vAlign w:val="center"/>
+            <w:hideMark/>
+          </w:tcPr>
+          <w:p>
+            <w:pPr>
+              <w:spacing w:after="0" w:line="240" w:lineRule="auto"/>
+              <w:rPr>
+                <w:rFonts w:eastAsia="Times New Roman" w:cstheme="minorHAnsi"/>
+                <w:lang w:val="es-419" w:eastAsia="es-419"/>
+              </w:rPr>
+            </w:pPr>
+            <w:r>
+              <w:rPr>
+                <w:rFonts w:eastAsia="Times New Roman" w:cstheme="minorHAnsi"/>
+                <w:lang w:val="es-419" w:eastAsia="es-419"/>
+              </w:rPr>
+              <w:t>Empuje, Conciencia, Evolución, Bienestar, Orgullo</w:t>
+            </w:r>
+          </w:p>
+        </w:tc>
+      </w:tr>
+    </w:tbl>
+    <w:p>
+      <w:pPr>
+        <w:pStyle w:val="Prrafodelista"/>
+        <w:spacing w:line="360" w:lineRule="auto"/>
+        <w:ind w:left="792"/>
+        <w:jc w:val="both"/>
+        <w:rPr>
+          <w:b/>
+          <w:bCs/>
+        </w:rPr>
+      </w:pPr>
+      <w:bookmarkStart w:id="0" w:name="_GoBack"/>
+      <w:bookmarkEnd w:id="0"/>
     </w:p>
     <w:p>
       <w:pPr>
@@ -1000,273 +2682,79 @@
           <w:b/>
           <w:bCs/>
         </w:rPr>
-        <w:lastRenderedPageBreak/>
-        <w:t>DESCRIPCION DE LA EMPRESA</w:t>
-      </w:r>
-    </w:p>
-    <w:p>
-      <w:pPr>
-        <w:pStyle w:val="Prrafodelista"/>
-        <w:numPr>
-          <w:ilvl w:val="2"/>
-          <w:numId w:val="2"/>
-        </w:numPr>
-        <w:spacing w:line="360" w:lineRule="auto"/>
+        <w:t>JUSTIFICACIÓN DEL PROBLEMA</w:t>
+      </w:r>
+    </w:p>
+    <w:p>
+      <w:pPr>
+        <w:pStyle w:val="Prrafodelista"/>
+        <w:spacing w:line="360" w:lineRule="auto"/>
+        <w:ind w:left="792" w:firstLine="624"/>
         <w:jc w:val="both"/>
-        <w:rPr>
-          <w:b/>
-          <w:bCs/>
-        </w:rPr>
-      </w:pPr>
-      <w:r>
-        <w:rPr>
-          <w:b/>
-          <w:bCs/>
-        </w:rPr>
-        <w:t>RESEÑA HISTORICA DE LA EMPRESA</w:t>
-      </w:r>
-    </w:p>
-    <w:p>
-      <w:pPr>
-        <w:pStyle w:val="Prrafodelista"/>
-        <w:numPr>
-          <w:ilvl w:val="2"/>
-          <w:numId w:val="2"/>
-        </w:numPr>
-        <w:spacing w:line="360" w:lineRule="auto"/>
+      </w:pPr>
+      <w:r>
+        <w:t>Actualmente, la panadería presenta dificultades en el manejo y control de sus procesos administrativos, especialmente en las áreas de facturación y administración de información de clientes y productos.</w:t>
+      </w:r>
+    </w:p>
+    <w:p>
+      <w:pPr>
+        <w:pStyle w:val="Prrafodelista"/>
+        <w:spacing w:line="360" w:lineRule="auto"/>
+        <w:ind w:left="792" w:firstLine="624"/>
         <w:jc w:val="both"/>
-        <w:rPr>
-          <w:b/>
-          <w:bCs/>
-        </w:rPr>
-      </w:pPr>
-      <w:r>
-        <w:rPr>
-          <w:b/>
-          <w:bCs/>
-        </w:rPr>
-        <w:t>MISION Y VISION</w:t>
-      </w:r>
-    </w:p>
-    <w:p>
-      <w:pPr>
-        <w:pStyle w:val="Prrafodelista"/>
-        <w:numPr>
-          <w:ilvl w:val="3"/>
-          <w:numId w:val="2"/>
-        </w:numPr>
-        <w:spacing w:line="360" w:lineRule="auto"/>
+      </w:pPr>
+      <w:r>
+        <w:t>Muchos de los registros se realizan manualmente, lo que genera riesgos de perdida de información, errores en cálculos, atrasos en la atención al cliente. Esta situación afecta directamente la eficiencia operativa de la empresa y dificulta el acceso rápido a la información necesaria para el control diario de las actividades comerciales.</w:t>
+      </w:r>
+    </w:p>
+    <w:p>
+      <w:pPr>
+        <w:pStyle w:val="Prrafodelista"/>
+        <w:spacing w:line="360" w:lineRule="auto"/>
+        <w:ind w:left="792" w:firstLine="624"/>
         <w:jc w:val="both"/>
-        <w:rPr>
-          <w:b/>
-          <w:bCs/>
-        </w:rPr>
-      </w:pPr>
-      <w:r>
-        <w:rPr>
-          <w:b/>
-          <w:bCs/>
-        </w:rPr>
-        <w:t>MISION</w:t>
-      </w:r>
-    </w:p>
-    <w:p>
-      <w:pPr>
-        <w:pStyle w:val="Prrafodelista"/>
-        <w:numPr>
-          <w:ilvl w:val="3"/>
-          <w:numId w:val="2"/>
-        </w:numPr>
-        <w:spacing w:line="360" w:lineRule="auto"/>
+      </w:pPr>
+      <w:r>
+        <w:t xml:space="preserve">Además, la empresa enfrenta inconvenientes relacionados con el manejo de facturación electrónica, lo que provoca complicaciones en el proceso de registro de ventas y organización de documentos administrativos. </w:t>
+      </w:r>
+    </w:p>
+    <w:p>
+      <w:pPr>
+        <w:pStyle w:val="Prrafodelista"/>
+        <w:spacing w:line="360" w:lineRule="auto"/>
+        <w:ind w:left="792" w:firstLine="624"/>
         <w:jc w:val="both"/>
-        <w:rPr>
-          <w:b/>
-          <w:bCs/>
-        </w:rPr>
-      </w:pPr>
-      <w:r>
-        <w:rPr>
-          <w:b/>
-          <w:bCs/>
-        </w:rPr>
-        <w:t>VISION</w:t>
-      </w:r>
-    </w:p>
-    <w:p>
-      <w:pPr>
-        <w:pStyle w:val="Prrafodelista"/>
-        <w:numPr>
-          <w:ilvl w:val="2"/>
-          <w:numId w:val="2"/>
-        </w:numPr>
-        <w:spacing w:line="360" w:lineRule="auto"/>
+      </w:pPr>
+      <w:r>
+        <w:t>La ausencia de un sistema centralizado también limita la generación de reportes de ventas, control de productos y seguimiento de movimientos realizados dentro de la empresa, dificultando la toma de decisiones y el control adecuado de las operaciones.</w:t>
+      </w:r>
+    </w:p>
+    <w:p>
+      <w:pPr>
+        <w:pStyle w:val="Prrafodelista"/>
+        <w:spacing w:line="360" w:lineRule="auto"/>
+        <w:ind w:left="792" w:firstLine="624"/>
         <w:jc w:val="both"/>
-        <w:rPr>
-          <w:b/>
-          <w:bCs/>
-        </w:rPr>
-      </w:pPr>
-      <w:r>
-        <w:rPr>
-          <w:b/>
-          <w:bCs/>
-        </w:rPr>
-        <w:t>OBJETIVOS ESTRATEGICOS DE LA EMPRESA</w:t>
-      </w:r>
-    </w:p>
-    <w:p>
-      <w:pPr>
-        <w:pStyle w:val="Prrafodelista"/>
-        <w:numPr>
-          <w:ilvl w:val="3"/>
-          <w:numId w:val="2"/>
-        </w:numPr>
-        <w:spacing w:line="360" w:lineRule="auto"/>
+      </w:pPr>
+      <w:r>
+        <w:t>Por esta razón, se considera necesario desarrollar un sistema web que permita automatizar y mejorar estos procesos, proporcionando una herramienta informática que contribuya al orden, seguridad y eficiencia de la información manejada por la panadería.</w:t>
+      </w:r>
+    </w:p>
+    <w:p>
+      <w:pPr>
+        <w:pStyle w:val="Prrafodelista"/>
+        <w:spacing w:line="360" w:lineRule="auto"/>
+        <w:ind w:left="792" w:firstLine="624"/>
         <w:jc w:val="both"/>
-        <w:rPr>
-          <w:b/>
-          <w:bCs/>
-        </w:rPr>
-      </w:pPr>
-      <w:r>
-        <w:rPr>
-          <w:b/>
-          <w:bCs/>
-        </w:rPr>
-        <w:t>OBJETIVO GENERAL</w:t>
-      </w:r>
-    </w:p>
-    <w:p>
-      <w:pPr>
-        <w:pStyle w:val="Prrafodelista"/>
-        <w:numPr>
-          <w:ilvl w:val="3"/>
-          <w:numId w:val="2"/>
-        </w:numPr>
-        <w:spacing w:line="360" w:lineRule="auto"/>
+      </w:pPr>
+    </w:p>
+    <w:p>
+      <w:pPr>
+        <w:pStyle w:val="Prrafodelista"/>
+        <w:spacing w:line="360" w:lineRule="auto"/>
+        <w:ind w:left="792" w:firstLine="624"/>
         <w:jc w:val="both"/>
-        <w:rPr>
-          <w:b/>
-          <w:bCs/>
-        </w:rPr>
-      </w:pPr>
-      <w:r>
-        <w:rPr>
-          <w:b/>
-          <w:bCs/>
-        </w:rPr>
-        <w:t>OBJETIVOS ESPECIFICOS</w:t>
-      </w:r>
-    </w:p>
-    <w:p>
-      <w:pPr>
-        <w:pStyle w:val="Prrafodelista"/>
-        <w:numPr>
-          <w:ilvl w:val="2"/>
-          <w:numId w:val="2"/>
-        </w:numPr>
-        <w:spacing w:line="360" w:lineRule="auto"/>
-        <w:jc w:val="both"/>
-        <w:rPr>
-          <w:b/>
-          <w:bCs/>
-        </w:rPr>
-      </w:pPr>
-      <w:r>
-        <w:rPr>
-          <w:b/>
-          <w:bCs/>
-        </w:rPr>
-        <w:t>ACTIVIDADES DE LA EMPRESA</w:t>
-      </w:r>
-    </w:p>
-    <w:p>
-      <w:pPr>
-        <w:pStyle w:val="Prrafodelista"/>
-        <w:numPr>
-          <w:ilvl w:val="2"/>
-          <w:numId w:val="2"/>
-        </w:numPr>
-        <w:spacing w:line="360" w:lineRule="auto"/>
-        <w:jc w:val="both"/>
-        <w:rPr>
-          <w:b/>
-          <w:bCs/>
-        </w:rPr>
-      </w:pPr>
-      <w:r>
-        <w:rPr>
-          <w:b/>
-          <w:bCs/>
-        </w:rPr>
-        <w:t>ESTRUCTURA DE LA EMPRESA (ORGANIGRAMA)</w:t>
-      </w:r>
-    </w:p>
-    <w:p>
-      <w:pPr>
-        <w:pStyle w:val="Prrafodelista"/>
-        <w:numPr>
-          <w:ilvl w:val="2"/>
-          <w:numId w:val="2"/>
-        </w:numPr>
-        <w:spacing w:line="360" w:lineRule="auto"/>
-        <w:jc w:val="both"/>
-        <w:rPr>
-          <w:b/>
-          <w:bCs/>
-        </w:rPr>
-      </w:pPr>
-      <w:r>
-        <w:rPr>
-          <w:b/>
-          <w:bCs/>
-        </w:rPr>
-        <w:t>EXPECTATIVAS DE LA EMPRESA</w:t>
-      </w:r>
-    </w:p>
-    <w:p>
-      <w:pPr>
-        <w:pStyle w:val="Prrafodelista"/>
-        <w:numPr>
-          <w:ilvl w:val="2"/>
-          <w:numId w:val="2"/>
-        </w:numPr>
-        <w:spacing w:line="360" w:lineRule="auto"/>
-        <w:jc w:val="both"/>
-        <w:rPr>
-          <w:b/>
-          <w:bCs/>
-        </w:rPr>
-      </w:pPr>
-      <w:r>
-        <w:rPr>
-          <w:b/>
-          <w:bCs/>
-        </w:rPr>
-        <w:t>ASPECTOS GENERALES DE LA EMPRESA</w:t>
-      </w:r>
-    </w:p>
-    <w:p>
-      <w:pPr>
-        <w:pStyle w:val="Prrafodelista"/>
-        <w:numPr>
-          <w:ilvl w:val="2"/>
-          <w:numId w:val="2"/>
-        </w:numPr>
-        <w:spacing w:line="360" w:lineRule="auto"/>
-        <w:jc w:val="both"/>
-        <w:rPr>
-          <w:b/>
-          <w:bCs/>
-        </w:rPr>
-      </w:pPr>
-      <w:r>
-        <w:rPr>
-          <w:b/>
-          <w:bCs/>
-        </w:rPr>
-        <w:t>CUADRO RESUMEN DE LA EMPRESA</w:t>
-      </w:r>
+      </w:pPr>
     </w:p>
     <w:p>
       <w:pPr>
@@ -1277,106 +2765,12 @@
         </w:numPr>
         <w:spacing w:line="360" w:lineRule="auto"/>
         <w:jc w:val="both"/>
-        <w:rPr>
-          <w:b/>
-          <w:bCs/>
-        </w:rPr>
-      </w:pPr>
-      <w:r>
-        <w:rPr>
-          <w:b/>
-          <w:bCs/>
-        </w:rPr>
-        <w:t>JUSTIFICACIÓN DEL PROBLEMA</w:t>
-      </w:r>
-    </w:p>
-    <w:p>
-      <w:pPr>
-        <w:pStyle w:val="Prrafodelista"/>
-        <w:spacing w:line="360" w:lineRule="auto"/>
-        <w:ind w:left="792" w:firstLine="624"/>
-        <w:jc w:val="both"/>
-      </w:pPr>
-      <w:r>
-        <w:t>Actualmente, la panadería presenta dificultades en el manejo y control de sus procesos administrativos, especialmente en las áreas de facturación y administración de información de clientes y productos.</w:t>
-      </w:r>
-    </w:p>
-    <w:p>
-      <w:pPr>
-        <w:pStyle w:val="Prrafodelista"/>
-        <w:spacing w:line="360" w:lineRule="auto"/>
-        <w:ind w:left="792" w:firstLine="624"/>
-        <w:jc w:val="both"/>
-      </w:pPr>
-      <w:r>
-        <w:t>Muchos de los registros se realizan manualmente, lo que genera riesgos de perdida de información, errores en cálculos, atrasos en la atención al cliente. Esta situación afecta directamente la eficiencia operativa de la empresa y dificulta el acceso rápido a la información necesaria para el control diario de las actividades comerciales.</w:t>
-      </w:r>
-    </w:p>
-    <w:p>
-      <w:pPr>
-        <w:pStyle w:val="Prrafodelista"/>
-        <w:spacing w:line="360" w:lineRule="auto"/>
-        <w:ind w:left="792" w:firstLine="624"/>
-        <w:jc w:val="both"/>
-      </w:pPr>
-      <w:r>
-        <w:t xml:space="preserve">Además, la empresa enfrenta inconvenientes relacionados con el manejo de facturación electrónica, lo que provoca complicaciones en el proceso de registro de ventas y organización de documentos administrativos. </w:t>
-      </w:r>
-    </w:p>
-    <w:p>
-      <w:pPr>
-        <w:pStyle w:val="Prrafodelista"/>
-        <w:spacing w:line="360" w:lineRule="auto"/>
-        <w:ind w:left="792" w:firstLine="624"/>
-        <w:jc w:val="both"/>
-      </w:pPr>
-      <w:r>
-        <w:t>La ausencia de un sistema centralizado también limita la generación de reportes de ventas, control de productos y seguimiento de movimientos realizados dentro de la empresa, dificultando la toma de decisiones y el control adecuado de las operaciones.</w:t>
-      </w:r>
-    </w:p>
-    <w:p>
-      <w:pPr>
-        <w:pStyle w:val="Prrafodelista"/>
-        <w:spacing w:line="360" w:lineRule="auto"/>
-        <w:ind w:left="792" w:firstLine="624"/>
-        <w:jc w:val="both"/>
-      </w:pPr>
-      <w:r>
-        <w:t>Por esta razón, se considera necesario desarrollar un sistema web que permita automatizar y mejorar estos procesos, proporcionando una herramienta informática que contribuya al orden, seguridad y eficiencia de la información manejada por la panadería.</w:t>
-      </w:r>
-    </w:p>
-    <w:p>
-      <w:pPr>
-        <w:pStyle w:val="Prrafodelista"/>
-        <w:spacing w:line="360" w:lineRule="auto"/>
-        <w:ind w:left="792" w:firstLine="624"/>
-        <w:jc w:val="both"/>
-      </w:pPr>
-    </w:p>
-    <w:p>
-      <w:pPr>
-        <w:pStyle w:val="Prrafodelista"/>
-        <w:spacing w:line="360" w:lineRule="auto"/>
-        <w:ind w:left="792" w:firstLine="624"/>
-        <w:jc w:val="both"/>
-      </w:pPr>
-    </w:p>
-    <w:p>
-      <w:pPr>
-        <w:pStyle w:val="Prrafodelista"/>
-        <w:numPr>
-          <w:ilvl w:val="1"/>
-          <w:numId w:val="2"/>
-        </w:numPr>
-        <w:spacing w:line="360" w:lineRule="auto"/>
-        <w:jc w:val="both"/>
-      </w:pPr>
-      <w:r>
-        <w:rPr>
-          <w:b/>
-          <w:bCs/>
-        </w:rPr>
-        <w:lastRenderedPageBreak/>
+      </w:pPr>
+      <w:r>
+        <w:rPr>
+          <w:b/>
+          <w:bCs/>
+        </w:rPr>
         <w:t>CARTA DE SOLICITUD DEL PROYECTO EN LA EMPRESA</w:t>
       </w:r>
     </w:p>
@@ -1500,6 +2894,7 @@
           <w:b/>
           <w:bCs/>
         </w:rPr>
+        <w:lastRenderedPageBreak/>
         <w:t>ANEXOS</w:t>
       </w:r>
     </w:p>
@@ -1552,7 +2947,7 @@
 </file>
 
 <file path=word/endnotes.xml><?xml version="1.0" encoding="utf-8"?>
-<w:endnotes xmlns:wpc="http://schemas.microsoft.com/office/word/2010/wordprocessingCanvas" xmlns:cx="http://schemas.microsoft.com/office/drawing/2014/chartex" xmlns:cx1="http://schemas.microsoft.com/office/drawing/2015/9/8/chartex" xmlns:cx2="http://schemas.microsoft.com/office/drawing/2015/10/21/chartex" xmlns:cx3="http://schemas.microsoft.com/office/drawing/2016/5/9/chartex" xmlns:cx4="http://schemas.microsoft.com/office/drawing/2016/5/10/chartex" xmlns:cx5="http://schemas.microsoft.com/office/drawing/2016/5/11/chartex" xmlns:cx6="http://schemas.microsoft.com/office/drawing/2016/5/12/chartex" xmlns:cx7="http://schemas.microsoft.com/office/drawing/2016/5/13/chartex" xmlns:cx8="http://schemas.microsoft.com/office/drawing/2016/5/14/chartex" xmlns:mc="http://schemas.openxmlformats.org/markup-compatibility/2006" xmlns:aink="http://schemas.microsoft.com/office/drawing/2016/ink" xmlns:am3d="http://schemas.microsoft.com/office/drawing/2017/model3d" xmlns:o="urn:schemas-microsoft-com:office:office" xmlns:r="http://schemas.openxmlformats.org/officeDocument/2006/relationships" xmlns:m="http://schemas.openxmlformats.org/officeDocument/2006/math" xmlns:v="urn:schemas-microsoft-com:vml" xmlns:wp14="http://schemas.microsoft.com/office/word/2010/wordprocessingDrawing" xmlns:wp="http://schemas.openxmlformats.org/drawingml/2006/wordprocessingDrawing" xmlns:w10="urn:schemas-microsoft-com:office:word" xmlns:w="http://schemas.openxmlformats.org/wordprocessingml/2006/main" xmlns:w14="http://schemas.microsoft.com/office/word/2010/wordml" xmlns:w15="http://schemas.microsoft.com/office/word/2012/wordml" xmlns:w16cex="http://schemas.microsoft.com/office/word/2018/wordml/cex" xmlns:w16cid="http://schemas.microsoft.com/office/word/2016/wordml/cid" xmlns:w16="http://schemas.microsoft.com/office/word/2018/wordml" xmlns:w16sdtdh="http://schemas.microsoft.com/office/word/2020/wordml/sdtdatahash" xmlns:w16se="http://schemas.microsoft.com/office/word/2015/wordml/symex" xmlns:wpg="http://schemas.microsoft.com/office/word/2010/wordprocessingGroup" xmlns:wpi="http://schemas.microsoft.com/office/word/2010/wordprocessingInk" xmlns:wne="http://schemas.microsoft.com/office/word/2006/wordml" xmlns:wps="http://schemas.microsoft.com/office/word/2010/wordprocessingShape" mc:Ignorable="w14 w15 w16se w16cid w16 w16cex w16sdtdh wp14">
+<w:endnotes xmlns:wpc="http://schemas.microsoft.com/office/word/2010/wordprocessingCanvas" xmlns:cx="http://schemas.microsoft.com/office/drawing/2014/chartex" xmlns:mc="http://schemas.openxmlformats.org/markup-compatibility/2006" xmlns:o="urn:schemas-microsoft-com:office:office" xmlns:r="http://schemas.openxmlformats.org/officeDocument/2006/relationships" xmlns:m="http://schemas.openxmlformats.org/officeDocument/2006/math" xmlns:v="urn:schemas-microsoft-com:vml" xmlns:wp14="http://schemas.microsoft.com/office/word/2010/wordprocessingDrawing" xmlns:wp="http://schemas.openxmlformats.org/drawingml/2006/wordprocessingDrawing" xmlns:w10="urn:schemas-microsoft-com:office:word" xmlns:w="http://schemas.openxmlformats.org/wordprocessingml/2006/main" xmlns:w14="http://schemas.microsoft.com/office/word/2010/wordml" xmlns:w15="http://schemas.microsoft.com/office/word/2012/wordml" xmlns:w16se="http://schemas.microsoft.com/office/word/2015/wordml/symex" xmlns:wpg="http://schemas.microsoft.com/office/word/2010/wordprocessingGroup" xmlns:wpi="http://schemas.microsoft.com/office/word/2010/wordprocessingInk" xmlns:wne="http://schemas.microsoft.com/office/word/2006/wordml" xmlns:wps="http://schemas.microsoft.com/office/word/2010/wordprocessingShape" mc:Ignorable="w14 w15 w16se wp14">
   <w:endnote w:type="separator" w:id="-1">
     <w:p>
       <w:pPr>
@@ -1577,7 +2972,7 @@
 </file>
 
 <file path=word/footer1.xml><?xml version="1.0" encoding="utf-8"?>
-<w:ftr xmlns:wpc="http://schemas.microsoft.com/office/word/2010/wordprocessingCanvas" xmlns:cx="http://schemas.microsoft.com/office/drawing/2014/chartex" xmlns:cx1="http://schemas.microsoft.com/office/drawing/2015/9/8/chartex" xmlns:cx2="http://schemas.microsoft.com/office/drawing/2015/10/21/chartex" xmlns:cx3="http://schemas.microsoft.com/office/drawing/2016/5/9/chartex" xmlns:cx4="http://schemas.microsoft.com/office/drawing/2016/5/10/chartex" xmlns:cx5="http://schemas.microsoft.com/office/drawing/2016/5/11/chartex" xmlns:cx6="http://schemas.microsoft.com/office/drawing/2016/5/12/chartex" xmlns:cx7="http://schemas.microsoft.com/office/drawing/2016/5/13/chartex" xmlns:cx8="http://schemas.microsoft.com/office/drawing/2016/5/14/chartex" xmlns:mc="http://schemas.openxmlformats.org/markup-compatibility/2006" xmlns:aink="http://schemas.microsoft.com/office/drawing/2016/ink" xmlns:am3d="http://schemas.microsoft.com/office/drawing/2017/model3d" xmlns:o="urn:schemas-microsoft-com:office:office" xmlns:r="http://schemas.openxmlformats.org/officeDocument/2006/relationships" xmlns:m="http://schemas.openxmlformats.org/officeDocument/2006/math" xmlns:v="urn:schemas-microsoft-com:vml" xmlns:wp14="http://schemas.microsoft.com/office/word/2010/wordprocessingDrawing" xmlns:wp="http://schemas.openxmlformats.org/drawingml/2006/wordprocessingDrawing" xmlns:w10="urn:schemas-microsoft-com:office:word" xmlns:w="http://schemas.openxmlformats.org/wordprocessingml/2006/main" xmlns:w14="http://schemas.microsoft.com/office/word/2010/wordml" xmlns:w15="http://schemas.microsoft.com/office/word/2012/wordml" xmlns:w16cex="http://schemas.microsoft.com/office/word/2018/wordml/cex" xmlns:w16cid="http://schemas.microsoft.com/office/word/2016/wordml/cid" xmlns:w16="http://schemas.microsoft.com/office/word/2018/wordml" xmlns:w16sdtdh="http://schemas.microsoft.com/office/word/2020/wordml/sdtdatahash" xmlns:w16se="http://schemas.microsoft.com/office/word/2015/wordml/symex" xmlns:wpg="http://schemas.microsoft.com/office/word/2010/wordprocessingGroup" xmlns:wpi="http://schemas.microsoft.com/office/word/2010/wordprocessingInk" xmlns:wne="http://schemas.microsoft.com/office/word/2006/wordml" xmlns:wps="http://schemas.microsoft.com/office/word/2010/wordprocessingShape" mc:Ignorable="w14 w15 w16se w16cid w16 w16cex w16sdtdh wp14">
+<w:ftr xmlns:wpc="http://schemas.microsoft.com/office/word/2010/wordprocessingCanvas" xmlns:cx="http://schemas.microsoft.com/office/drawing/2014/chartex" xmlns:mc="http://schemas.openxmlformats.org/markup-compatibility/2006" xmlns:o="urn:schemas-microsoft-com:office:office" xmlns:r="http://schemas.openxmlformats.org/officeDocument/2006/relationships" xmlns:m="http://schemas.openxmlformats.org/officeDocument/2006/math" xmlns:v="urn:schemas-microsoft-com:vml" xmlns:wp14="http://schemas.microsoft.com/office/word/2010/wordprocessingDrawing" xmlns:wp="http://schemas.openxmlformats.org/drawingml/2006/wordprocessingDrawing" xmlns:w10="urn:schemas-microsoft-com:office:word" xmlns:w="http://schemas.openxmlformats.org/wordprocessingml/2006/main" xmlns:w14="http://schemas.microsoft.com/office/word/2010/wordml" xmlns:w15="http://schemas.microsoft.com/office/word/2012/wordml" xmlns:w16se="http://schemas.microsoft.com/office/word/2015/wordml/symex" xmlns:wpg="http://schemas.microsoft.com/office/word/2010/wordprocessingGroup" xmlns:wpi="http://schemas.microsoft.com/office/word/2010/wordprocessingInk" xmlns:wne="http://schemas.microsoft.com/office/word/2006/wordml" xmlns:wps="http://schemas.microsoft.com/office/word/2010/wordprocessingShape" mc:Ignorable="w14 w15 w16se wp14">
   <w:sdt>
     <w:sdtPr>
       <w:id w:val="1154792906"/>
@@ -1604,9 +2999,10 @@
         </w:r>
         <w:r>
           <w:rPr>
+            <w:noProof/>
             <w:lang w:val="es-ES"/>
           </w:rPr>
-          <w:t>2</w:t>
+          <w:t>6</w:t>
         </w:r>
         <w:r>
           <w:fldChar w:fldCharType="end"/>
@@ -1626,7 +3022,7 @@
 </file>
 
 <file path=word/footnotes.xml><?xml version="1.0" encoding="utf-8"?>
-<w:footnotes xmlns:wpc="http://schemas.microsoft.com/office/word/2010/wordprocessingCanvas" xmlns:cx="http://schemas.microsoft.com/office/drawing/2014/chartex" xmlns:cx1="http://schemas.microsoft.com/office/drawing/2015/9/8/chartex" xmlns:cx2="http://schemas.microsoft.com/office/drawing/2015/10/21/chartex" xmlns:cx3="http://schemas.microsoft.com/office/drawing/2016/5/9/chartex" xmlns:cx4="http://schemas.microsoft.com/office/drawing/2016/5/10/chartex" xmlns:cx5="http://schemas.microsoft.com/office/drawing/2016/5/11/chartex" xmlns:cx6="http://schemas.microsoft.com/office/drawing/2016/5/12/chartex" xmlns:cx7="http://schemas.microsoft.com/office/drawing/2016/5/13/chartex" xmlns:cx8="http://schemas.microsoft.com/office/drawing/2016/5/14/chartex" xmlns:mc="http://schemas.openxmlformats.org/markup-compatibility/2006" xmlns:aink="http://schemas.microsoft.com/office/drawing/2016/ink" xmlns:am3d="http://schemas.microsoft.com/office/drawing/2017/model3d" xmlns:o="urn:schemas-microsoft-com:office:office" xmlns:r="http://schemas.openxmlformats.org/officeDocument/2006/relationships" xmlns:m="http://schemas.openxmlformats.org/officeDocument/2006/math" xmlns:v="urn:schemas-microsoft-com:vml" xmlns:wp14="http://schemas.microsoft.com/office/word/2010/wordprocessingDrawing" xmlns:wp="http://schemas.openxmlformats.org/drawingml/2006/wordprocessingDrawing" xmlns:w10="urn:schemas-microsoft-com:office:word" xmlns:w="http://schemas.openxmlformats.org/wordprocessingml/2006/main" xmlns:w14="http://schemas.microsoft.com/office/word/2010/wordml" xmlns:w15="http://schemas.microsoft.com/office/word/2012/wordml" xmlns:w16cex="http://schemas.microsoft.com/office/word/2018/wordml/cex" xmlns:w16cid="http://schemas.microsoft.com/office/word/2016/wordml/cid" xmlns:w16="http://schemas.microsoft.com/office/word/2018/wordml" xmlns:w16sdtdh="http://schemas.microsoft.com/office/word/2020/wordml/sdtdatahash" xmlns:w16se="http://schemas.microsoft.com/office/word/2015/wordml/symex" xmlns:wpg="http://schemas.microsoft.com/office/word/2010/wordprocessingGroup" xmlns:wpi="http://schemas.microsoft.com/office/word/2010/wordprocessingInk" xmlns:wne="http://schemas.microsoft.com/office/word/2006/wordml" xmlns:wps="http://schemas.microsoft.com/office/word/2010/wordprocessingShape" mc:Ignorable="w14 w15 w16se w16cid w16 w16cex w16sdtdh wp14">
+<w:footnotes xmlns:wpc="http://schemas.microsoft.com/office/word/2010/wordprocessingCanvas" xmlns:cx="http://schemas.microsoft.com/office/drawing/2014/chartex" xmlns:mc="http://schemas.openxmlformats.org/markup-compatibility/2006" xmlns:o="urn:schemas-microsoft-com:office:office" xmlns:r="http://schemas.openxmlformats.org/officeDocument/2006/relationships" xmlns:m="http://schemas.openxmlformats.org/officeDocument/2006/math" xmlns:v="urn:schemas-microsoft-com:vml" xmlns:wp14="http://schemas.microsoft.com/office/word/2010/wordprocessingDrawing" xmlns:wp="http://schemas.openxmlformats.org/drawingml/2006/wordprocessingDrawing" xmlns:w10="urn:schemas-microsoft-com:office:word" xmlns:w="http://schemas.openxmlformats.org/wordprocessingml/2006/main" xmlns:w14="http://schemas.microsoft.com/office/word/2010/wordml" xmlns:w15="http://schemas.microsoft.com/office/word/2012/wordml" xmlns:w16se="http://schemas.microsoft.com/office/word/2015/wordml/symex" xmlns:wpg="http://schemas.microsoft.com/office/word/2010/wordprocessingGroup" xmlns:wpi="http://schemas.microsoft.com/office/word/2010/wordprocessingInk" xmlns:wne="http://schemas.microsoft.com/office/word/2006/wordml" xmlns:wps="http://schemas.microsoft.com/office/word/2010/wordprocessingShape" mc:Ignorable="w14 w15 w16se wp14">
   <w:footnote w:type="separator" w:id="-1">
     <w:p>
       <w:pPr>
@@ -1651,7 +3047,7 @@
 </file>
 
 <file path=word/header1.xml><?xml version="1.0" encoding="utf-8"?>
-<w:hdr xmlns:wpc="http://schemas.microsoft.com/office/word/2010/wordprocessingCanvas" xmlns:cx="http://schemas.microsoft.com/office/drawing/2014/chartex" xmlns:cx1="http://schemas.microsoft.com/office/drawing/2015/9/8/chartex" xmlns:cx2="http://schemas.microsoft.com/office/drawing/2015/10/21/chartex" xmlns:cx3="http://schemas.microsoft.com/office/drawing/2016/5/9/chartex" xmlns:cx4="http://schemas.microsoft.com/office/drawing/2016/5/10/chartex" xmlns:cx5="http://schemas.microsoft.com/office/drawing/2016/5/11/chartex" xmlns:cx6="http://schemas.microsoft.com/office/drawing/2016/5/12/chartex" xmlns:cx7="http://schemas.microsoft.com/office/drawing/2016/5/13/chartex" xmlns:cx8="http://schemas.microsoft.com/office/drawing/2016/5/14/chartex" xmlns:mc="http://schemas.openxmlformats.org/markup-compatibility/2006" xmlns:aink="http://schemas.microsoft.com/office/drawing/2016/ink" xmlns:am3d="http://schemas.microsoft.com/office/drawing/2017/model3d" xmlns:o="urn:schemas-microsoft-com:office:office" xmlns:r="http://schemas.openxmlformats.org/officeDocument/2006/relationships" xmlns:m="http://schemas.openxmlformats.org/officeDocument/2006/math" xmlns:v="urn:schemas-microsoft-com:vml" xmlns:wp14="http://schemas.microsoft.com/office/word/2010/wordprocessingDrawing" xmlns:wp="http://schemas.openxmlformats.org/drawingml/2006/wordprocessingDrawing" xmlns:w10="urn:schemas-microsoft-com:office:word" xmlns:w="http://schemas.openxmlformats.org/wordprocessingml/2006/main" xmlns:w14="http://schemas.microsoft.com/office/word/2010/wordml" xmlns:w15="http://schemas.microsoft.com/office/word/2012/wordml" xmlns:w16cex="http://schemas.microsoft.com/office/word/2018/wordml/cex" xmlns:w16cid="http://schemas.microsoft.com/office/word/2016/wordml/cid" xmlns:w16="http://schemas.microsoft.com/office/word/2018/wordml" xmlns:w16sdtdh="http://schemas.microsoft.com/office/word/2020/wordml/sdtdatahash" xmlns:w16se="http://schemas.microsoft.com/office/word/2015/wordml/symex" xmlns:wpg="http://schemas.microsoft.com/office/word/2010/wordprocessingGroup" xmlns:wpi="http://schemas.microsoft.com/office/word/2010/wordprocessingInk" xmlns:wne="http://schemas.microsoft.com/office/word/2006/wordml" xmlns:wps="http://schemas.microsoft.com/office/word/2010/wordprocessingShape" mc:Ignorable="w14 w15 w16se w16cid w16 w16cex w16sdtdh wp14">
+<w:hdr xmlns:wpc="http://schemas.microsoft.com/office/word/2010/wordprocessingCanvas" xmlns:cx="http://schemas.microsoft.com/office/drawing/2014/chartex" xmlns:mc="http://schemas.openxmlformats.org/markup-compatibility/2006" xmlns:o="urn:schemas-microsoft-com:office:office" xmlns:r="http://schemas.openxmlformats.org/officeDocument/2006/relationships" xmlns:m="http://schemas.openxmlformats.org/officeDocument/2006/math" xmlns:v="urn:schemas-microsoft-com:vml" xmlns:wp14="http://schemas.microsoft.com/office/word/2010/wordprocessingDrawing" xmlns:wp="http://schemas.openxmlformats.org/drawingml/2006/wordprocessingDrawing" xmlns:w10="urn:schemas-microsoft-com:office:word" xmlns:w="http://schemas.openxmlformats.org/wordprocessingml/2006/main" xmlns:w14="http://schemas.microsoft.com/office/word/2010/wordml" xmlns:w15="http://schemas.microsoft.com/office/word/2012/wordml" xmlns:w16se="http://schemas.microsoft.com/office/word/2015/wordml/symex" xmlns:wpg="http://schemas.microsoft.com/office/word/2010/wordprocessingGroup" xmlns:wpi="http://schemas.microsoft.com/office/word/2010/wordprocessingInk" xmlns:wne="http://schemas.microsoft.com/office/word/2006/wordml" xmlns:wps="http://schemas.microsoft.com/office/word/2010/wordprocessingShape" mc:Ignorable="w14 w15 w16se wp14">
   <w:p>
     <w:pPr>
       <w:pStyle w:val="Encabezado"/>
@@ -1667,8 +3063,157 @@
 </file>
 
 <file path=word/numbering.xml><?xml version="1.0" encoding="utf-8"?>
-<w:numbering xmlns:wpc="http://schemas.microsoft.com/office/word/2010/wordprocessingCanvas" xmlns:cx="http://schemas.microsoft.com/office/drawing/2014/chartex" xmlns:cx1="http://schemas.microsoft.com/office/drawing/2015/9/8/chartex" xmlns:cx2="http://schemas.microsoft.com/office/drawing/2015/10/21/chartex" xmlns:cx3="http://schemas.microsoft.com/office/drawing/2016/5/9/chartex" xmlns:cx4="http://schemas.microsoft.com/office/drawing/2016/5/10/chartex" xmlns:cx5="http://schemas.microsoft.com/office/drawing/2016/5/11/chartex" xmlns:cx6="http://schemas.microsoft.com/office/drawing/2016/5/12/chartex" xmlns:cx7="http://schemas.microsoft.com/office/drawing/2016/5/13/chartex" xmlns:cx8="http://schemas.microsoft.com/office/drawing/2016/5/14/chartex" xmlns:mc="http://schemas.openxmlformats.org/markup-compatibility/2006" xmlns:aink="http://schemas.microsoft.com/office/drawing/2016/ink" xmlns:am3d="http://schemas.microsoft.com/office/drawing/2017/model3d" xmlns:o="urn:schemas-microsoft-com:office:office" xmlns:r="http://schemas.openxmlformats.org/officeDocument/2006/relationships" xmlns:m="http://schemas.openxmlformats.org/officeDocument/2006/math" xmlns:v="urn:schemas-microsoft-com:vml" xmlns:wp14="http://schemas.microsoft.com/office/word/2010/wordprocessingDrawing" xmlns:wp="http://schemas.openxmlformats.org/drawingml/2006/wordprocessingDrawing" xmlns:w10="urn:schemas-microsoft-com:office:word" xmlns:w="http://schemas.openxmlformats.org/wordprocessingml/2006/main" xmlns:w14="http://schemas.microsoft.com/office/word/2010/wordml" xmlns:w15="http://schemas.microsoft.com/office/word/2012/wordml" xmlns:w16cex="http://schemas.microsoft.com/office/word/2018/wordml/cex" xmlns:w16cid="http://schemas.microsoft.com/office/word/2016/wordml/cid" xmlns:w16="http://schemas.microsoft.com/office/word/2018/wordml" xmlns:w16sdtdh="http://schemas.microsoft.com/office/word/2020/wordml/sdtdatahash" xmlns:w16se="http://schemas.microsoft.com/office/word/2015/wordml/symex" xmlns:wpg="http://schemas.microsoft.com/office/word/2010/wordprocessingGroup" xmlns:wpi="http://schemas.microsoft.com/office/word/2010/wordprocessingInk" xmlns:wne="http://schemas.microsoft.com/office/word/2006/wordml" xmlns:wps="http://schemas.microsoft.com/office/word/2010/wordprocessingShape" mc:Ignorable="w14 w15 w16se w16cid w16 w16cex w16sdtdh wp14">
+<w:numbering xmlns:wpc="http://schemas.microsoft.com/office/word/2010/wordprocessingCanvas" xmlns:cx="http://schemas.microsoft.com/office/drawing/2014/chartex" xmlns:mc="http://schemas.openxmlformats.org/markup-compatibility/2006" xmlns:o="urn:schemas-microsoft-com:office:office" xmlns:r="http://schemas.openxmlformats.org/officeDocument/2006/relationships" xmlns:m="http://schemas.openxmlformats.org/officeDocument/2006/math" xmlns:v="urn:schemas-microsoft-com:vml" xmlns:wp14="http://schemas.microsoft.com/office/word/2010/wordprocessingDrawing" xmlns:wp="http://schemas.openxmlformats.org/drawingml/2006/wordprocessingDrawing" xmlns:w10="urn:schemas-microsoft-com:office:word" xmlns:w="http://schemas.openxmlformats.org/wordprocessingml/2006/main" xmlns:w14="http://schemas.microsoft.com/office/word/2010/wordml" xmlns:w15="http://schemas.microsoft.com/office/word/2012/wordml" xmlns:w16se="http://schemas.microsoft.com/office/word/2015/wordml/symex" xmlns:wpg="http://schemas.microsoft.com/office/word/2010/wordprocessingGroup" xmlns:wpi="http://schemas.microsoft.com/office/word/2010/wordprocessingInk" xmlns:wne="http://schemas.microsoft.com/office/word/2006/wordml" xmlns:wps="http://schemas.microsoft.com/office/word/2010/wordprocessingShape" mc:Ignorable="w14 w15 w16se wp14">
   <w:abstractNum w:abstractNumId="0" w15:restartNumberingAfterBreak="0">
+    <w:nsid w:val="043637E7"/>
+    <w:multiLevelType w:val="multilevel"/>
+    <w:tmpl w:val="A21CBC14"/>
+    <w:lvl w:ilvl="0">
+      <w:start w:val="1"/>
+      <w:numFmt w:val="bullet"/>
+      <w:lvlText w:val=""/>
+      <w:lvlJc w:val="left"/>
+      <w:pPr>
+        <w:tabs>
+          <w:tab w:val="num" w:pos="720"/>
+        </w:tabs>
+        <w:ind w:left="720" w:hanging="360"/>
+      </w:pPr>
+      <w:rPr>
+        <w:rFonts w:ascii="Symbol" w:hAnsi="Symbol" w:hint="default"/>
+        <w:sz w:val="20"/>
+      </w:rPr>
+    </w:lvl>
+    <w:lvl w:ilvl="1" w:tentative="1">
+      <w:start w:val="1"/>
+      <w:numFmt w:val="bullet"/>
+      <w:lvlText w:val="o"/>
+      <w:lvlJc w:val="left"/>
+      <w:pPr>
+        <w:tabs>
+          <w:tab w:val="num" w:pos="1440"/>
+        </w:tabs>
+        <w:ind w:left="1440" w:hanging="360"/>
+      </w:pPr>
+      <w:rPr>
+        <w:rFonts w:ascii="Courier New" w:hAnsi="Courier New" w:hint="default"/>
+        <w:sz w:val="20"/>
+      </w:rPr>
+    </w:lvl>
+    <w:lvl w:ilvl="2" w:tentative="1">
+      <w:start w:val="1"/>
+      <w:numFmt w:val="bullet"/>
+      <w:lvlText w:val=""/>
+      <w:lvlJc w:val="left"/>
+      <w:pPr>
+        <w:tabs>
+          <w:tab w:val="num" w:pos="2160"/>
+        </w:tabs>
+        <w:ind w:left="2160" w:hanging="360"/>
+      </w:pPr>
+      <w:rPr>
+        <w:rFonts w:ascii="Wingdings" w:hAnsi="Wingdings" w:hint="default"/>
+        <w:sz w:val="20"/>
+      </w:rPr>
+    </w:lvl>
+    <w:lvl w:ilvl="3" w:tentative="1">
+      <w:start w:val="1"/>
+      <w:numFmt w:val="bullet"/>
+      <w:lvlText w:val=""/>
+      <w:lvlJc w:val="left"/>
+      <w:pPr>
+        <w:tabs>
+          <w:tab w:val="num" w:pos="2880"/>
+        </w:tabs>
+        <w:ind w:left="2880" w:hanging="360"/>
+      </w:pPr>
+      <w:rPr>
+        <w:rFonts w:ascii="Wingdings" w:hAnsi="Wingdings" w:hint="default"/>
+        <w:sz w:val="20"/>
+      </w:rPr>
+    </w:lvl>
+    <w:lvl w:ilvl="4" w:tentative="1">
+      <w:start w:val="1"/>
+      <w:numFmt w:val="bullet"/>
+      <w:lvlText w:val=""/>
+      <w:lvlJc w:val="left"/>
+      <w:pPr>
+        <w:tabs>
+          <w:tab w:val="num" w:pos="3600"/>
+        </w:tabs>
+        <w:ind w:left="3600" w:hanging="360"/>
+      </w:pPr>
+      <w:rPr>
+        <w:rFonts w:ascii="Wingdings" w:hAnsi="Wingdings" w:hint="default"/>
+        <w:sz w:val="20"/>
+      </w:rPr>
+    </w:lvl>
+    <w:lvl w:ilvl="5" w:tentative="1">
+      <w:start w:val="1"/>
+      <w:numFmt w:val="bullet"/>
+      <w:lvlText w:val=""/>
+      <w:lvlJc w:val="left"/>
+      <w:pPr>
+        <w:tabs>
+          <w:tab w:val="num" w:pos="4320"/>
+        </w:tabs>
+        <w:ind w:left="4320" w:hanging="360"/>
+      </w:pPr>
+      <w:rPr>
+        <w:rFonts w:ascii="Wingdings" w:hAnsi="Wingdings" w:hint="default"/>
+        <w:sz w:val="20"/>
+      </w:rPr>
+    </w:lvl>
+    <w:lvl w:ilvl="6" w:tentative="1">
+      <w:start w:val="1"/>
+      <w:numFmt w:val="bullet"/>
+      <w:lvlText w:val=""/>
+      <w:lvlJc w:val="left"/>
+      <w:pPr>
+        <w:tabs>
+          <w:tab w:val="num" w:pos="5040"/>
+        </w:tabs>
+        <w:ind w:left="5040" w:hanging="360"/>
+      </w:pPr>
+      <w:rPr>
+        <w:rFonts w:ascii="Wingdings" w:hAnsi="Wingdings" w:hint="default"/>
+        <w:sz w:val="20"/>
+      </w:rPr>
+    </w:lvl>
+    <w:lvl w:ilvl="7" w:tentative="1">
+      <w:start w:val="1"/>
+      <w:numFmt w:val="bullet"/>
+      <w:lvlText w:val=""/>
+      <w:lvlJc w:val="left"/>
+      <w:pPr>
+        <w:tabs>
+          <w:tab w:val="num" w:pos="5760"/>
+        </w:tabs>
+        <w:ind w:left="5760" w:hanging="360"/>
+      </w:pPr>
+      <w:rPr>
+        <w:rFonts w:ascii="Wingdings" w:hAnsi="Wingdings" w:hint="default"/>
+        <w:sz w:val="20"/>
+      </w:rPr>
+    </w:lvl>
+    <w:lvl w:ilvl="8" w:tentative="1">
+      <w:start w:val="1"/>
+      <w:numFmt w:val="bullet"/>
+      <w:lvlText w:val=""/>
+      <w:lvlJc w:val="left"/>
+      <w:pPr>
+        <w:tabs>
+          <w:tab w:val="num" w:pos="6480"/>
+        </w:tabs>
+        <w:ind w:left="6480" w:hanging="360"/>
+      </w:pPr>
+      <w:rPr>
+        <w:rFonts w:ascii="Wingdings" w:hAnsi="Wingdings" w:hint="default"/>
+        <w:sz w:val="20"/>
+      </w:rPr>
+    </w:lvl>
+  </w:abstractNum>
+  <w:abstractNum w:abstractNumId="1" w15:restartNumberingAfterBreak="0">
     <w:nsid w:val="0EEA5921"/>
     <w:multiLevelType w:val="multilevel"/>
     <w:tmpl w:val="8F8EC438"/>
@@ -1762,7 +3307,7 @@
       </w:pPr>
     </w:lvl>
   </w:abstractNum>
-  <w:abstractNum w:abstractNumId="1" w15:restartNumberingAfterBreak="0">
+  <w:abstractNum w:abstractNumId="2" w15:restartNumberingAfterBreak="0">
     <w:nsid w:val="254E6B27"/>
     <w:multiLevelType w:val="multilevel"/>
     <w:tmpl w:val="DAC8BAD4"/>
@@ -1856,7 +3401,418 @@
       </w:pPr>
     </w:lvl>
   </w:abstractNum>
-  <w:abstractNum w:abstractNumId="2" w15:restartNumberingAfterBreak="0">
+  <w:abstractNum w:abstractNumId="3" w15:restartNumberingAfterBreak="0">
+    <w:nsid w:val="3CAD6806"/>
+    <w:multiLevelType w:val="multilevel"/>
+    <w:tmpl w:val="0ACC8CF4"/>
+    <w:lvl w:ilvl="0">
+      <w:start w:val="1"/>
+      <w:numFmt w:val="bullet"/>
+      <w:lvlText w:val=""/>
+      <w:lvlJc w:val="left"/>
+      <w:pPr>
+        <w:tabs>
+          <w:tab w:val="num" w:pos="720"/>
+        </w:tabs>
+        <w:ind w:left="720" w:hanging="360"/>
+      </w:pPr>
+      <w:rPr>
+        <w:rFonts w:ascii="Symbol" w:hAnsi="Symbol" w:hint="default"/>
+        <w:sz w:val="20"/>
+      </w:rPr>
+    </w:lvl>
+    <w:lvl w:ilvl="1" w:tentative="1">
+      <w:start w:val="1"/>
+      <w:numFmt w:val="bullet"/>
+      <w:lvlText w:val="o"/>
+      <w:lvlJc w:val="left"/>
+      <w:pPr>
+        <w:tabs>
+          <w:tab w:val="num" w:pos="1440"/>
+        </w:tabs>
+        <w:ind w:left="1440" w:hanging="360"/>
+      </w:pPr>
+      <w:rPr>
+        <w:rFonts w:ascii="Courier New" w:hAnsi="Courier New" w:hint="default"/>
+        <w:sz w:val="20"/>
+      </w:rPr>
+    </w:lvl>
+    <w:lvl w:ilvl="2" w:tentative="1">
+      <w:start w:val="1"/>
+      <w:numFmt w:val="bullet"/>
+      <w:lvlText w:val=""/>
+      <w:lvlJc w:val="left"/>
+      <w:pPr>
+        <w:tabs>
+          <w:tab w:val="num" w:pos="2160"/>
+        </w:tabs>
+        <w:ind w:left="2160" w:hanging="360"/>
+      </w:pPr>
+      <w:rPr>
+        <w:rFonts w:ascii="Wingdings" w:hAnsi="Wingdings" w:hint="default"/>
+        <w:sz w:val="20"/>
+      </w:rPr>
+    </w:lvl>
+    <w:lvl w:ilvl="3" w:tentative="1">
+      <w:start w:val="1"/>
+      <w:numFmt w:val="bullet"/>
+      <w:lvlText w:val=""/>
+      <w:lvlJc w:val="left"/>
+      <w:pPr>
+        <w:tabs>
+          <w:tab w:val="num" w:pos="2880"/>
+        </w:tabs>
+        <w:ind w:left="2880" w:hanging="360"/>
+      </w:pPr>
+      <w:rPr>
+        <w:rFonts w:ascii="Wingdings" w:hAnsi="Wingdings" w:hint="default"/>
+        <w:sz w:val="20"/>
+      </w:rPr>
+    </w:lvl>
+    <w:lvl w:ilvl="4" w:tentative="1">
+      <w:start w:val="1"/>
+      <w:numFmt w:val="bullet"/>
+      <w:lvlText w:val=""/>
+      <w:lvlJc w:val="left"/>
+      <w:pPr>
+        <w:tabs>
+          <w:tab w:val="num" w:pos="3600"/>
+        </w:tabs>
+        <w:ind w:left="3600" w:hanging="360"/>
+      </w:pPr>
+      <w:rPr>
+        <w:rFonts w:ascii="Wingdings" w:hAnsi="Wingdings" w:hint="default"/>
+        <w:sz w:val="20"/>
+      </w:rPr>
+    </w:lvl>
+    <w:lvl w:ilvl="5" w:tentative="1">
+      <w:start w:val="1"/>
+      <w:numFmt w:val="bullet"/>
+      <w:lvlText w:val=""/>
+      <w:lvlJc w:val="left"/>
+      <w:pPr>
+        <w:tabs>
+          <w:tab w:val="num" w:pos="4320"/>
+        </w:tabs>
+        <w:ind w:left="4320" w:hanging="360"/>
+      </w:pPr>
+      <w:rPr>
+        <w:rFonts w:ascii="Wingdings" w:hAnsi="Wingdings" w:hint="default"/>
+        <w:sz w:val="20"/>
+      </w:rPr>
+    </w:lvl>
+    <w:lvl w:ilvl="6" w:tentative="1">
+      <w:start w:val="1"/>
+      <w:numFmt w:val="bullet"/>
+      <w:lvlText w:val=""/>
+      <w:lvlJc w:val="left"/>
+      <w:pPr>
+        <w:tabs>
+          <w:tab w:val="num" w:pos="5040"/>
+        </w:tabs>
+        <w:ind w:left="5040" w:hanging="360"/>
+      </w:pPr>
+      <w:rPr>
+        <w:rFonts w:ascii="Wingdings" w:hAnsi="Wingdings" w:hint="default"/>
+        <w:sz w:val="20"/>
+      </w:rPr>
+    </w:lvl>
+    <w:lvl w:ilvl="7" w:tentative="1">
+      <w:start w:val="1"/>
+      <w:numFmt w:val="bullet"/>
+      <w:lvlText w:val=""/>
+      <w:lvlJc w:val="left"/>
+      <w:pPr>
+        <w:tabs>
+          <w:tab w:val="num" w:pos="5760"/>
+        </w:tabs>
+        <w:ind w:left="5760" w:hanging="360"/>
+      </w:pPr>
+      <w:rPr>
+        <w:rFonts w:ascii="Wingdings" w:hAnsi="Wingdings" w:hint="default"/>
+        <w:sz w:val="20"/>
+      </w:rPr>
+    </w:lvl>
+    <w:lvl w:ilvl="8" w:tentative="1">
+      <w:start w:val="1"/>
+      <w:numFmt w:val="bullet"/>
+      <w:lvlText w:val=""/>
+      <w:lvlJc w:val="left"/>
+      <w:pPr>
+        <w:tabs>
+          <w:tab w:val="num" w:pos="6480"/>
+        </w:tabs>
+        <w:ind w:left="6480" w:hanging="360"/>
+      </w:pPr>
+      <w:rPr>
+        <w:rFonts w:ascii="Wingdings" w:hAnsi="Wingdings" w:hint="default"/>
+        <w:sz w:val="20"/>
+      </w:rPr>
+    </w:lvl>
+  </w:abstractNum>
+  <w:abstractNum w:abstractNumId="4" w15:restartNumberingAfterBreak="0">
+    <w:nsid w:val="47F82CBF"/>
+    <w:multiLevelType w:val="multilevel"/>
+    <w:tmpl w:val="AC8E3868"/>
+    <w:lvl w:ilvl="0">
+      <w:start w:val="1"/>
+      <w:numFmt w:val="decimal"/>
+      <w:lvlText w:val="%1."/>
+      <w:lvlJc w:val="left"/>
+      <w:pPr>
+        <w:tabs>
+          <w:tab w:val="num" w:pos="720"/>
+        </w:tabs>
+        <w:ind w:left="720" w:hanging="360"/>
+      </w:pPr>
+    </w:lvl>
+    <w:lvl w:ilvl="1" w:tentative="1">
+      <w:start w:val="1"/>
+      <w:numFmt w:val="decimal"/>
+      <w:lvlText w:val="%2."/>
+      <w:lvlJc w:val="left"/>
+      <w:pPr>
+        <w:tabs>
+          <w:tab w:val="num" w:pos="1440"/>
+        </w:tabs>
+        <w:ind w:left="1440" w:hanging="360"/>
+      </w:pPr>
+    </w:lvl>
+    <w:lvl w:ilvl="2" w:tentative="1">
+      <w:start w:val="1"/>
+      <w:numFmt w:val="decimal"/>
+      <w:lvlText w:val="%3."/>
+      <w:lvlJc w:val="left"/>
+      <w:pPr>
+        <w:tabs>
+          <w:tab w:val="num" w:pos="2160"/>
+        </w:tabs>
+        <w:ind w:left="2160" w:hanging="360"/>
+      </w:pPr>
+    </w:lvl>
+    <w:lvl w:ilvl="3" w:tentative="1">
+      <w:start w:val="1"/>
+      <w:numFmt w:val="decimal"/>
+      <w:lvlText w:val="%4."/>
+      <w:lvlJc w:val="left"/>
+      <w:pPr>
+        <w:tabs>
+          <w:tab w:val="num" w:pos="2880"/>
+        </w:tabs>
+        <w:ind w:left="2880" w:hanging="360"/>
+      </w:pPr>
+    </w:lvl>
+    <w:lvl w:ilvl="4" w:tentative="1">
+      <w:start w:val="1"/>
+      <w:numFmt w:val="decimal"/>
+      <w:lvlText w:val="%5."/>
+      <w:lvlJc w:val="left"/>
+      <w:pPr>
+        <w:tabs>
+          <w:tab w:val="num" w:pos="3600"/>
+        </w:tabs>
+        <w:ind w:left="3600" w:hanging="360"/>
+      </w:pPr>
+    </w:lvl>
+    <w:lvl w:ilvl="5" w:tentative="1">
+      <w:start w:val="1"/>
+      <w:numFmt w:val="decimal"/>
+      <w:lvlText w:val="%6."/>
+      <w:lvlJc w:val="left"/>
+      <w:pPr>
+        <w:tabs>
+          <w:tab w:val="num" w:pos="4320"/>
+        </w:tabs>
+        <w:ind w:left="4320" w:hanging="360"/>
+      </w:pPr>
+    </w:lvl>
+    <w:lvl w:ilvl="6" w:tentative="1">
+      <w:start w:val="1"/>
+      <w:numFmt w:val="decimal"/>
+      <w:lvlText w:val="%7."/>
+      <w:lvlJc w:val="left"/>
+      <w:pPr>
+        <w:tabs>
+          <w:tab w:val="num" w:pos="5040"/>
+        </w:tabs>
+        <w:ind w:left="5040" w:hanging="360"/>
+      </w:pPr>
+    </w:lvl>
+    <w:lvl w:ilvl="7" w:tentative="1">
+      <w:start w:val="1"/>
+      <w:numFmt w:val="decimal"/>
+      <w:lvlText w:val="%8."/>
+      <w:lvlJc w:val="left"/>
+      <w:pPr>
+        <w:tabs>
+          <w:tab w:val="num" w:pos="5760"/>
+        </w:tabs>
+        <w:ind w:left="5760" w:hanging="360"/>
+      </w:pPr>
+    </w:lvl>
+    <w:lvl w:ilvl="8" w:tentative="1">
+      <w:start w:val="1"/>
+      <w:numFmt w:val="decimal"/>
+      <w:lvlText w:val="%9."/>
+      <w:lvlJc w:val="left"/>
+      <w:pPr>
+        <w:tabs>
+          <w:tab w:val="num" w:pos="6480"/>
+        </w:tabs>
+        <w:ind w:left="6480" w:hanging="360"/>
+      </w:pPr>
+    </w:lvl>
+  </w:abstractNum>
+  <w:abstractNum w:abstractNumId="5" w15:restartNumberingAfterBreak="0">
+    <w:nsid w:val="7650319F"/>
+    <w:multiLevelType w:val="multilevel"/>
+    <w:tmpl w:val="C978A6A4"/>
+    <w:lvl w:ilvl="0">
+      <w:start w:val="1"/>
+      <w:numFmt w:val="bullet"/>
+      <w:lvlText w:val=""/>
+      <w:lvlJc w:val="left"/>
+      <w:pPr>
+        <w:tabs>
+          <w:tab w:val="num" w:pos="720"/>
+        </w:tabs>
+        <w:ind w:left="720" w:hanging="360"/>
+      </w:pPr>
+      <w:rPr>
+        <w:rFonts w:ascii="Symbol" w:hAnsi="Symbol" w:hint="default"/>
+        <w:sz w:val="20"/>
+      </w:rPr>
+    </w:lvl>
+    <w:lvl w:ilvl="1" w:tentative="1">
+      <w:start w:val="1"/>
+      <w:numFmt w:val="bullet"/>
+      <w:lvlText w:val="o"/>
+      <w:lvlJc w:val="left"/>
+      <w:pPr>
+        <w:tabs>
+          <w:tab w:val="num" w:pos="1440"/>
+        </w:tabs>
+        <w:ind w:left="1440" w:hanging="360"/>
+      </w:pPr>
+      <w:rPr>
+        <w:rFonts w:ascii="Courier New" w:hAnsi="Courier New" w:hint="default"/>
+        <w:sz w:val="20"/>
+      </w:rPr>
+    </w:lvl>
+    <w:lvl w:ilvl="2" w:tentative="1">
+      <w:start w:val="1"/>
+      <w:numFmt w:val="bullet"/>
+      <w:lvlText w:val=""/>
+      <w:lvlJc w:val="left"/>
+      <w:pPr>
+        <w:tabs>
+          <w:tab w:val="num" w:pos="2160"/>
+        </w:tabs>
+        <w:ind w:left="2160" w:hanging="360"/>
+      </w:pPr>
+      <w:rPr>
+        <w:rFonts w:ascii="Wingdings" w:hAnsi="Wingdings" w:hint="default"/>
+        <w:sz w:val="20"/>
+      </w:rPr>
+    </w:lvl>
+    <w:lvl w:ilvl="3" w:tentative="1">
+      <w:start w:val="1"/>
+      <w:numFmt w:val="bullet"/>
+      <w:lvlText w:val=""/>
+      <w:lvlJc w:val="left"/>
+      <w:pPr>
+        <w:tabs>
+          <w:tab w:val="num" w:pos="2880"/>
+        </w:tabs>
+        <w:ind w:left="2880" w:hanging="360"/>
+      </w:pPr>
+      <w:rPr>
+        <w:rFonts w:ascii="Wingdings" w:hAnsi="Wingdings" w:hint="default"/>
+        <w:sz w:val="20"/>
+      </w:rPr>
+    </w:lvl>
+    <w:lvl w:ilvl="4" w:tentative="1">
+      <w:start w:val="1"/>
+      <w:numFmt w:val="bullet"/>
+      <w:lvlText w:val=""/>
+      <w:lvlJc w:val="left"/>
+      <w:pPr>
+        <w:tabs>
+          <w:tab w:val="num" w:pos="3600"/>
+        </w:tabs>
+        <w:ind w:left="3600" w:hanging="360"/>
+      </w:pPr>
+      <w:rPr>
+        <w:rFonts w:ascii="Wingdings" w:hAnsi="Wingdings" w:hint="default"/>
+        <w:sz w:val="20"/>
+      </w:rPr>
+    </w:lvl>
+    <w:lvl w:ilvl="5" w:tentative="1">
+      <w:start w:val="1"/>
+      <w:numFmt w:val="bullet"/>
+      <w:lvlText w:val=""/>
+      <w:lvlJc w:val="left"/>
+      <w:pPr>
+        <w:tabs>
+          <w:tab w:val="num" w:pos="4320"/>
+        </w:tabs>
+        <w:ind w:left="4320" w:hanging="360"/>
+      </w:pPr>
+      <w:rPr>
+        <w:rFonts w:ascii="Wingdings" w:hAnsi="Wingdings" w:hint="default"/>
+        <w:sz w:val="20"/>
+      </w:rPr>
+    </w:lvl>
+    <w:lvl w:ilvl="6" w:tentative="1">
+      <w:start w:val="1"/>
+      <w:numFmt w:val="bullet"/>
+      <w:lvlText w:val=""/>
+      <w:lvlJc w:val="left"/>
+      <w:pPr>
+        <w:tabs>
+          <w:tab w:val="num" w:pos="5040"/>
+        </w:tabs>
+        <w:ind w:left="5040" w:hanging="360"/>
+      </w:pPr>
+      <w:rPr>
+        <w:rFonts w:ascii="Wingdings" w:hAnsi="Wingdings" w:hint="default"/>
+        <w:sz w:val="20"/>
+      </w:rPr>
+    </w:lvl>
+    <w:lvl w:ilvl="7" w:tentative="1">
+      <w:start w:val="1"/>
+      <w:numFmt w:val="bullet"/>
+      <w:lvlText w:val=""/>
+      <w:lvlJc w:val="left"/>
+      <w:pPr>
+        <w:tabs>
+          <w:tab w:val="num" w:pos="5760"/>
+        </w:tabs>
+        <w:ind w:left="5760" w:hanging="360"/>
+      </w:pPr>
+      <w:rPr>
+        <w:rFonts w:ascii="Wingdings" w:hAnsi="Wingdings" w:hint="default"/>
+        <w:sz w:val="20"/>
+      </w:rPr>
+    </w:lvl>
+    <w:lvl w:ilvl="8" w:tentative="1">
+      <w:start w:val="1"/>
+      <w:numFmt w:val="bullet"/>
+      <w:lvlText w:val=""/>
+      <w:lvlJc w:val="left"/>
+      <w:pPr>
+        <w:tabs>
+          <w:tab w:val="num" w:pos="6480"/>
+        </w:tabs>
+        <w:ind w:left="6480" w:hanging="360"/>
+      </w:pPr>
+      <w:rPr>
+        <w:rFonts w:ascii="Wingdings" w:hAnsi="Wingdings" w:hint="default"/>
+        <w:sz w:val="20"/>
+      </w:rPr>
+    </w:lvl>
+  </w:abstractNum>
+  <w:abstractNum w:abstractNumId="6" w15:restartNumberingAfterBreak="0">
     <w:nsid w:val="7C8B25FB"/>
     <w:multiLevelType w:val="hybridMultilevel"/>
     <w:tmpl w:val="A17CC494"/>
@@ -1969,20 +3925,184 @@
       </w:rPr>
     </w:lvl>
   </w:abstractNum>
+  <w:abstractNum w:abstractNumId="7" w15:restartNumberingAfterBreak="0">
+    <w:nsid w:val="7E7F3483"/>
+    <w:multiLevelType w:val="multilevel"/>
+    <w:tmpl w:val="A6DA6F60"/>
+    <w:lvl w:ilvl="0">
+      <w:start w:val="1"/>
+      <w:numFmt w:val="bullet"/>
+      <w:lvlText w:val=""/>
+      <w:lvlJc w:val="left"/>
+      <w:pPr>
+        <w:tabs>
+          <w:tab w:val="num" w:pos="720"/>
+        </w:tabs>
+        <w:ind w:left="720" w:hanging="360"/>
+      </w:pPr>
+      <w:rPr>
+        <w:rFonts w:ascii="Symbol" w:hAnsi="Symbol" w:hint="default"/>
+        <w:sz w:val="20"/>
+      </w:rPr>
+    </w:lvl>
+    <w:lvl w:ilvl="1" w:tentative="1">
+      <w:start w:val="1"/>
+      <w:numFmt w:val="bullet"/>
+      <w:lvlText w:val="o"/>
+      <w:lvlJc w:val="left"/>
+      <w:pPr>
+        <w:tabs>
+          <w:tab w:val="num" w:pos="1440"/>
+        </w:tabs>
+        <w:ind w:left="1440" w:hanging="360"/>
+      </w:pPr>
+      <w:rPr>
+        <w:rFonts w:ascii="Courier New" w:hAnsi="Courier New" w:hint="default"/>
+        <w:sz w:val="20"/>
+      </w:rPr>
+    </w:lvl>
+    <w:lvl w:ilvl="2" w:tentative="1">
+      <w:start w:val="1"/>
+      <w:numFmt w:val="bullet"/>
+      <w:lvlText w:val=""/>
+      <w:lvlJc w:val="left"/>
+      <w:pPr>
+        <w:tabs>
+          <w:tab w:val="num" w:pos="2160"/>
+        </w:tabs>
+        <w:ind w:left="2160" w:hanging="360"/>
+      </w:pPr>
+      <w:rPr>
+        <w:rFonts w:ascii="Wingdings" w:hAnsi="Wingdings" w:hint="default"/>
+        <w:sz w:val="20"/>
+      </w:rPr>
+    </w:lvl>
+    <w:lvl w:ilvl="3" w:tentative="1">
+      <w:start w:val="1"/>
+      <w:numFmt w:val="bullet"/>
+      <w:lvlText w:val=""/>
+      <w:lvlJc w:val="left"/>
+      <w:pPr>
+        <w:tabs>
+          <w:tab w:val="num" w:pos="2880"/>
+        </w:tabs>
+        <w:ind w:left="2880" w:hanging="360"/>
+      </w:pPr>
+      <w:rPr>
+        <w:rFonts w:ascii="Wingdings" w:hAnsi="Wingdings" w:hint="default"/>
+        <w:sz w:val="20"/>
+      </w:rPr>
+    </w:lvl>
+    <w:lvl w:ilvl="4" w:tentative="1">
+      <w:start w:val="1"/>
+      <w:numFmt w:val="bullet"/>
+      <w:lvlText w:val=""/>
+      <w:lvlJc w:val="left"/>
+      <w:pPr>
+        <w:tabs>
+          <w:tab w:val="num" w:pos="3600"/>
+        </w:tabs>
+        <w:ind w:left="3600" w:hanging="360"/>
+      </w:pPr>
+      <w:rPr>
+        <w:rFonts w:ascii="Wingdings" w:hAnsi="Wingdings" w:hint="default"/>
+        <w:sz w:val="20"/>
+      </w:rPr>
+    </w:lvl>
+    <w:lvl w:ilvl="5" w:tentative="1">
+      <w:start w:val="1"/>
+      <w:numFmt w:val="bullet"/>
+      <w:lvlText w:val=""/>
+      <w:lvlJc w:val="left"/>
+      <w:pPr>
+        <w:tabs>
+          <w:tab w:val="num" w:pos="4320"/>
+        </w:tabs>
+        <w:ind w:left="4320" w:hanging="360"/>
+      </w:pPr>
+      <w:rPr>
+        <w:rFonts w:ascii="Wingdings" w:hAnsi="Wingdings" w:hint="default"/>
+        <w:sz w:val="20"/>
+      </w:rPr>
+    </w:lvl>
+    <w:lvl w:ilvl="6" w:tentative="1">
+      <w:start w:val="1"/>
+      <w:numFmt w:val="bullet"/>
+      <w:lvlText w:val=""/>
+      <w:lvlJc w:val="left"/>
+      <w:pPr>
+        <w:tabs>
+          <w:tab w:val="num" w:pos="5040"/>
+        </w:tabs>
+        <w:ind w:left="5040" w:hanging="360"/>
+      </w:pPr>
+      <w:rPr>
+        <w:rFonts w:ascii="Wingdings" w:hAnsi="Wingdings" w:hint="default"/>
+        <w:sz w:val="20"/>
+      </w:rPr>
+    </w:lvl>
+    <w:lvl w:ilvl="7" w:tentative="1">
+      <w:start w:val="1"/>
+      <w:numFmt w:val="bullet"/>
+      <w:lvlText w:val=""/>
+      <w:lvlJc w:val="left"/>
+      <w:pPr>
+        <w:tabs>
+          <w:tab w:val="num" w:pos="5760"/>
+        </w:tabs>
+        <w:ind w:left="5760" w:hanging="360"/>
+      </w:pPr>
+      <w:rPr>
+        <w:rFonts w:ascii="Wingdings" w:hAnsi="Wingdings" w:hint="default"/>
+        <w:sz w:val="20"/>
+      </w:rPr>
+    </w:lvl>
+    <w:lvl w:ilvl="8" w:tentative="1">
+      <w:start w:val="1"/>
+      <w:numFmt w:val="bullet"/>
+      <w:lvlText w:val=""/>
+      <w:lvlJc w:val="left"/>
+      <w:pPr>
+        <w:tabs>
+          <w:tab w:val="num" w:pos="6480"/>
+        </w:tabs>
+        <w:ind w:left="6480" w:hanging="360"/>
+      </w:pPr>
+      <w:rPr>
+        <w:rFonts w:ascii="Wingdings" w:hAnsi="Wingdings" w:hint="default"/>
+        <w:sz w:val="20"/>
+      </w:rPr>
+    </w:lvl>
+  </w:abstractNum>
   <w:num w:numId="1">
+    <w:abstractNumId w:val="1"/>
+  </w:num>
+  <w:num w:numId="2">
+    <w:abstractNumId w:val="2"/>
+  </w:num>
+  <w:num w:numId="3">
+    <w:abstractNumId w:val="6"/>
+  </w:num>
+  <w:num w:numId="4">
+    <w:abstractNumId w:val="5"/>
+  </w:num>
+  <w:num w:numId="5">
+    <w:abstractNumId w:val="4"/>
+  </w:num>
+  <w:num w:numId="6">
+    <w:abstractNumId w:val="3"/>
+  </w:num>
+  <w:num w:numId="7">
     <w:abstractNumId w:val="0"/>
   </w:num>
-  <w:num w:numId="2">
-    <w:abstractNumId w:val="1"/>
-  </w:num>
-  <w:num w:numId="3">
-    <w:abstractNumId w:val="2"/>
+  <w:num w:numId="8">
+    <w:abstractNumId w:val="7"/>
   </w:num>
 </w:numbering>
 </file>
 
 <file path=word/styles.xml><?xml version="1.0" encoding="utf-8"?>
-<w:styles xmlns:mc="http://schemas.openxmlformats.org/markup-compatibility/2006" xmlns:r="http://schemas.openxmlformats.org/officeDocument/2006/relationships" xmlns:w="http://schemas.openxmlformats.org/wordprocessingml/2006/main" xmlns:w14="http://schemas.microsoft.com/office/word/2010/wordml" xmlns:w15="http://schemas.microsoft.com/office/word/2012/wordml" xmlns:w16cex="http://schemas.microsoft.com/office/word/2018/wordml/cex" xmlns:w16cid="http://schemas.microsoft.com/office/word/2016/wordml/cid" xmlns:w16="http://schemas.microsoft.com/office/word/2018/wordml" xmlns:w16sdtdh="http://schemas.microsoft.com/office/word/2020/wordml/sdtdatahash" xmlns:w16se="http://schemas.microsoft.com/office/word/2015/wordml/symex" mc:Ignorable="w14 w15 w16se w16cid w16 w16cex w16sdtdh">
+<w:styles xmlns:mc="http://schemas.openxmlformats.org/markup-compatibility/2006" xmlns:r="http://schemas.openxmlformats.org/officeDocument/2006/relationships" xmlns:w="http://schemas.openxmlformats.org/wordprocessingml/2006/main" xmlns:w14="http://schemas.microsoft.com/office/word/2010/wordml" xmlns:w15="http://schemas.microsoft.com/office/word/2012/wordml" xmlns:w16se="http://schemas.microsoft.com/office/word/2015/wordml/symex" mc:Ignorable="w14 w15 w16se">
   <w:docDefaults>
     <w:rPrDefault>
       <w:rPr>
@@ -1998,7 +4118,7 @@
       </w:pPr>
     </w:pPrDefault>
   </w:docDefaults>
-  <w:latentStyles w:defLockedState="0" w:defUIPriority="99" w:defSemiHidden="0" w:defUnhideWhenUsed="0" w:defQFormat="0" w:count="376">
+  <w:latentStyles w:defLockedState="0" w:defUIPriority="99" w:defSemiHidden="0" w:defUnhideWhenUsed="0" w:defQFormat="0" w:count="371">
     <w:lsdException w:name="Normal" w:uiPriority="0" w:qFormat="1"/>
     <w:lsdException w:name="heading 1" w:uiPriority="9" w:qFormat="1"/>
     <w:lsdException w:name="heading 2" w:semiHidden="1" w:uiPriority="9" w:unhideWhenUsed="1" w:qFormat="1"/>
@@ -2370,11 +4490,6 @@
     <w:lsdException w:name="List Table 5 Dark Accent 6" w:uiPriority="50"/>
     <w:lsdException w:name="List Table 6 Colorful Accent 6" w:uiPriority="51"/>
     <w:lsdException w:name="List Table 7 Colorful Accent 6" w:uiPriority="52"/>
-    <w:lsdException w:name="Mention" w:semiHidden="1" w:unhideWhenUsed="1"/>
-    <w:lsdException w:name="Smart Hyperlink" w:semiHidden="1" w:unhideWhenUsed="1"/>
-    <w:lsdException w:name="Hashtag" w:semiHidden="1" w:unhideWhenUsed="1"/>
-    <w:lsdException w:name="Unresolved Mention" w:semiHidden="1" w:unhideWhenUsed="1"/>
-    <w:lsdException w:name="Smart Link" w:semiHidden="1" w:unhideWhenUsed="1"/>
   </w:latentStyles>
   <w:style w:type="paragraph" w:default="1" w:styleId="Normal">
     <w:name w:val="Normal"/>
@@ -2473,7 +4588,7 @@
       <w:u w:val="single"/>
     </w:rPr>
   </w:style>
-  <w:style w:type="character" w:styleId="Mencinsinresolver">
+  <w:style w:type="character" w:customStyle="1" w:styleId="UnresolvedMention">
     <w:name w:val="Unresolved Mention"/>
     <w:basedOn w:val="Fuentedeprrafopredeter"/>
     <w:uiPriority w:val="99"/>
@@ -2788,7 +4903,7 @@
 </file>
 
 <file path=customXml/itemProps1.xml><?xml version="1.0" encoding="utf-8"?>
-<ds:datastoreItem xmlns:ds="http://schemas.openxmlformats.org/officeDocument/2006/customXml" ds:itemID="{5733F069-790B-451C-ABEB-C1619D4E7388}">
+<ds:datastoreItem xmlns:ds="http://schemas.openxmlformats.org/officeDocument/2006/customXml" ds:itemID="{C28A5D18-3A07-440E-90AF-19153CF23EF0}">
   <ds:schemaRefs>
     <ds:schemaRef ds:uri="http://schemas.openxmlformats.org/officeDocument/2006/bibliography"/>
   </ds:schemaRefs>

--- a/DOCUMENTACION/ENTREGABLE #1.docx
+++ b/DOCUMENTACION/ENTREGABLE #1.docx
@@ -1,6 +1,6 @@
 
 <file path=word/document.xml><?xml version="1.0" encoding="utf-8"?>
-<w:document xmlns:wpc="http://schemas.microsoft.com/office/word/2010/wordprocessingCanvas" xmlns:cx="http://schemas.microsoft.com/office/drawing/2014/chartex" xmlns:mc="http://schemas.openxmlformats.org/markup-compatibility/2006" xmlns:o="urn:schemas-microsoft-com:office:office" xmlns:r="http://schemas.openxmlformats.org/officeDocument/2006/relationships" xmlns:m="http://schemas.openxmlformats.org/officeDocument/2006/math" xmlns:v="urn:schemas-microsoft-com:vml" xmlns:wp14="http://schemas.microsoft.com/office/word/2010/wordprocessingDrawing" xmlns:wp="http://schemas.openxmlformats.org/drawingml/2006/wordprocessingDrawing" xmlns:w10="urn:schemas-microsoft-com:office:word" xmlns:w="http://schemas.openxmlformats.org/wordprocessingml/2006/main" xmlns:w14="http://schemas.microsoft.com/office/word/2010/wordml" xmlns:w15="http://schemas.microsoft.com/office/word/2012/wordml" xmlns:w16se="http://schemas.microsoft.com/office/word/2015/wordml/symex" xmlns:wpg="http://schemas.microsoft.com/office/word/2010/wordprocessingGroup" xmlns:wpi="http://schemas.microsoft.com/office/word/2010/wordprocessingInk" xmlns:wne="http://schemas.microsoft.com/office/word/2006/wordml" xmlns:wps="http://schemas.microsoft.com/office/word/2010/wordprocessingShape" mc:Ignorable="w14 w15 w16se wp14">
+<w:document xmlns:wpc="http://schemas.microsoft.com/office/word/2010/wordprocessingCanvas" xmlns:cx="http://schemas.microsoft.com/office/drawing/2014/chartex" xmlns:cx1="http://schemas.microsoft.com/office/drawing/2015/9/8/chartex" xmlns:cx2="http://schemas.microsoft.com/office/drawing/2015/10/21/chartex" xmlns:cx3="http://schemas.microsoft.com/office/drawing/2016/5/9/chartex" xmlns:cx4="http://schemas.microsoft.com/office/drawing/2016/5/10/chartex" xmlns:cx5="http://schemas.microsoft.com/office/drawing/2016/5/11/chartex" xmlns:cx6="http://schemas.microsoft.com/office/drawing/2016/5/12/chartex" xmlns:cx7="http://schemas.microsoft.com/office/drawing/2016/5/13/chartex" xmlns:cx8="http://schemas.microsoft.com/office/drawing/2016/5/14/chartex" xmlns:mc="http://schemas.openxmlformats.org/markup-compatibility/2006" xmlns:aink="http://schemas.microsoft.com/office/drawing/2016/ink" xmlns:am3d="http://schemas.microsoft.com/office/drawing/2017/model3d" xmlns:o="urn:schemas-microsoft-com:office:office" xmlns:r="http://schemas.openxmlformats.org/officeDocument/2006/relationships" xmlns:m="http://schemas.openxmlformats.org/officeDocument/2006/math" xmlns:v="urn:schemas-microsoft-com:vml" xmlns:wp14="http://schemas.microsoft.com/office/word/2010/wordprocessingDrawing" xmlns:wp="http://schemas.openxmlformats.org/drawingml/2006/wordprocessingDrawing" xmlns:w10="urn:schemas-microsoft-com:office:word" xmlns:w="http://schemas.openxmlformats.org/wordprocessingml/2006/main" xmlns:w14="http://schemas.microsoft.com/office/word/2010/wordml" xmlns:w15="http://schemas.microsoft.com/office/word/2012/wordml" xmlns:w16cex="http://schemas.microsoft.com/office/word/2018/wordml/cex" xmlns:w16cid="http://schemas.microsoft.com/office/word/2016/wordml/cid" xmlns:w16="http://schemas.microsoft.com/office/word/2018/wordml" xmlns:w16sdtdh="http://schemas.microsoft.com/office/word/2020/wordml/sdtdatahash" xmlns:w16se="http://schemas.microsoft.com/office/word/2015/wordml/symex" xmlns:wpg="http://schemas.microsoft.com/office/word/2010/wordprocessingGroup" xmlns:wpi="http://schemas.microsoft.com/office/word/2010/wordprocessingInk" xmlns:wne="http://schemas.microsoft.com/office/word/2006/wordml" xmlns:wps="http://schemas.microsoft.com/office/word/2010/wordprocessingShape" mc:Ignorable="w14 w15 w16se w16cid w16 w16cex w16sdtdh wp14">
   <w:body>
     <w:p>
       <w:pPr>
@@ -192,6 +192,13 @@
         </w:rPr>
         <w:t>YILBERT FERNÁNDEZ ESPINOZA</w:t>
       </w:r>
+      <w:r>
+        <w:rPr>
+          <w:sz w:val="32"/>
+          <w:szCs w:val="32"/>
+        </w:rPr>
+        <w:t xml:space="preserve"> 304880229</w:t>
+      </w:r>
     </w:p>
     <w:p>
       <w:pPr>
@@ -217,6 +224,13 @@
         </w:rPr>
         <w:t xml:space="preserve"> TORRES</w:t>
       </w:r>
+      <w:r>
+        <w:rPr>
+          <w:sz w:val="32"/>
+          <w:szCs w:val="32"/>
+        </w:rPr>
+        <w:t xml:space="preserve"> 114310767</w:t>
+      </w:r>
     </w:p>
     <w:p>
       <w:pPr>
@@ -228,12 +242,23 @@
           <w:szCs w:val="32"/>
         </w:rPr>
       </w:pPr>
-      <w:r>
+    </w:p>
+    <w:p>
+      <w:pPr>
+        <w:spacing w:line="360" w:lineRule="auto"/>
+        <w:ind w:left="708"/>
+        <w:jc w:val="center"/>
         <w:rPr>
           <w:sz w:val="32"/>
           <w:szCs w:val="32"/>
         </w:rPr>
-        <w:t>CÉDULA</w:t>
+      </w:pPr>
+      <w:r>
+        <w:rPr>
+          <w:sz w:val="32"/>
+          <w:szCs w:val="32"/>
+        </w:rPr>
+        <w:t>FECHA DE ENTREGA</w:t>
       </w:r>
     </w:p>
     <w:p>
@@ -251,21 +276,7 @@
           <w:sz w:val="32"/>
           <w:szCs w:val="32"/>
         </w:rPr>
-        <w:t>304880229</w:t>
-      </w:r>
-      <w:r>
-        <w:rPr>
-          <w:sz w:val="32"/>
-          <w:szCs w:val="32"/>
-        </w:rPr>
-        <w:br/>
-      </w:r>
-      <w:r>
-        <w:rPr>
-          <w:sz w:val="32"/>
-          <w:szCs w:val="32"/>
-        </w:rPr>
-        <w:t>114310767</w:t>
+        <w:t>22-05-2026</w:t>
       </w:r>
     </w:p>
     <w:p>
@@ -274,17 +285,10 @@
         <w:ind w:left="708"/>
         <w:jc w:val="center"/>
         <w:rPr>
-          <w:sz w:val="32"/>
-          <w:szCs w:val="32"/>
-        </w:rPr>
-      </w:pPr>
-      <w:r>
-        <w:rPr>
-          <w:sz w:val="32"/>
-          <w:szCs w:val="32"/>
-        </w:rPr>
-        <w:t>FECHA DE ENTREGA</w:t>
-      </w:r>
+          <w:b/>
+          <w:bCs/>
+        </w:rPr>
+      </w:pPr>
     </w:p>
     <w:p>
       <w:pPr>
@@ -292,17 +296,10 @@
         <w:ind w:left="708"/>
         <w:jc w:val="center"/>
         <w:rPr>
-          <w:sz w:val="32"/>
-          <w:szCs w:val="32"/>
-        </w:rPr>
-      </w:pPr>
-      <w:r>
-        <w:rPr>
-          <w:sz w:val="32"/>
-          <w:szCs w:val="32"/>
-        </w:rPr>
-        <w:t>22-05-2026</w:t>
-      </w:r>
+          <w:b/>
+          <w:bCs/>
+        </w:rPr>
+      </w:pPr>
     </w:p>
     <w:p>
       <w:pPr>
@@ -1244,21 +1241,7 @@
           <w:rFonts w:eastAsia="Times New Roman" w:cstheme="minorHAnsi"/>
           <w:lang w:val="es-419" w:eastAsia="es-419"/>
         </w:rPr>
-        <w:t xml:space="preserve">“Transformamos ingredientes de calidad en momentos de felicidad, con el empuje y la conciencia de nuestro equipo.” </w:t>
-      </w:r>
-      <w:r>
-        <w:rPr>
-          <w:rFonts w:ascii="Segoe UI Symbol" w:eastAsia="Times New Roman" w:hAnsi="Segoe UI Symbol" w:cs="Segoe UI Symbol"/>
-          <w:lang w:val="es-419" w:eastAsia="es-419"/>
-        </w:rPr>
-        <w:t>👉</w:t>
-      </w:r>
-      <w:r>
-        <w:rPr>
-          <w:rFonts w:eastAsia="Times New Roman" w:cstheme="minorHAnsi"/>
-          <w:lang w:val="es-419" w:eastAsia="es-419"/>
-        </w:rPr>
-        <w:t xml:space="preserve"> En términos prácticos: brindar productos frescos y sabrosos con atención cercana y confiable.</w:t>
+        <w:t>“Transformamos ingredientes de calidad en momentos de felicidad, con el empuje y la conciencia de nuestro equipo.”  En términos prácticos: brindar productos frescos y sabrosos con atención cercana y confiable.</w:t>
       </w:r>
     </w:p>
     <w:p>
@@ -1293,21 +1276,7 @@
           <w:rFonts w:eastAsia="Times New Roman" w:cstheme="minorHAnsi"/>
           <w:lang w:val="es-419" w:eastAsia="es-419"/>
         </w:rPr>
-        <w:t xml:space="preserve">“Ser una empresa referente por nuestra capacidad de evolucionar la tradición artesanal con innovación consciente, convirtiéndonos en una plataforma de bienestar compartido para nuestros clientes y colaboradores.” </w:t>
-      </w:r>
-      <w:r>
-        <w:rPr>
-          <w:rFonts w:ascii="Segoe UI Symbol" w:eastAsia="Times New Roman" w:hAnsi="Segoe UI Symbol" w:cs="Segoe UI Symbol"/>
-          <w:lang w:val="es-419" w:eastAsia="es-419"/>
-        </w:rPr>
-        <w:t>👉</w:t>
-      </w:r>
-      <w:r>
-        <w:rPr>
-          <w:rFonts w:eastAsia="Times New Roman" w:cstheme="minorHAnsi"/>
-          <w:lang w:val="es-419" w:eastAsia="es-419"/>
-        </w:rPr>
-        <w:t xml:space="preserve"> En términos prácticos: convertirse en una cadena reconocida en Costa Rica por calidad, servicio, innovación y procesos estandarizados.</w:t>
+        <w:t>“Ser una empresa referente por nuestra capacidad de evolucionar la tradición artesanal con innovación consciente, convirtiéndonos en una plataforma de bienestar compartido para nuestros clientes y colaboradores.” En términos prácticos: convertirse en una cadena reconocida en Costa Rica por calidad, servicio, innovación y procesos estandarizados.</w:t>
       </w:r>
     </w:p>
     <w:p>
@@ -1848,17 +1817,10 @@
       </w:pPr>
       <w:r>
         <w:rPr>
-          <w:rFonts w:ascii="Segoe UI Symbol" w:eastAsia="Times New Roman" w:hAnsi="Segoe UI Symbol" w:cs="Segoe UI Symbol"/>
-          <w:lang w:val="es-419" w:eastAsia="es-419"/>
-        </w:rPr>
-        <w:t>👉</w:t>
-      </w:r>
-      <w:r>
-        <w:rPr>
-          <w:rFonts w:eastAsia="Times New Roman" w:cstheme="minorHAnsi"/>
-          <w:lang w:val="es-419" w:eastAsia="es-419"/>
-        </w:rPr>
-        <w:t xml:space="preserve"> Para el MVP, el enfoque será únicamente en los </w:t>
+          <w:rFonts w:eastAsia="Times New Roman" w:cstheme="minorHAnsi"/>
+          <w:lang w:val="es-419" w:eastAsia="es-419"/>
+        </w:rPr>
+        <w:t xml:space="preserve">Para el MVP, el enfoque será únicamente en los </w:t>
       </w:r>
       <w:r>
         <w:rPr>
@@ -2660,8 +2622,6 @@
           <w:bCs/>
         </w:rPr>
       </w:pPr>
-      <w:bookmarkStart w:id="0" w:name="_GoBack"/>
-      <w:bookmarkEnd w:id="0"/>
     </w:p>
     <w:p>
       <w:pPr>
@@ -2947,7 +2907,7 @@
 </file>
 
 <file path=word/endnotes.xml><?xml version="1.0" encoding="utf-8"?>
-<w:endnotes xmlns:wpc="http://schemas.microsoft.com/office/word/2010/wordprocessingCanvas" xmlns:cx="http://schemas.microsoft.com/office/drawing/2014/chartex" xmlns:mc="http://schemas.openxmlformats.org/markup-compatibility/2006" xmlns:o="urn:schemas-microsoft-com:office:office" xmlns:r="http://schemas.openxmlformats.org/officeDocument/2006/relationships" xmlns:m="http://schemas.openxmlformats.org/officeDocument/2006/math" xmlns:v="urn:schemas-microsoft-com:vml" xmlns:wp14="http://schemas.microsoft.com/office/word/2010/wordprocessingDrawing" xmlns:wp="http://schemas.openxmlformats.org/drawingml/2006/wordprocessingDrawing" xmlns:w10="urn:schemas-microsoft-com:office:word" xmlns:w="http://schemas.openxmlformats.org/wordprocessingml/2006/main" xmlns:w14="http://schemas.microsoft.com/office/word/2010/wordml" xmlns:w15="http://schemas.microsoft.com/office/word/2012/wordml" xmlns:w16se="http://schemas.microsoft.com/office/word/2015/wordml/symex" xmlns:wpg="http://schemas.microsoft.com/office/word/2010/wordprocessingGroup" xmlns:wpi="http://schemas.microsoft.com/office/word/2010/wordprocessingInk" xmlns:wne="http://schemas.microsoft.com/office/word/2006/wordml" xmlns:wps="http://schemas.microsoft.com/office/word/2010/wordprocessingShape" mc:Ignorable="w14 w15 w16se wp14">
+<w:endnotes xmlns:wpc="http://schemas.microsoft.com/office/word/2010/wordprocessingCanvas" xmlns:cx="http://schemas.microsoft.com/office/drawing/2014/chartex" xmlns:cx1="http://schemas.microsoft.com/office/drawing/2015/9/8/chartex" xmlns:cx2="http://schemas.microsoft.com/office/drawing/2015/10/21/chartex" xmlns:cx3="http://schemas.microsoft.com/office/drawing/2016/5/9/chartex" xmlns:cx4="http://schemas.microsoft.com/office/drawing/2016/5/10/chartex" xmlns:cx5="http://schemas.microsoft.com/office/drawing/2016/5/11/chartex" xmlns:cx6="http://schemas.microsoft.com/office/drawing/2016/5/12/chartex" xmlns:cx7="http://schemas.microsoft.com/office/drawing/2016/5/13/chartex" xmlns:cx8="http://schemas.microsoft.com/office/drawing/2016/5/14/chartex" xmlns:mc="http://schemas.openxmlformats.org/markup-compatibility/2006" xmlns:aink="http://schemas.microsoft.com/office/drawing/2016/ink" xmlns:am3d="http://schemas.microsoft.com/office/drawing/2017/model3d" xmlns:o="urn:schemas-microsoft-com:office:office" xmlns:r="http://schemas.openxmlformats.org/officeDocument/2006/relationships" xmlns:m="http://schemas.openxmlformats.org/officeDocument/2006/math" xmlns:v="urn:schemas-microsoft-com:vml" xmlns:wp14="http://schemas.microsoft.com/office/word/2010/wordprocessingDrawing" xmlns:wp="http://schemas.openxmlformats.org/drawingml/2006/wordprocessingDrawing" xmlns:w10="urn:schemas-microsoft-com:office:word" xmlns:w="http://schemas.openxmlformats.org/wordprocessingml/2006/main" xmlns:w14="http://schemas.microsoft.com/office/word/2010/wordml" xmlns:w15="http://schemas.microsoft.com/office/word/2012/wordml" xmlns:w16cex="http://schemas.microsoft.com/office/word/2018/wordml/cex" xmlns:w16cid="http://schemas.microsoft.com/office/word/2016/wordml/cid" xmlns:w16="http://schemas.microsoft.com/office/word/2018/wordml" xmlns:w16sdtdh="http://schemas.microsoft.com/office/word/2020/wordml/sdtdatahash" xmlns:w16se="http://schemas.microsoft.com/office/word/2015/wordml/symex" xmlns:wpg="http://schemas.microsoft.com/office/word/2010/wordprocessingGroup" xmlns:wpi="http://schemas.microsoft.com/office/word/2010/wordprocessingInk" xmlns:wne="http://schemas.microsoft.com/office/word/2006/wordml" xmlns:wps="http://schemas.microsoft.com/office/word/2010/wordprocessingShape" mc:Ignorable="w14 w15 w16se w16cid w16 w16cex w16sdtdh wp14">
   <w:endnote w:type="separator" w:id="-1">
     <w:p>
       <w:pPr>
@@ -2972,7 +2932,7 @@
 </file>
 
 <file path=word/footer1.xml><?xml version="1.0" encoding="utf-8"?>
-<w:ftr xmlns:wpc="http://schemas.microsoft.com/office/word/2010/wordprocessingCanvas" xmlns:cx="http://schemas.microsoft.com/office/drawing/2014/chartex" xmlns:mc="http://schemas.openxmlformats.org/markup-compatibility/2006" xmlns:o="urn:schemas-microsoft-com:office:office" xmlns:r="http://schemas.openxmlformats.org/officeDocument/2006/relationships" xmlns:m="http://schemas.openxmlformats.org/officeDocument/2006/math" xmlns:v="urn:schemas-microsoft-com:vml" xmlns:wp14="http://schemas.microsoft.com/office/word/2010/wordprocessingDrawing" xmlns:wp="http://schemas.openxmlformats.org/drawingml/2006/wordprocessingDrawing" xmlns:w10="urn:schemas-microsoft-com:office:word" xmlns:w="http://schemas.openxmlformats.org/wordprocessingml/2006/main" xmlns:w14="http://schemas.microsoft.com/office/word/2010/wordml" xmlns:w15="http://schemas.microsoft.com/office/word/2012/wordml" xmlns:w16se="http://schemas.microsoft.com/office/word/2015/wordml/symex" xmlns:wpg="http://schemas.microsoft.com/office/word/2010/wordprocessingGroup" xmlns:wpi="http://schemas.microsoft.com/office/word/2010/wordprocessingInk" xmlns:wne="http://schemas.microsoft.com/office/word/2006/wordml" xmlns:wps="http://schemas.microsoft.com/office/word/2010/wordprocessingShape" mc:Ignorable="w14 w15 w16se wp14">
+<w:ftr xmlns:wpc="http://schemas.microsoft.com/office/word/2010/wordprocessingCanvas" xmlns:cx="http://schemas.microsoft.com/office/drawing/2014/chartex" xmlns:cx1="http://schemas.microsoft.com/office/drawing/2015/9/8/chartex" xmlns:cx2="http://schemas.microsoft.com/office/drawing/2015/10/21/chartex" xmlns:cx3="http://schemas.microsoft.com/office/drawing/2016/5/9/chartex" xmlns:cx4="http://schemas.microsoft.com/office/drawing/2016/5/10/chartex" xmlns:cx5="http://schemas.microsoft.com/office/drawing/2016/5/11/chartex" xmlns:cx6="http://schemas.microsoft.com/office/drawing/2016/5/12/chartex" xmlns:cx7="http://schemas.microsoft.com/office/drawing/2016/5/13/chartex" xmlns:cx8="http://schemas.microsoft.com/office/drawing/2016/5/14/chartex" xmlns:mc="http://schemas.openxmlformats.org/markup-compatibility/2006" xmlns:aink="http://schemas.microsoft.com/office/drawing/2016/ink" xmlns:am3d="http://schemas.microsoft.com/office/drawing/2017/model3d" xmlns:o="urn:schemas-microsoft-com:office:office" xmlns:r="http://schemas.openxmlformats.org/officeDocument/2006/relationships" xmlns:m="http://schemas.openxmlformats.org/officeDocument/2006/math" xmlns:v="urn:schemas-microsoft-com:vml" xmlns:wp14="http://schemas.microsoft.com/office/word/2010/wordprocessingDrawing" xmlns:wp="http://schemas.openxmlformats.org/drawingml/2006/wordprocessingDrawing" xmlns:w10="urn:schemas-microsoft-com:office:word" xmlns:w="http://schemas.openxmlformats.org/wordprocessingml/2006/main" xmlns:w14="http://schemas.microsoft.com/office/word/2010/wordml" xmlns:w15="http://schemas.microsoft.com/office/word/2012/wordml" xmlns:w16cex="http://schemas.microsoft.com/office/word/2018/wordml/cex" xmlns:w16cid="http://schemas.microsoft.com/office/word/2016/wordml/cid" xmlns:w16="http://schemas.microsoft.com/office/word/2018/wordml" xmlns:w16sdtdh="http://schemas.microsoft.com/office/word/2020/wordml/sdtdatahash" xmlns:w16se="http://schemas.microsoft.com/office/word/2015/wordml/symex" xmlns:wpg="http://schemas.microsoft.com/office/word/2010/wordprocessingGroup" xmlns:wpi="http://schemas.microsoft.com/office/word/2010/wordprocessingInk" xmlns:wne="http://schemas.microsoft.com/office/word/2006/wordml" xmlns:wps="http://schemas.microsoft.com/office/word/2010/wordprocessingShape" mc:Ignorable="w14 w15 w16se w16cid w16 w16cex w16sdtdh wp14">
   <w:sdt>
     <w:sdtPr>
       <w:id w:val="1154792906"/>
@@ -3022,7 +2982,7 @@
 </file>
 
 <file path=word/footnotes.xml><?xml version="1.0" encoding="utf-8"?>
-<w:footnotes xmlns:wpc="http://schemas.microsoft.com/office/word/2010/wordprocessingCanvas" xmlns:cx="http://schemas.microsoft.com/office/drawing/2014/chartex" xmlns:mc="http://schemas.openxmlformats.org/markup-compatibility/2006" xmlns:o="urn:schemas-microsoft-com:office:office" xmlns:r="http://schemas.openxmlformats.org/officeDocument/2006/relationships" xmlns:m="http://schemas.openxmlformats.org/officeDocument/2006/math" xmlns:v="urn:schemas-microsoft-com:vml" xmlns:wp14="http://schemas.microsoft.com/office/word/2010/wordprocessingDrawing" xmlns:wp="http://schemas.openxmlformats.org/drawingml/2006/wordprocessingDrawing" xmlns:w10="urn:schemas-microsoft-com:office:word" xmlns:w="http://schemas.openxmlformats.org/wordprocessingml/2006/main" xmlns:w14="http://schemas.microsoft.com/office/word/2010/wordml" xmlns:w15="http://schemas.microsoft.com/office/word/2012/wordml" xmlns:w16se="http://schemas.microsoft.com/office/word/2015/wordml/symex" xmlns:wpg="http://schemas.microsoft.com/office/word/2010/wordprocessingGroup" xmlns:wpi="http://schemas.microsoft.com/office/word/2010/wordprocessingInk" xmlns:wne="http://schemas.microsoft.com/office/word/2006/wordml" xmlns:wps="http://schemas.microsoft.com/office/word/2010/wordprocessingShape" mc:Ignorable="w14 w15 w16se wp14">
+<w:footnotes xmlns:wpc="http://schemas.microsoft.com/office/word/2010/wordprocessingCanvas" xmlns:cx="http://schemas.microsoft.com/office/drawing/2014/chartex" xmlns:cx1="http://schemas.microsoft.com/office/drawing/2015/9/8/chartex" xmlns:cx2="http://schemas.microsoft.com/office/drawing/2015/10/21/chartex" xmlns:cx3="http://schemas.microsoft.com/office/drawing/2016/5/9/chartex" xmlns:cx4="http://schemas.microsoft.com/office/drawing/2016/5/10/chartex" xmlns:cx5="http://schemas.microsoft.com/office/drawing/2016/5/11/chartex" xmlns:cx6="http://schemas.microsoft.com/office/drawing/2016/5/12/chartex" xmlns:cx7="http://schemas.microsoft.com/office/drawing/2016/5/13/chartex" xmlns:cx8="http://schemas.microsoft.com/office/drawing/2016/5/14/chartex" xmlns:mc="http://schemas.openxmlformats.org/markup-compatibility/2006" xmlns:aink="http://schemas.microsoft.com/office/drawing/2016/ink" xmlns:am3d="http://schemas.microsoft.com/office/drawing/2017/model3d" xmlns:o="urn:schemas-microsoft-com:office:office" xmlns:r="http://schemas.openxmlformats.org/officeDocument/2006/relationships" xmlns:m="http://schemas.openxmlformats.org/officeDocument/2006/math" xmlns:v="urn:schemas-microsoft-com:vml" xmlns:wp14="http://schemas.microsoft.com/office/word/2010/wordprocessingDrawing" xmlns:wp="http://schemas.openxmlformats.org/drawingml/2006/wordprocessingDrawing" xmlns:w10="urn:schemas-microsoft-com:office:word" xmlns:w="http://schemas.openxmlformats.org/wordprocessingml/2006/main" xmlns:w14="http://schemas.microsoft.com/office/word/2010/wordml" xmlns:w15="http://schemas.microsoft.com/office/word/2012/wordml" xmlns:w16cex="http://schemas.microsoft.com/office/word/2018/wordml/cex" xmlns:w16cid="http://schemas.microsoft.com/office/word/2016/wordml/cid" xmlns:w16="http://schemas.microsoft.com/office/word/2018/wordml" xmlns:w16sdtdh="http://schemas.microsoft.com/office/word/2020/wordml/sdtdatahash" xmlns:w16se="http://schemas.microsoft.com/office/word/2015/wordml/symex" xmlns:wpg="http://schemas.microsoft.com/office/word/2010/wordprocessingGroup" xmlns:wpi="http://schemas.microsoft.com/office/word/2010/wordprocessingInk" xmlns:wne="http://schemas.microsoft.com/office/word/2006/wordml" xmlns:wps="http://schemas.microsoft.com/office/word/2010/wordprocessingShape" mc:Ignorable="w14 w15 w16se w16cid w16 w16cex w16sdtdh wp14">
   <w:footnote w:type="separator" w:id="-1">
     <w:p>
       <w:pPr>
@@ -3047,7 +3007,7 @@
 </file>
 
 <file path=word/header1.xml><?xml version="1.0" encoding="utf-8"?>
-<w:hdr xmlns:wpc="http://schemas.microsoft.com/office/word/2010/wordprocessingCanvas" xmlns:cx="http://schemas.microsoft.com/office/drawing/2014/chartex" xmlns:mc="http://schemas.openxmlformats.org/markup-compatibility/2006" xmlns:o="urn:schemas-microsoft-com:office:office" xmlns:r="http://schemas.openxmlformats.org/officeDocument/2006/relationships" xmlns:m="http://schemas.openxmlformats.org/officeDocument/2006/math" xmlns:v="urn:schemas-microsoft-com:vml" xmlns:wp14="http://schemas.microsoft.com/office/word/2010/wordprocessingDrawing" xmlns:wp="http://schemas.openxmlformats.org/drawingml/2006/wordprocessingDrawing" xmlns:w10="urn:schemas-microsoft-com:office:word" xmlns:w="http://schemas.openxmlformats.org/wordprocessingml/2006/main" xmlns:w14="http://schemas.microsoft.com/office/word/2010/wordml" xmlns:w15="http://schemas.microsoft.com/office/word/2012/wordml" xmlns:w16se="http://schemas.microsoft.com/office/word/2015/wordml/symex" xmlns:wpg="http://schemas.microsoft.com/office/word/2010/wordprocessingGroup" xmlns:wpi="http://schemas.microsoft.com/office/word/2010/wordprocessingInk" xmlns:wne="http://schemas.microsoft.com/office/word/2006/wordml" xmlns:wps="http://schemas.microsoft.com/office/word/2010/wordprocessingShape" mc:Ignorable="w14 w15 w16se wp14">
+<w:hdr xmlns:wpc="http://schemas.microsoft.com/office/word/2010/wordprocessingCanvas" xmlns:cx="http://schemas.microsoft.com/office/drawing/2014/chartex" xmlns:cx1="http://schemas.microsoft.com/office/drawing/2015/9/8/chartex" xmlns:cx2="http://schemas.microsoft.com/office/drawing/2015/10/21/chartex" xmlns:cx3="http://schemas.microsoft.com/office/drawing/2016/5/9/chartex" xmlns:cx4="http://schemas.microsoft.com/office/drawing/2016/5/10/chartex" xmlns:cx5="http://schemas.microsoft.com/office/drawing/2016/5/11/chartex" xmlns:cx6="http://schemas.microsoft.com/office/drawing/2016/5/12/chartex" xmlns:cx7="http://schemas.microsoft.com/office/drawing/2016/5/13/chartex" xmlns:cx8="http://schemas.microsoft.com/office/drawing/2016/5/14/chartex" xmlns:mc="http://schemas.openxmlformats.org/markup-compatibility/2006" xmlns:aink="http://schemas.microsoft.com/office/drawing/2016/ink" xmlns:am3d="http://schemas.microsoft.com/office/drawing/2017/model3d" xmlns:o="urn:schemas-microsoft-com:office:office" xmlns:r="http://schemas.openxmlformats.org/officeDocument/2006/relationships" xmlns:m="http://schemas.openxmlformats.org/officeDocument/2006/math" xmlns:v="urn:schemas-microsoft-com:vml" xmlns:wp14="http://schemas.microsoft.com/office/word/2010/wordprocessingDrawing" xmlns:wp="http://schemas.openxmlformats.org/drawingml/2006/wordprocessingDrawing" xmlns:w10="urn:schemas-microsoft-com:office:word" xmlns:w="http://schemas.openxmlformats.org/wordprocessingml/2006/main" xmlns:w14="http://schemas.microsoft.com/office/word/2010/wordml" xmlns:w15="http://schemas.microsoft.com/office/word/2012/wordml" xmlns:w16cex="http://schemas.microsoft.com/office/word/2018/wordml/cex" xmlns:w16cid="http://schemas.microsoft.com/office/word/2016/wordml/cid" xmlns:w16="http://schemas.microsoft.com/office/word/2018/wordml" xmlns:w16sdtdh="http://schemas.microsoft.com/office/word/2020/wordml/sdtdatahash" xmlns:w16se="http://schemas.microsoft.com/office/word/2015/wordml/symex" xmlns:wpg="http://schemas.microsoft.com/office/word/2010/wordprocessingGroup" xmlns:wpi="http://schemas.microsoft.com/office/word/2010/wordprocessingInk" xmlns:wne="http://schemas.microsoft.com/office/word/2006/wordml" xmlns:wps="http://schemas.microsoft.com/office/word/2010/wordprocessingShape" mc:Ignorable="w14 w15 w16se w16cid w16 w16cex w16sdtdh wp14">
   <w:p>
     <w:pPr>
       <w:pStyle w:val="Encabezado"/>
@@ -3063,7 +3023,7 @@
 </file>
 
 <file path=word/numbering.xml><?xml version="1.0" encoding="utf-8"?>
-<w:numbering xmlns:wpc="http://schemas.microsoft.com/office/word/2010/wordprocessingCanvas" xmlns:cx="http://schemas.microsoft.com/office/drawing/2014/chartex" xmlns:mc="http://schemas.openxmlformats.org/markup-compatibility/2006" xmlns:o="urn:schemas-microsoft-com:office:office" xmlns:r="http://schemas.openxmlformats.org/officeDocument/2006/relationships" xmlns:m="http://schemas.openxmlformats.org/officeDocument/2006/math" xmlns:v="urn:schemas-microsoft-com:vml" xmlns:wp14="http://schemas.microsoft.com/office/word/2010/wordprocessingDrawing" xmlns:wp="http://schemas.openxmlformats.org/drawingml/2006/wordprocessingDrawing" xmlns:w10="urn:schemas-microsoft-com:office:word" xmlns:w="http://schemas.openxmlformats.org/wordprocessingml/2006/main" xmlns:w14="http://schemas.microsoft.com/office/word/2010/wordml" xmlns:w15="http://schemas.microsoft.com/office/word/2012/wordml" xmlns:w16se="http://schemas.microsoft.com/office/word/2015/wordml/symex" xmlns:wpg="http://schemas.microsoft.com/office/word/2010/wordprocessingGroup" xmlns:wpi="http://schemas.microsoft.com/office/word/2010/wordprocessingInk" xmlns:wne="http://schemas.microsoft.com/office/word/2006/wordml" xmlns:wps="http://schemas.microsoft.com/office/word/2010/wordprocessingShape" mc:Ignorable="w14 w15 w16se wp14">
+<w:numbering xmlns:wpc="http://schemas.microsoft.com/office/word/2010/wordprocessingCanvas" xmlns:cx="http://schemas.microsoft.com/office/drawing/2014/chartex" xmlns:cx1="http://schemas.microsoft.com/office/drawing/2015/9/8/chartex" xmlns:cx2="http://schemas.microsoft.com/office/drawing/2015/10/21/chartex" xmlns:cx3="http://schemas.microsoft.com/office/drawing/2016/5/9/chartex" xmlns:cx4="http://schemas.microsoft.com/office/drawing/2016/5/10/chartex" xmlns:cx5="http://schemas.microsoft.com/office/drawing/2016/5/11/chartex" xmlns:cx6="http://schemas.microsoft.com/office/drawing/2016/5/12/chartex" xmlns:cx7="http://schemas.microsoft.com/office/drawing/2016/5/13/chartex" xmlns:cx8="http://schemas.microsoft.com/office/drawing/2016/5/14/chartex" xmlns:mc="http://schemas.openxmlformats.org/markup-compatibility/2006" xmlns:aink="http://schemas.microsoft.com/office/drawing/2016/ink" xmlns:am3d="http://schemas.microsoft.com/office/drawing/2017/model3d" xmlns:o="urn:schemas-microsoft-com:office:office" xmlns:r="http://schemas.openxmlformats.org/officeDocument/2006/relationships" xmlns:m="http://schemas.openxmlformats.org/officeDocument/2006/math" xmlns:v="urn:schemas-microsoft-com:vml" xmlns:wp14="http://schemas.microsoft.com/office/word/2010/wordprocessingDrawing" xmlns:wp="http://schemas.openxmlformats.org/drawingml/2006/wordprocessingDrawing" xmlns:w10="urn:schemas-microsoft-com:office:word" xmlns:w="http://schemas.openxmlformats.org/wordprocessingml/2006/main" xmlns:w14="http://schemas.microsoft.com/office/word/2010/wordml" xmlns:w15="http://schemas.microsoft.com/office/word/2012/wordml" xmlns:w16cex="http://schemas.microsoft.com/office/word/2018/wordml/cex" xmlns:w16cid="http://schemas.microsoft.com/office/word/2016/wordml/cid" xmlns:w16="http://schemas.microsoft.com/office/word/2018/wordml" xmlns:w16sdtdh="http://schemas.microsoft.com/office/word/2020/wordml/sdtdatahash" xmlns:w16se="http://schemas.microsoft.com/office/word/2015/wordml/symex" xmlns:wpg="http://schemas.microsoft.com/office/word/2010/wordprocessingGroup" xmlns:wpi="http://schemas.microsoft.com/office/word/2010/wordprocessingInk" xmlns:wne="http://schemas.microsoft.com/office/word/2006/wordml" xmlns:wps="http://schemas.microsoft.com/office/word/2010/wordprocessingShape" mc:Ignorable="w14 w15 w16se w16cid w16 w16cex w16sdtdh wp14">
   <w:abstractNum w:abstractNumId="0" w15:restartNumberingAfterBreak="0">
     <w:nsid w:val="043637E7"/>
     <w:multiLevelType w:val="multilevel"/>
@@ -4102,7 +4062,7 @@
 </file>
 
 <file path=word/styles.xml><?xml version="1.0" encoding="utf-8"?>
-<w:styles xmlns:mc="http://schemas.openxmlformats.org/markup-compatibility/2006" xmlns:r="http://schemas.openxmlformats.org/officeDocument/2006/relationships" xmlns:w="http://schemas.openxmlformats.org/wordprocessingml/2006/main" xmlns:w14="http://schemas.microsoft.com/office/word/2010/wordml" xmlns:w15="http://schemas.microsoft.com/office/word/2012/wordml" xmlns:w16se="http://schemas.microsoft.com/office/word/2015/wordml/symex" mc:Ignorable="w14 w15 w16se">
+<w:styles xmlns:mc="http://schemas.openxmlformats.org/markup-compatibility/2006" xmlns:r="http://schemas.openxmlformats.org/officeDocument/2006/relationships" xmlns:w="http://schemas.openxmlformats.org/wordprocessingml/2006/main" xmlns:w14="http://schemas.microsoft.com/office/word/2010/wordml" xmlns:w15="http://schemas.microsoft.com/office/word/2012/wordml" xmlns:w16cex="http://schemas.microsoft.com/office/word/2018/wordml/cex" xmlns:w16cid="http://schemas.microsoft.com/office/word/2016/wordml/cid" xmlns:w16="http://schemas.microsoft.com/office/word/2018/wordml" xmlns:w16sdtdh="http://schemas.microsoft.com/office/word/2020/wordml/sdtdatahash" xmlns:w16se="http://schemas.microsoft.com/office/word/2015/wordml/symex" mc:Ignorable="w14 w15 w16se w16cid w16 w16cex w16sdtdh">
   <w:docDefaults>
     <w:rPrDefault>
       <w:rPr>
@@ -4118,7 +4078,7 @@
       </w:pPr>
     </w:pPrDefault>
   </w:docDefaults>
-  <w:latentStyles w:defLockedState="0" w:defUIPriority="99" w:defSemiHidden="0" w:defUnhideWhenUsed="0" w:defQFormat="0" w:count="371">
+  <w:latentStyles w:defLockedState="0" w:defUIPriority="99" w:defSemiHidden="0" w:defUnhideWhenUsed="0" w:defQFormat="0" w:count="376">
     <w:lsdException w:name="Normal" w:uiPriority="0" w:qFormat="1"/>
     <w:lsdException w:name="heading 1" w:uiPriority="9" w:qFormat="1"/>
     <w:lsdException w:name="heading 2" w:semiHidden="1" w:uiPriority="9" w:unhideWhenUsed="1" w:qFormat="1"/>
@@ -4224,7 +4184,6 @@
     <w:lsdException w:name="HTML Sample" w:semiHidden="1" w:unhideWhenUsed="1"/>
     <w:lsdException w:name="HTML Typewriter" w:semiHidden="1" w:unhideWhenUsed="1"/>
     <w:lsdException w:name="HTML Variable" w:semiHidden="1" w:unhideWhenUsed="1"/>
-    <w:lsdException w:name="Normal Table" w:semiHidden="1" w:unhideWhenUsed="1"/>
     <w:lsdException w:name="annotation subject" w:semiHidden="1" w:unhideWhenUsed="1"/>
     <w:lsdException w:name="No List" w:semiHidden="1" w:unhideWhenUsed="1"/>
     <w:lsdException w:name="Outline List 1" w:semiHidden="1" w:unhideWhenUsed="1"/>
@@ -4267,11 +4226,8 @@
     <w:lsdException w:name="Table Contemporary" w:semiHidden="1" w:unhideWhenUsed="1"/>
     <w:lsdException w:name="Table Elegant" w:semiHidden="1" w:unhideWhenUsed="1"/>
     <w:lsdException w:name="Table Professional" w:semiHidden="1" w:unhideWhenUsed="1"/>
-    <w:lsdException w:name="Table Subtle 1" w:semiHidden="1" w:unhideWhenUsed="1"/>
     <w:lsdException w:name="Table Subtle 2" w:semiHidden="1" w:unhideWhenUsed="1"/>
     <w:lsdException w:name="Table Web 1" w:semiHidden="1" w:unhideWhenUsed="1"/>
-    <w:lsdException w:name="Table Web 2" w:semiHidden="1" w:unhideWhenUsed="1"/>
-    <w:lsdException w:name="Table Web 3" w:semiHidden="1" w:unhideWhenUsed="1"/>
     <w:lsdException w:name="Balloon Text" w:semiHidden="1" w:unhideWhenUsed="1"/>
     <w:lsdException w:name="Table Grid" w:uiPriority="39"/>
     <w:lsdException w:name="Table Theme" w:semiHidden="1" w:unhideWhenUsed="1"/>
@@ -4490,6 +4446,11 @@
     <w:lsdException w:name="List Table 5 Dark Accent 6" w:uiPriority="50"/>
     <w:lsdException w:name="List Table 6 Colorful Accent 6" w:uiPriority="51"/>
     <w:lsdException w:name="List Table 7 Colorful Accent 6" w:uiPriority="52"/>
+    <w:lsdException w:name="Mention" w:semiHidden="1" w:unhideWhenUsed="1"/>
+    <w:lsdException w:name="Smart Hyperlink" w:semiHidden="1" w:unhideWhenUsed="1"/>
+    <w:lsdException w:name="Hashtag" w:semiHidden="1" w:unhideWhenUsed="1"/>
+    <w:lsdException w:name="Unresolved Mention" w:semiHidden="1" w:unhideWhenUsed="1"/>
+    <w:lsdException w:name="Smart Link" w:semiHidden="1" w:unhideWhenUsed="1"/>
   </w:latentStyles>
   <w:style w:type="paragraph" w:default="1" w:styleId="Normal">
     <w:name w:val="Normal"/>
@@ -4588,8 +4549,8 @@
       <w:u w:val="single"/>
     </w:rPr>
   </w:style>
-  <w:style w:type="character" w:customStyle="1" w:styleId="UnresolvedMention">
-    <w:name w:val="Unresolved Mention"/>
+  <w:style w:type="character" w:customStyle="1" w:styleId="Mencinsinresolver1">
+    <w:name w:val="Mención sin resolver1"/>
     <w:basedOn w:val="Fuentedeprrafopredeter"/>
     <w:uiPriority w:val="99"/>
     <w:semiHidden/>
